--- a/data/revised_2026-10_full/tracked/v2/Maths/SS4.1_Statistics_I/Mathematics_Statistics_I_CBE_LessonSequence_TRACKED.docx
+++ b/data/revised_2026-10_full/tracked/v2/Maths/SS4.1_Statistics_I/Mathematics_Statistics_I_CBE_LessonSequence_TRACKED.docx
@@ -427,10 +427,10 @@
               <w:spacing w:after="40" w:before="0"/>
               <w:jc w:val="left"/>
               <w:rPr>
-                <w:ins w:id="9002" w:author="Claude (AI) - proposed" w:date="2026-10-15T12:58:33Z"/>
-              </w:rPr>
-            </w:pPr>
-            <w:ins w:id="9001" w:author="Claude (AI) - proposed" w:date="2026-10-15T12:58:33Z">
+                <w:ins w:id="9002" w:author="Claude (AI) - proposed" w:date="2026-10-18T00:31:43Z"/>
+              </w:rPr>
+            </w:pPr>
+            <w:ins w:id="9001" w:author="Claude (AI) - proposed" w:date="2026-10-18T00:31:43Z">
               <w:r>
                 <w:rPr>
                   <w:rFonts w:ascii="Arial" w:cs="Arial" w:eastAsia="Arial" w:hAnsi="Arial"/>
@@ -452,10 +452,10 @@
               <w:spacing w:after="40" w:before="0"/>
               <w:jc w:val="left"/>
               <w:rPr>
-                <w:del w:id="9004" w:author="Claude (AI) - proposed" w:date="2026-10-15T12:58:33Z"/>
-              </w:rPr>
-            </w:pPr>
-            <w:del w:id="9003" w:author="Claude (AI) - proposed" w:date="2026-10-15T12:58:33Z">
+                <w:del w:id="9004" w:author="Claude (AI) - proposed" w:date="2026-10-18T00:31:43Z"/>
+              </w:rPr>
+            </w:pPr>
+            <w:del w:id="9003" w:author="Claude (AI) - proposed" w:date="2026-10-18T00:31:43Z">
               <w:r>
                 <w:rPr>
                   <w:rFonts w:ascii="Arial" w:cs="Arial" w:eastAsia="Arial" w:hAnsi="Arial"/>
@@ -525,10 +525,10 @@
               <w:ind w:left="360" w:hanging="180"/>
               <w:jc w:val="left"/>
               <w:rPr>
-                <w:ins w:id="9006" w:author="Claude (AI) - proposed" w:date="2026-10-15T12:58:33Z"/>
-              </w:rPr>
-            </w:pPr>
-            <w:ins w:id="9005" w:author="Claude (AI) - proposed" w:date="2026-10-15T12:58:33Z">
+                <w:ins w:id="9006" w:author="Claude (AI) - proposed" w:date="2026-10-18T00:31:43Z"/>
+              </w:rPr>
+            </w:pPr>
+            <w:ins w:id="9005" w:author="Claude (AI) - proposed" w:date="2026-10-18T00:31:43Z">
               <w:r>
                 <w:rPr>
                   <w:rFonts w:ascii="Arial" w:cs="Arial" w:eastAsia="Arial" w:hAnsi="Arial"/>
@@ -563,7 +563,7 @@
               </w:rPr>
               <w:t xml:space="preserve">–  Frequency distribution </w:t>
             </w:r>
-            <w:del w:id="9007" w:author="Claude (AI) - proposed" w:date="2026-10-15T12:58:33Z">
+            <w:del w:id="9007" w:author="Claude (AI) - proposed" w:date="2026-10-18T00:31:43Z">
               <w:r>
                 <w:rPr>
                   <w:rFonts w:ascii="Arial" w:cs="Arial" w:eastAsia="Arial" w:hAnsi="Arial"/>
@@ -578,7 +578,7 @@
                 <w:delText xml:space="preserve">tables (ungrouped and grouped data)</w:delText>
               </w:r>
             </w:del>
-            <w:ins w:id="9008" w:author="Claude (AI) - proposed" w:date="2026-10-15T12:58:33Z">
+            <w:ins w:id="9008" w:author="Claude (AI) - proposed" w:date="2026-10-18T00:31:43Z">
               <w:r>
                 <w:rPr>
                   <w:rFonts w:ascii="Arial" w:cs="Arial" w:eastAsia="Arial" w:hAnsi="Arial"/>
@@ -600,7 +600,7 @@
               <w:ind w:left="360" w:hanging="180"/>
               <w:jc w:val="left"/>
             </w:pPr>
-            <w:del w:id="9009" w:author="Claude (AI) - proposed" w:date="2026-10-15T12:58:33Z">
+            <w:del w:id="9009" w:author="Claude (AI) - proposed" w:date="2026-10-18T00:31:43Z">
               <w:r>
                 <w:rPr>
                   <w:rFonts w:ascii="Arial" w:cs="Arial" w:eastAsia="Arial" w:hAnsi="Arial"/>
@@ -615,7 +615,7 @@
                 <w:delText xml:space="preserve">–  Measures of central tendency: mean, mode and median (ungrouped and grouped data)</w:delText>
               </w:r>
             </w:del>
-            <w:ins w:id="9010" w:author="Claude (AI) - proposed" w:date="2026-10-15T12:58:33Z">
+            <w:ins w:id="9010" w:author="Claude (AI) - proposed" w:date="2026-10-18T00:31:43Z">
               <w:r>
                 <w:rPr>
                   <w:rFonts w:ascii="Arial" w:cs="Arial" w:eastAsia="Arial" w:hAnsi="Arial"/>
@@ -637,10 +637,10 @@
               <w:ind w:left="360" w:hanging="180"/>
               <w:jc w:val="left"/>
               <w:rPr>
-                <w:del w:id="9012" w:author="Claude (AI) - proposed" w:date="2026-10-15T12:58:33Z"/>
-              </w:rPr>
-            </w:pPr>
-            <w:del w:id="9011" w:author="Claude (AI) - proposed" w:date="2026-10-15T12:58:33Z">
+                <w:del w:id="9012" w:author="Claude (AI) - proposed" w:date="2026-10-18T00:31:43Z"/>
+              </w:rPr>
+            </w:pPr>
+            <w:del w:id="9011" w:author="Claude (AI) - proposed" w:date="2026-10-18T00:31:43Z">
               <w:r>
                 <w:rPr>
                   <w:rFonts w:ascii="Arial" w:cs="Arial" w:eastAsia="Arial" w:hAnsi="Arial"/>
@@ -662,7 +662,7 @@
               <w:ind w:left="360" w:hanging="180"/>
               <w:jc w:val="left"/>
             </w:pPr>
-            <w:del w:id="9013" w:author="Claude (AI) - proposed" w:date="2026-10-15T12:58:33Z">
+            <w:del w:id="9013" w:author="Claude (AI) - proposed" w:date="2026-10-18T00:31:43Z">
               <w:r>
                 <w:rPr>
                   <w:rFonts w:ascii="Arial" w:cs="Arial" w:eastAsia="Arial" w:hAnsi="Arial"/>
@@ -677,7 +677,7 @@
                 <w:delText xml:space="preserve">–  Interpretation of data from tables and graphs</w:delText>
               </w:r>
             </w:del>
-            <w:ins w:id="9014" w:author="Claude (AI) - proposed" w:date="2026-10-15T12:58:33Z">
+            <w:ins w:id="9014" w:author="Claude (AI) - proposed" w:date="2026-10-18T00:31:43Z">
               <w:r>
                 <w:rPr>
                   <w:rFonts w:ascii="Arial" w:cs="Arial" w:eastAsia="Arial" w:hAnsi="Arial"/>
@@ -699,10 +699,10 @@
               <w:ind w:left="360" w:hanging="180"/>
               <w:jc w:val="left"/>
               <w:rPr>
-                <w:ins w:id="9016" w:author="Claude (AI) - proposed" w:date="2026-10-15T12:58:33Z"/>
-              </w:rPr>
-            </w:pPr>
-            <w:ins w:id="9015" w:author="Claude (AI) - proposed" w:date="2026-10-15T12:58:33Z">
+                <w:ins w:id="9016" w:author="Claude (AI) - proposed" w:date="2026-10-18T00:31:43Z"/>
+              </w:rPr>
+            </w:pPr>
+            <w:ins w:id="9015" w:author="Claude (AI) - proposed" w:date="2026-10-18T00:31:43Z">
               <w:r>
                 <w:rPr>
                   <w:rFonts w:ascii="Arial" w:cs="Arial" w:eastAsia="Arial" w:hAnsi="Arial"/>
@@ -724,10 +724,10 @@
               <w:ind w:left="360" w:hanging="180"/>
               <w:jc w:val="left"/>
               <w:rPr>
-                <w:ins w:id="9018" w:author="Claude (AI) - proposed" w:date="2026-10-15T12:58:33Z"/>
-              </w:rPr>
-            </w:pPr>
-            <w:ins w:id="9017" w:author="Claude (AI) - proposed" w:date="2026-10-15T12:58:33Z">
+                <w:ins w:id="9018" w:author="Claude (AI) - proposed" w:date="2026-10-18T00:31:43Z"/>
+              </w:rPr>
+            </w:pPr>
+            <w:ins w:id="9017" w:author="Claude (AI) - proposed" w:date="2026-10-18T00:31:43Z">
               <w:r>
                 <w:rPr>
                   <w:rFonts w:ascii="Arial" w:cs="Arial" w:eastAsia="Arial" w:hAnsi="Arial"/>
@@ -749,10 +749,10 @@
               <w:ind w:left="360" w:hanging="180"/>
               <w:jc w:val="left"/>
               <w:rPr>
-                <w:del w:id="9020" w:author="Claude (AI) - proposed" w:date="2026-10-15T12:58:33Z"/>
-              </w:rPr>
-            </w:pPr>
-            <w:del w:id="9019" w:author="Claude (AI) - proposed" w:date="2026-10-15T12:58:33Z">
+                <w:del w:id="9020" w:author="Claude (AI) - proposed" w:date="2026-10-18T00:31:43Z"/>
+              </w:rPr>
+            </w:pPr>
+            <w:del w:id="9019" w:author="Claude (AI) - proposed" w:date="2026-10-18T00:31:43Z">
               <w:r>
                 <w:rPr>
                   <w:rFonts w:ascii="Arial" w:cs="Arial" w:eastAsia="Arial" w:hAnsi="Arial"/>
@@ -835,7 +835,7 @@
               </w:rPr>
               <w:t xml:space="preserve">By the end of the sub</w:t>
             </w:r>
-            <w:del w:id="9021" w:author="Claude (AI) - proposed" w:date="2026-10-15T12:58:33Z">
+            <w:del w:id="9021" w:author="Claude (AI) - proposed" w:date="2026-10-18T00:31:43Z">
               <w:r>
                 <w:rPr>
                   <w:rFonts w:ascii="Arial" w:cs="Arial" w:eastAsia="Arial" w:hAnsi="Arial"/>
@@ -850,7 +850,7 @@
                 <w:delText xml:space="preserve">-strand,</w:delText>
               </w:r>
             </w:del>
-            <w:ins w:id="9022" w:author="Claude (AI) - proposed" w:date="2026-10-15T12:58:33Z">
+            <w:ins w:id="9022" w:author="Claude (AI) - proposed" w:date="2026-10-18T00:31:43Z">
               <w:r>
                 <w:rPr>
                   <w:rFonts w:ascii="Arial" w:cs="Arial" w:eastAsia="Arial" w:hAnsi="Arial"/>
@@ -885,10 +885,10 @@
               <w:spacing w:after="40" w:before="0"/>
               <w:jc w:val="left"/>
               <w:rPr>
-                <w:ins w:id="9024" w:author="Claude (AI) - proposed" w:date="2026-10-15T12:58:33Z"/>
-              </w:rPr>
-            </w:pPr>
-            <w:ins w:id="9023" w:author="Claude (AI) - proposed" w:date="2026-10-15T12:58:33Z">
+                <w:ins w:id="9024" w:author="Claude (AI) - proposed" w:date="2026-10-18T00:31:43Z"/>
+              </w:rPr>
+            </w:pPr>
+            <w:ins w:id="9023" w:author="Claude (AI) - proposed" w:date="2026-10-18T00:31:43Z">
               <w:r>
                 <w:rPr>
                   <w:rFonts w:ascii="Arial" w:cs="Arial" w:eastAsia="Arial" w:hAnsi="Arial"/>
@@ -910,7 +910,7 @@
               <w:spacing w:after="40" w:before="0"/>
               <w:jc w:val="left"/>
             </w:pPr>
-            <w:del w:id="9025" w:author="Claude (AI) - proposed" w:date="2026-10-15T12:58:33Z">
+            <w:del w:id="9025" w:author="Claude (AI) - proposed" w:date="2026-10-18T00:31:43Z">
               <w:r>
                 <w:rPr>
                   <w:rFonts w:ascii="Arial" w:cs="Arial" w:eastAsia="Arial" w:hAnsi="Arial"/>
@@ -925,7 +925,7 @@
                 <w:delText xml:space="preserve">a) organise data using frequency distribution tables</w:delText>
               </w:r>
             </w:del>
-            <w:ins w:id="9026" w:author="Claude (AI) - proposed" w:date="2026-10-15T12:58:33Z">
+            <w:ins w:id="9026" w:author="Claude (AI) - proposed" w:date="2026-10-18T00:31:43Z">
               <w:r>
                 <w:rPr>
                   <w:rFonts w:ascii="Arial" w:cs="Arial" w:eastAsia="Arial" w:hAnsi="Arial"/>
@@ -947,7 +947,7 @@
               <w:spacing w:after="40" w:before="0"/>
               <w:jc w:val="left"/>
             </w:pPr>
-            <w:del w:id="9027" w:author="Claude (AI) - proposed" w:date="2026-10-15T12:58:33Z">
+            <w:del w:id="9027" w:author="Claude (AI) - proposed" w:date="2026-10-18T00:31:43Z">
               <w:r>
                 <w:rPr>
                   <w:rFonts w:ascii="Arial" w:cs="Arial" w:eastAsia="Arial" w:hAnsi="Arial"/>
@@ -962,7 +962,7 @@
                 <w:delText xml:space="preserve">b) calculate the</w:delText>
               </w:r>
             </w:del>
-            <w:ins w:id="9028" w:author="Claude (AI) - proposed" w:date="2026-10-15T12:58:33Z">
+            <w:ins w:id="9028" w:author="Claude (AI) - proposed" w:date="2026-10-18T00:31:43Z">
               <w:r>
                 <w:rPr>
                   <w:rFonts w:ascii="Arial" w:cs="Arial" w:eastAsia="Arial" w:hAnsi="Arial"/>
@@ -990,7 +990,7 @@
               </w:rPr>
               <w:t xml:space="preserve"> mean, mode and median of </w:t>
             </w:r>
-            <w:del w:id="9029" w:author="Claude (AI) - proposed" w:date="2026-10-15T12:58:33Z">
+            <w:del w:id="9029" w:author="Claude (AI) - proposed" w:date="2026-10-18T00:31:43Z">
               <w:r>
                 <w:rPr>
                   <w:rFonts w:ascii="Arial" w:cs="Arial" w:eastAsia="Arial" w:hAnsi="Arial"/>
@@ -1005,7 +1005,7 @@
                 <w:delText xml:space="preserve">ungrouped and grouped data</w:delText>
               </w:r>
             </w:del>
-            <w:ins w:id="9030" w:author="Claude (AI) - proposed" w:date="2026-10-15T12:58:33Z">
+            <w:ins w:id="9030" w:author="Claude (AI) - proposed" w:date="2026-10-18T00:31:43Z">
               <w:r>
                 <w:rPr>
                   <w:rFonts w:ascii="Arial" w:cs="Arial" w:eastAsia="Arial" w:hAnsi="Arial"/>
@@ -1027,7 +1027,7 @@
               <w:spacing w:after="40" w:before="0"/>
               <w:jc w:val="left"/>
             </w:pPr>
-            <w:del w:id="9031" w:author="Claude (AI) - proposed" w:date="2026-10-15T12:58:33Z">
+            <w:del w:id="9031" w:author="Claude (AI) - proposed" w:date="2026-10-18T00:31:43Z">
               <w:r>
                 <w:rPr>
                   <w:rFonts w:ascii="Arial" w:cs="Arial" w:eastAsia="Arial" w:hAnsi="Arial"/>
@@ -1042,7 +1042,7 @@
                 <w:delText xml:space="preserve">c</w:delText>
               </w:r>
             </w:del>
-            <w:ins w:id="9032" w:author="Claude (AI) - proposed" w:date="2026-10-15T12:58:33Z">
+            <w:ins w:id="9032" w:author="Claude (AI) - proposed" w:date="2026-10-18T00:31:43Z">
               <w:r>
                 <w:rPr>
                   <w:rFonts w:ascii="Arial" w:cs="Arial" w:eastAsia="Arial" w:hAnsi="Arial"/>
@@ -1070,7 +1070,7 @@
               </w:rPr>
               <w:t xml:space="preserve">) represent data using </w:t>
             </w:r>
-            <w:del w:id="9033" w:author="Claude (AI) - proposed" w:date="2026-10-15T12:58:33Z">
+            <w:del w:id="9033" w:author="Claude (AI) - proposed" w:date="2026-10-18T00:31:43Z">
               <w:r>
                 <w:rPr>
                   <w:rFonts w:ascii="Arial" w:cs="Arial" w:eastAsia="Arial" w:hAnsi="Arial"/>
@@ -1085,7 +1085,7 @@
                 <w:delText xml:space="preserve">appropriate statistical graphs</w:delText>
               </w:r>
             </w:del>
-            <w:ins w:id="9034" w:author="Claude (AI) - proposed" w:date="2026-10-15T12:58:33Z">
+            <w:ins w:id="9034" w:author="Claude (AI) - proposed" w:date="2026-10-18T00:31:43Z">
               <w:r>
                 <w:rPr>
                   <w:rFonts w:ascii="Arial" w:cs="Arial" w:eastAsia="Arial" w:hAnsi="Arial"/>
@@ -1107,7 +1107,7 @@
               <w:spacing w:after="40" w:before="0"/>
               <w:jc w:val="left"/>
             </w:pPr>
-            <w:del w:id="9035" w:author="Claude (AI) - proposed" w:date="2026-10-15T12:58:33Z">
+            <w:del w:id="9035" w:author="Claude (AI) - proposed" w:date="2026-10-18T00:31:43Z">
               <w:r>
                 <w:rPr>
                   <w:rFonts w:ascii="Arial" w:cs="Arial" w:eastAsia="Arial" w:hAnsi="Arial"/>
@@ -1122,7 +1122,7 @@
                 <w:delText xml:space="preserve">d</w:delText>
               </w:r>
             </w:del>
-            <w:ins w:id="9036" w:author="Claude (AI) - proposed" w:date="2026-10-15T12:58:33Z">
+            <w:ins w:id="9036" w:author="Claude (AI) - proposed" w:date="2026-10-18T00:31:43Z">
               <w:r>
                 <w:rPr>
                   <w:rFonts w:ascii="Arial" w:cs="Arial" w:eastAsia="Arial" w:hAnsi="Arial"/>
@@ -1150,7 +1150,7 @@
               </w:rPr>
               <w:t xml:space="preserve">) interpret data </w:t>
             </w:r>
-            <w:del w:id="9037" w:author="Claude (AI) - proposed" w:date="2026-10-15T12:58:33Z">
+            <w:del w:id="9037" w:author="Claude (AI) - proposed" w:date="2026-10-18T00:31:43Z">
               <w:r>
                 <w:rPr>
                   <w:rFonts w:ascii="Arial" w:cs="Arial" w:eastAsia="Arial" w:hAnsi="Arial"/>
@@ -1165,7 +1165,7 @@
                 <w:delText xml:space="preserve">presented in tables and graphs</w:delText>
               </w:r>
             </w:del>
-            <w:ins w:id="9038" w:author="Claude (AI) - proposed" w:date="2026-10-15T12:58:33Z">
+            <w:ins w:id="9038" w:author="Claude (AI) - proposed" w:date="2026-10-18T00:31:43Z">
               <w:r>
                 <w:rPr>
                   <w:rFonts w:ascii="Arial" w:cs="Arial" w:eastAsia="Arial" w:hAnsi="Arial"/>
@@ -1187,7 +1187,7 @@
               <w:spacing w:after="40" w:before="0"/>
               <w:jc w:val="left"/>
             </w:pPr>
-            <w:del w:id="9039" w:author="Claude (AI) - proposed" w:date="2026-10-15T12:58:33Z">
+            <w:del w:id="9039" w:author="Claude (AI) - proposed" w:date="2026-10-18T00:31:43Z">
               <w:r>
                 <w:rPr>
                   <w:rFonts w:ascii="Arial" w:cs="Arial" w:eastAsia="Arial" w:hAnsi="Arial"/>
@@ -1202,7 +1202,7 @@
                 <w:delText xml:space="preserve">e) appreciate the importance of collecting, organising and interpreting data in making effective decisions</w:delText>
               </w:r>
             </w:del>
-            <w:ins w:id="9040" w:author="Claude (AI) - proposed" w:date="2026-10-15T12:58:33Z">
+            <w:ins w:id="9040" w:author="Claude (AI) - proposed" w:date="2026-10-18T00:31:43Z">
               <w:r>
                 <w:rPr>
                   <w:rFonts w:ascii="Arial" w:cs="Arial" w:eastAsia="Arial" w:hAnsi="Arial"/>
@@ -1285,7 +1285,7 @@
               </w:rPr>
               <w:t xml:space="preserve">–  Critical thinking and problem solving: learners compare two sets of marks, analyse the evidence and </w:t>
             </w:r>
-            <w:ins w:id="9041" w:author="Claude (AI) - proposed" w:date="2026-10-15T12:58:33Z">
+            <w:ins w:id="9041" w:author="Claude (AI) - proposed" w:date="2026-10-18T00:31:43Z">
               <w:r>
                 <w:rPr>
                   <w:rFonts w:ascii="Arial" w:cs="Arial" w:eastAsia="Arial" w:hAnsi="Arial"/>
@@ -1313,7 +1313,7 @@
               </w:rPr>
               <w:t xml:space="preserve">justify predictions about</w:t>
             </w:r>
-            <w:del w:id="9042" w:author="Claude (AI) - proposed" w:date="2026-10-15T12:58:33Z">
+            <w:del w:id="9042" w:author="Claude (AI) - proposed" w:date="2026-10-18T00:31:43Z">
               <w:r>
                 <w:rPr>
                   <w:rFonts w:ascii="Arial" w:cs="Arial" w:eastAsia="Arial" w:hAnsi="Arial"/>
@@ -1348,10 +1348,10 @@
               <w:ind w:left="360" w:hanging="180"/>
               <w:jc w:val="left"/>
               <w:rPr>
-                <w:del w:id="9044" w:author="Claude (AI) - proposed" w:date="2026-10-15T12:58:33Z"/>
-              </w:rPr>
-            </w:pPr>
-            <w:del w:id="9043" w:author="Claude (AI) - proposed" w:date="2026-10-15T12:58:33Z">
+                <w:del w:id="9044" w:author="Claude (AI) - proposed" w:date="2026-10-18T00:31:43Z"/>
+              </w:rPr>
+            </w:pPr>
+            <w:del w:id="9043" w:author="Claude (AI) - proposed" w:date="2026-10-18T00:31:43Z">
               <w:r>
                 <w:rPr>
                   <w:rFonts w:ascii="Arial" w:cs="Arial" w:eastAsia="Arial" w:hAnsi="Arial"/>
@@ -1373,10 +1373,10 @@
               <w:ind w:left="360" w:hanging="180"/>
               <w:jc w:val="left"/>
               <w:rPr>
-                <w:del w:id="9046" w:author="Claude (AI) - proposed" w:date="2026-10-15T12:58:33Z"/>
-              </w:rPr>
-            </w:pPr>
-            <w:del w:id="9045" w:author="Claude (AI) - proposed" w:date="2026-10-15T12:58:33Z">
+                <w:del w:id="9046" w:author="Claude (AI) - proposed" w:date="2026-10-18T00:31:43Z"/>
+              </w:rPr>
+            </w:pPr>
+            <w:del w:id="9045" w:author="Claude (AI) - proposed" w:date="2026-10-18T00:31:43Z">
               <w:r>
                 <w:rPr>
                   <w:rFonts w:ascii="Arial" w:cs="Arial" w:eastAsia="Arial" w:hAnsi="Arial"/>
@@ -1398,7 +1398,7 @@
               <w:ind w:left="360" w:hanging="180"/>
               <w:jc w:val="left"/>
             </w:pPr>
-            <w:del w:id="9047" w:author="Claude (AI) - proposed" w:date="2026-10-15T12:58:33Z">
+            <w:del w:id="9047" w:author="Claude (AI) - proposed" w:date="2026-10-18T00:31:43Z">
               <w:r>
                 <w:rPr>
                   <w:rFonts w:ascii="Arial" w:cs="Arial" w:eastAsia="Arial" w:hAnsi="Arial"/>
@@ -1413,7 +1413,7 @@
                 <w:delText xml:space="preserve">–  Learning to learn: learners revise their statistical model of the data as new measures and representations are introduced.</w:delText>
               </w:r>
             </w:del>
-            <w:ins w:id="9048" w:author="Claude (AI) - proposed" w:date="2026-10-15T12:58:33Z">
+            <w:ins w:id="9048" w:author="Claude (AI) - proposed" w:date="2026-10-18T00:31:43Z">
               <w:r>
                 <w:rPr>
                   <w:rFonts w:ascii="Arial" w:cs="Arial" w:eastAsia="Arial" w:hAnsi="Arial"/>
@@ -1435,10 +1435,10 @@
               <w:ind w:left="360" w:hanging="180"/>
               <w:jc w:val="left"/>
               <w:rPr>
-                <w:ins w:id="9050" w:author="Claude (AI) - proposed" w:date="2026-10-15T12:58:33Z"/>
-              </w:rPr>
-            </w:pPr>
-            <w:ins w:id="9049" w:author="Claude (AI) - proposed" w:date="2026-10-15T12:58:33Z">
+                <w:ins w:id="9050" w:author="Claude (AI) - proposed" w:date="2026-10-18T00:31:43Z"/>
+              </w:rPr>
+            </w:pPr>
+            <w:ins w:id="9049" w:author="Claude (AI) - proposed" w:date="2026-10-18T00:31:43Z">
               <w:r>
                 <w:rPr>
                   <w:rFonts w:ascii="Arial" w:cs="Arial" w:eastAsia="Arial" w:hAnsi="Arial"/>
@@ -1460,10 +1460,10 @@
               <w:ind w:left="360" w:hanging="180"/>
               <w:jc w:val="left"/>
               <w:rPr>
-                <w:ins w:id="9052" w:author="Claude (AI) - proposed" w:date="2026-10-15T12:58:33Z"/>
-              </w:rPr>
-            </w:pPr>
-            <w:ins w:id="9051" w:author="Claude (AI) - proposed" w:date="2026-10-15T12:58:33Z">
+                <w:ins w:id="9052" w:author="Claude (AI) - proposed" w:date="2026-10-18T00:31:43Z"/>
+              </w:rPr>
+            </w:pPr>
+            <w:ins w:id="9051" w:author="Claude (AI) - proposed" w:date="2026-10-18T00:31:43Z">
               <w:r>
                 <w:rPr>
                   <w:rFonts w:ascii="Arial" w:cs="Arial" w:eastAsia="Arial" w:hAnsi="Arial"/>
@@ -1546,7 +1546,7 @@
               </w:rPr>
               <w:t xml:space="preserve">–  Integrity: learners record and report data </w:t>
             </w:r>
-            <w:ins w:id="9053" w:author="Claude (AI) - proposed" w:date="2026-10-15T12:58:33Z">
+            <w:ins w:id="9053" w:author="Claude (AI) - proposed" w:date="2026-10-18T00:31:43Z">
               <w:r>
                 <w:rPr>
                   <w:rFonts w:ascii="Arial" w:cs="Arial" w:eastAsia="Arial" w:hAnsi="Arial"/>
@@ -1581,10 +1581,10 @@
               <w:ind w:left="360" w:hanging="180"/>
               <w:jc w:val="left"/>
               <w:rPr>
-                <w:del w:id="9055" w:author="Claude (AI) - proposed" w:date="2026-10-15T12:58:33Z"/>
-              </w:rPr>
-            </w:pPr>
-            <w:del w:id="9054" w:author="Claude (AI) - proposed" w:date="2026-10-15T12:58:33Z">
+                <w:del w:id="9055" w:author="Claude (AI) - proposed" w:date="2026-10-18T00:31:43Z"/>
+              </w:rPr>
+            </w:pPr>
+            <w:del w:id="9054" w:author="Claude (AI) - proposed" w:date="2026-10-18T00:31:43Z">
               <w:r>
                 <w:rPr>
                   <w:rFonts w:ascii="Arial" w:cs="Arial" w:eastAsia="Arial" w:hAnsi="Arial"/>
@@ -1619,7 +1619,7 @@
               </w:rPr>
               <w:t xml:space="preserve">–  Unity: learners work </w:t>
             </w:r>
-            <w:del w:id="9056" w:author="Claude (AI) - proposed" w:date="2026-10-15T12:58:33Z">
+            <w:del w:id="9056" w:author="Claude (AI) - proposed" w:date="2026-10-18T00:31:43Z">
               <w:r>
                 <w:rPr>
                   <w:rFonts w:ascii="Arial" w:cs="Arial" w:eastAsia="Arial" w:hAnsi="Arial"/>
@@ -1634,7 +1634,7 @@
                 <w:delText xml:space="preserve">cooperatively in groups to analyse and interpret data</w:delText>
               </w:r>
             </w:del>
-            <w:ins w:id="9057" w:author="Claude (AI) - proposed" w:date="2026-10-15T12:58:33Z">
+            <w:ins w:id="9057" w:author="Claude (AI) - proposed" w:date="2026-10-18T00:31:43Z">
               <w:r>
                 <w:rPr>
                   <w:rFonts w:ascii="Arial" w:cs="Arial" w:eastAsia="Arial" w:hAnsi="Arial"/>
@@ -1669,10 +1669,10 @@
               <w:ind w:left="360" w:hanging="180"/>
               <w:jc w:val="left"/>
               <w:rPr>
-                <w:ins w:id="9059" w:author="Claude (AI) - proposed" w:date="2026-10-15T12:58:33Z"/>
-              </w:rPr>
-            </w:pPr>
-            <w:ins w:id="9058" w:author="Claude (AI) - proposed" w:date="2026-10-15T12:58:33Z">
+                <w:ins w:id="9059" w:author="Claude (AI) - proposed" w:date="2026-10-18T00:31:43Z"/>
+              </w:rPr>
+            </w:pPr>
+            <w:ins w:id="9058" w:author="Claude (AI) - proposed" w:date="2026-10-18T00:31:43Z">
               <w:r>
                 <w:rPr>
                   <w:rFonts w:ascii="Arial" w:cs="Arial" w:eastAsia="Arial" w:hAnsi="Arial"/>
@@ -1890,10 +1890,10 @@
               <w:ind w:left="360" w:hanging="180"/>
               <w:jc w:val="left"/>
               <w:rPr>
-                <w:ins w:id="9061" w:author="Claude (AI) - proposed" w:date="2026-10-15T12:58:33Z"/>
-              </w:rPr>
-            </w:pPr>
-            <w:ins w:id="9060" w:author="Claude (AI) - proposed" w:date="2026-10-15T12:58:33Z">
+                <w:ins w:id="9061" w:author="Claude (AI) - proposed" w:date="2026-10-18T00:31:43Z"/>
+              </w:rPr>
+            </w:pPr>
+            <w:ins w:id="9060" w:author="Claude (AI) - proposed" w:date="2026-10-18T00:31:43Z">
               <w:r>
                 <w:rPr>
                   <w:rFonts w:ascii="Arial" w:cs="Arial" w:eastAsia="Arial" w:hAnsi="Arial"/>
@@ -1915,10 +1915,10 @@
               <w:ind w:left="360" w:hanging="180"/>
               <w:jc w:val="left"/>
               <w:rPr>
-                <w:ins w:id="9063" w:author="Claude (AI) - proposed" w:date="2026-10-15T12:58:33Z"/>
-              </w:rPr>
-            </w:pPr>
-            <w:ins w:id="9062" w:author="Claude (AI) - proposed" w:date="2026-10-15T12:58:33Z">
+                <w:ins w:id="9063" w:author="Claude (AI) - proposed" w:date="2026-10-18T00:31:43Z"/>
+              </w:rPr>
+            </w:pPr>
+            <w:ins w:id="9062" w:author="Claude (AI) - proposed" w:date="2026-10-18T00:31:43Z">
               <w:r>
                 <w:rPr>
                   <w:rFonts w:ascii="Arial" w:cs="Arial" w:eastAsia="Arial" w:hAnsi="Arial"/>
@@ -1940,10 +1940,10 @@
               <w:ind w:left="360" w:hanging="180"/>
               <w:jc w:val="left"/>
               <w:rPr>
-                <w:del w:id="9065" w:author="Claude (AI) - proposed" w:date="2026-10-15T12:58:33Z"/>
-              </w:rPr>
-            </w:pPr>
-            <w:del w:id="9064" w:author="Claude (AI) - proposed" w:date="2026-10-15T12:58:33Z">
+                <w:del w:id="9065" w:author="Claude (AI) - proposed" w:date="2026-10-18T00:31:43Z"/>
+              </w:rPr>
+            </w:pPr>
+            <w:del w:id="9064" w:author="Claude (AI) - proposed" w:date="2026-10-18T00:31:43Z">
               <w:r>
                 <w:rPr>
                   <w:rFonts w:ascii="Arial" w:cs="Arial" w:eastAsia="Arial" w:hAnsi="Arial"/>
@@ -1965,10 +1965,10 @@
               <w:ind w:left="360" w:hanging="180"/>
               <w:jc w:val="left"/>
               <w:rPr>
-                <w:del w:id="9067" w:author="Claude (AI) - proposed" w:date="2026-10-15T12:58:33Z"/>
-              </w:rPr>
-            </w:pPr>
-            <w:del w:id="9066" w:author="Claude (AI) - proposed" w:date="2026-10-15T12:58:33Z">
+                <w:del w:id="9067" w:author="Claude (AI) - proposed" w:date="2026-10-18T00:31:43Z"/>
+              </w:rPr>
+            </w:pPr>
+            <w:del w:id="9066" w:author="Claude (AI) - proposed" w:date="2026-10-18T00:31:43Z">
               <w:r>
                 <w:rPr>
                   <w:rFonts w:ascii="Arial" w:cs="Arial" w:eastAsia="Arial" w:hAnsi="Arial"/>
@@ -1990,10 +1990,10 @@
               <w:ind w:left="360" w:hanging="180"/>
               <w:jc w:val="left"/>
               <w:rPr>
-                <w:del w:id="9069" w:author="Claude (AI) - proposed" w:date="2026-10-15T12:58:33Z"/>
-              </w:rPr>
-            </w:pPr>
-            <w:del w:id="9068" w:author="Claude (AI) - proposed" w:date="2026-10-15T12:58:33Z">
+                <w:del w:id="9069" w:author="Claude (AI) - proposed" w:date="2026-10-18T00:31:43Z"/>
+              </w:rPr>
+            </w:pPr>
+            <w:del w:id="9068" w:author="Claude (AI) - proposed" w:date="2026-10-18T00:31:43Z">
               <w:r>
                 <w:rPr>
                   <w:rFonts w:ascii="Arial" w:cs="Arial" w:eastAsia="Arial" w:hAnsi="Arial"/>
@@ -2339,10 +2339,10 @@
               <w:spacing w:after="40" w:before="0"/>
               <w:jc w:val="left"/>
               <w:rPr>
-                <w:ins w:id="9071" w:author="Claude (AI) - proposed" w:date="2026-10-15T12:58:33Z"/>
-              </w:rPr>
-            </w:pPr>
-            <w:ins w:id="9070" w:author="Claude (AI) - proposed" w:date="2026-10-15T12:58:33Z">
+                <w:ins w:id="9071" w:author="Claude (AI) - proposed" w:date="2026-10-18T00:31:43Z"/>
+              </w:rPr>
+            </w:pPr>
+            <w:ins w:id="9070" w:author="Claude (AI) - proposed" w:date="2026-10-18T00:31:43Z">
               <w:r>
                 <w:rPr>
                   <w:rFonts w:ascii="Arial" w:cs="Arial" w:eastAsia="Arial" w:hAnsi="Arial"/>
@@ -2364,10 +2364,10 @@
               <w:spacing w:after="40" w:before="0"/>
               <w:jc w:val="left"/>
               <w:rPr>
-                <w:ins w:id="9073" w:author="Claude (AI) - proposed" w:date="2026-10-15T12:58:33Z"/>
-              </w:rPr>
-            </w:pPr>
-            <w:ins w:id="9072" w:author="Claude (AI) - proposed" w:date="2026-10-15T12:58:33Z">
+                <w:ins w:id="9073" w:author="Claude (AI) - proposed" w:date="2026-10-18T00:31:43Z"/>
+              </w:rPr>
+            </w:pPr>
+            <w:ins w:id="9072" w:author="Claude (AI) - proposed" w:date="2026-10-18T00:31:43Z">
               <w:r>
                 <w:rPr>
                   <w:rFonts w:ascii="Arial" w:cs="Arial" w:eastAsia="Arial" w:hAnsi="Arial"/>
@@ -2389,7 +2389,7 @@
               <w:spacing w:after="40" w:before="0"/>
               <w:jc w:val="left"/>
             </w:pPr>
-            <w:del w:id="9074" w:author="Claude (AI) - proposed" w:date="2026-10-15T12:58:33Z">
+            <w:del w:id="9074" w:author="Claude (AI) - proposed" w:date="2026-10-18T00:31:43Z">
               <w:r>
                 <w:rPr>
                   <w:rFonts w:ascii="Arial" w:cs="Arial" w:eastAsia="Arial" w:hAnsi="Arial"/>
@@ -2404,7 +2404,7 @@
                 <w:delText xml:space="preserve">1</w:delText>
               </w:r>
             </w:del>
-            <w:ins w:id="9075" w:author="Claude (AI) - proposed" w:date="2026-10-15T12:58:33Z">
+            <w:ins w:id="9075" w:author="Claude (AI) - proposed" w:date="2026-10-18T00:31:43Z">
               <w:r>
                 <w:rPr>
                   <w:rFonts w:ascii="Arial" w:cs="Arial" w:eastAsia="Arial" w:hAnsi="Arial"/>
@@ -2432,7 +2432,7 @@
               </w:rPr>
               <w:t xml:space="preserve">. How do we </w:t>
             </w:r>
-            <w:del w:id="9076" w:author="Claude (AI) - proposed" w:date="2026-10-15T12:58:33Z">
+            <w:del w:id="9076" w:author="Claude (AI) - proposed" w:date="2026-10-18T00:31:43Z">
               <w:r>
                 <w:rPr>
                   <w:rFonts w:ascii="Arial" w:cs="Arial" w:eastAsia="Arial" w:hAnsi="Arial"/>
@@ -2447,7 +2447,7 @@
                 <w:delText xml:space="preserve">organise data using frequency distribution tables</w:delText>
               </w:r>
             </w:del>
-            <w:ins w:id="9077" w:author="Claude (AI) - proposed" w:date="2026-10-15T12:58:33Z">
+            <w:ins w:id="9077" w:author="Claude (AI) - proposed" w:date="2026-10-18T00:31:43Z">
               <w:r>
                 <w:rPr>
                   <w:rFonts w:ascii="Arial" w:cs="Arial" w:eastAsia="Arial" w:hAnsi="Arial"/>
@@ -2482,10 +2482,10 @@
               <w:spacing w:after="40" w:before="0"/>
               <w:jc w:val="left"/>
               <w:rPr>
-                <w:del w:id="9079" w:author="Claude (AI) - proposed" w:date="2026-10-15T12:58:33Z"/>
-              </w:rPr>
-            </w:pPr>
-            <w:del w:id="9078" w:author="Claude (AI) - proposed" w:date="2026-10-15T12:58:33Z">
+                <w:del w:id="9079" w:author="Claude (AI) - proposed" w:date="2026-10-18T00:31:43Z"/>
+              </w:rPr>
+            </w:pPr>
+            <w:del w:id="9078" w:author="Claude (AI) - proposed" w:date="2026-10-18T00:31:43Z">
               <w:r>
                 <w:rPr>
                   <w:rFonts w:ascii="Arial" w:cs="Arial" w:eastAsia="Arial" w:hAnsi="Arial"/>
@@ -3046,7 +3046,7 @@
         </w:rPr>
         <w:t xml:space="preserve">© 2026 SeaVuria and ARES. This work is licensed under a </w:t>
       </w:r>
-      <w:hyperlink w:history="1" r:id="rIdwdwmxefndo4yknheudfbt">
+      <w:hyperlink w:history="1" r:id="rIdqsrplixbjxufpartzav-p">
         <w:r>
           <w:rPr>
             <w:rFonts w:ascii="Arial" w:cs="Arial" w:eastAsia="Arial" w:hAnsi="Arial"/>
@@ -3066,7 +3066,7 @@
         </w:rPr>
         <w:t xml:space="preserve"> (</w:t>
       </w:r>
-      <w:hyperlink w:history="1" r:id="rId4kylbj7azms4o8qr-ggni">
+      <w:hyperlink w:history="1" r:id="rIdmc8yhhtp885sokzdbncne">
         <w:r>
           <w:rPr>
             <w:rFonts w:ascii="Arial" w:cs="Arial" w:eastAsia="Arial" w:hAnsi="Arial"/>
@@ -3086,7 +3086,7 @@
         </w:rPr>
         <w:t xml:space="preserve">). To view a copy of this license, visit </w:t>
       </w:r>
-      <w:hyperlink w:history="1" r:id="rId_7mji4qxkpf7n4ss1rg5z">
+      <w:hyperlink w:history="1" r:id="rIddmflpkyxecjnufgjnmjyu">
         <w:r>
           <w:rPr>
             <w:rFonts w:ascii="Arial" w:cs="Arial" w:eastAsia="Arial" w:hAnsi="Arial"/>
@@ -3593,10 +3593,10 @@
               <w:spacing w:after="40" w:before="0"/>
               <w:jc w:val="left"/>
               <w:rPr>
-                <w:ins w:id="9081" w:author="Claude (AI) - proposed" w:date="2026-10-15T12:58:33Z"/>
-              </w:rPr>
-            </w:pPr>
-            <w:ins w:id="9080" w:author="Claude (AI) - proposed" w:date="2026-10-15T12:58:33Z">
+                <w:ins w:id="9081" w:author="Claude (AI) - proposed" w:date="2026-10-18T00:31:43Z"/>
+              </w:rPr>
+            </w:pPr>
+            <w:ins w:id="9080" w:author="Claude (AI) - proposed" w:date="2026-10-18T00:31:43Z">
               <w:r>
                 <w:rPr>
                   <w:rFonts w:ascii="Arial" w:cs="Arial" w:eastAsia="Arial" w:hAnsi="Arial"/>
@@ -3618,10 +3618,10 @@
               <w:spacing w:after="40" w:before="0"/>
               <w:jc w:val="left"/>
               <w:rPr>
-                <w:del w:id="9083" w:author="Claude (AI) - proposed" w:date="2026-10-15T12:58:33Z"/>
-              </w:rPr>
-            </w:pPr>
-            <w:del w:id="9082" w:author="Claude (AI) - proposed" w:date="2026-10-15T12:58:33Z">
+                <w:del w:id="9083" w:author="Claude (AI) - proposed" w:date="2026-10-18T00:31:43Z"/>
+              </w:rPr>
+            </w:pPr>
+            <w:del w:id="9082" w:author="Claude (AI) - proposed" w:date="2026-10-18T00:31:43Z">
               <w:r>
                 <w:rPr>
                   <w:rFonts w:ascii="Arial" w:cs="Arial" w:eastAsia="Arial" w:hAnsi="Arial"/>
@@ -4155,7 +4155,7 @@
             <w:pPr>
               <w:spacing w:after="20" w:before="0"/>
             </w:pPr>
-            <w:hyperlink w:history="1" r:id="rId5hh3h8ac4ckax15xdvmjv">
+            <w:hyperlink w:history="1" r:id="rId1_mjjv4fpzx-jsfrorlna">
               <w:r>
                 <w:rPr>
                   <w:rFonts w:ascii="Arial" w:cs="Arial" w:eastAsia="Arial" w:hAnsi="Arial"/>
@@ -4188,7 +4188,7 @@
               <w:spacing w:after="10" w:before="0"/>
               <w:ind w:left="120"/>
             </w:pPr>
-            <w:hyperlink w:history="1" r:id="rId9azw4xqfcnpdj3kh6bxt7">
+            <w:hyperlink w:history="1" r:id="rIdp9rjcozzx4uzty9cpomhb">
               <w:r>
                 <w:rPr>
                   <w:rFonts w:ascii="Arial" w:cs="Arial" w:eastAsia="Arial" w:hAnsi="Arial"/>
@@ -4233,7 +4233,7 @@
             <w:pPr>
               <w:spacing w:after="20" w:before="0"/>
             </w:pPr>
-            <w:hyperlink w:history="1" r:id="rIdb9glev7bglqd0cjunghxo">
+            <w:hyperlink w:history="1" r:id="rIdcjcguzafifvmm8cd75pv9">
               <w:r>
                 <w:rPr>
                   <w:rFonts w:ascii="Arial" w:cs="Arial" w:eastAsia="Arial" w:hAnsi="Arial"/>
@@ -4266,7 +4266,7 @@
               <w:spacing w:after="10" w:before="0"/>
               <w:ind w:left="120"/>
             </w:pPr>
-            <w:hyperlink w:history="1" r:id="rId4k2t2od3pyuaokngmi0ig">
+            <w:hyperlink w:history="1" r:id="rIdfdi1vomgbpondehipn7d5">
               <w:r>
                 <w:rPr>
                   <w:rFonts w:ascii="Arial" w:cs="Arial" w:eastAsia="Arial" w:hAnsi="Arial"/>
@@ -4466,7 +4466,7 @@
             <w:pPr>
               <w:spacing w:after="20" w:before="0"/>
             </w:pPr>
-            <w:hyperlink w:history="1" r:id="rIdt1wxjbqd0ruu6sa1txcyo">
+            <w:hyperlink w:history="1" r:id="rId_aao2iyvb0k4j9sstbkmf">
               <w:r>
                 <w:rPr>
                   <w:rFonts w:ascii="Arial" w:cs="Arial" w:eastAsia="Arial" w:hAnsi="Arial"/>
@@ -4499,7 +4499,7 @@
               <w:spacing w:after="10" w:before="0"/>
               <w:ind w:left="120"/>
             </w:pPr>
-            <w:hyperlink w:history="1" r:id="rIdb5bhisdczfkvz_sq13_zh">
+            <w:hyperlink w:history="1" r:id="rIddgzbpsybnhf0lh3r7jwhu">
               <w:r>
                 <w:rPr>
                   <w:rFonts w:ascii="Arial" w:cs="Arial" w:eastAsia="Arial" w:hAnsi="Arial"/>
@@ -4544,7 +4544,7 @@
             <w:pPr>
               <w:spacing w:after="20" w:before="0"/>
             </w:pPr>
-            <w:hyperlink w:history="1" r:id="rId_6d5jvncyqjjzhrukzaos">
+            <w:hyperlink w:history="1" r:id="rIdqnl-cedny5ffpimpsok-w">
               <w:r>
                 <w:rPr>
                   <w:rFonts w:ascii="Arial" w:cs="Arial" w:eastAsia="Arial" w:hAnsi="Arial"/>
@@ -4577,7 +4577,7 @@
               <w:spacing w:after="10" w:before="0"/>
               <w:ind w:left="120"/>
             </w:pPr>
-            <w:hyperlink w:history="1" r:id="rIdgdafwiyfh16d-h7obslua">
+            <w:hyperlink w:history="1" r:id="rIdsjzjotuohq5av75ddwj4y">
               <w:r>
                 <w:rPr>
                   <w:rFonts w:ascii="Arial" w:cs="Arial" w:eastAsia="Arial" w:hAnsi="Arial"/>
@@ -4777,7 +4777,7 @@
             <w:pPr>
               <w:spacing w:after="20" w:before="0"/>
             </w:pPr>
-            <w:hyperlink w:history="1" r:id="rIdu4prjhq3dtt4risovu-ja">
+            <w:hyperlink w:history="1" r:id="rIdwulh_f2qilq726zvheakw">
               <w:r>
                 <w:rPr>
                   <w:rFonts w:ascii="Arial" w:cs="Arial" w:eastAsia="Arial" w:hAnsi="Arial"/>
@@ -4826,7 +4826,7 @@
               <w:spacing w:after="10" w:before="0"/>
               <w:ind w:left="120"/>
             </w:pPr>
-            <w:hyperlink w:history="1" r:id="rIdwwosuri6abm2qfxtl6hya">
+            <w:hyperlink w:history="1" r:id="rIdneduychb4hj-1lur6trln">
               <w:r>
                 <w:rPr>
                   <w:rFonts w:ascii="Arial" w:cs="Arial" w:eastAsia="Arial" w:hAnsi="Arial"/>
@@ -4871,7 +4871,7 @@
             <w:pPr>
               <w:spacing w:after="20" w:before="0"/>
             </w:pPr>
-            <w:hyperlink w:history="1" r:id="rIdmiu1zyvifqq8owc8v7sjf">
+            <w:hyperlink w:history="1" r:id="rIdvh1z7k8tfwcbxcyg6ng-x">
               <w:r>
                 <w:rPr>
                   <w:rFonts w:ascii="Arial" w:cs="Arial" w:eastAsia="Arial" w:hAnsi="Arial"/>
@@ -4920,7 +4920,7 @@
               <w:spacing w:after="10" w:before="0"/>
               <w:ind w:left="120"/>
             </w:pPr>
-            <w:hyperlink w:history="1" r:id="rIdlaf3ibiawf8oxslejgb06">
+            <w:hyperlink w:history="1" r:id="rIdrano6vrqgdo1iu_i4up5j">
               <w:r>
                 <w:rPr>
                   <w:rFonts w:ascii="Arial" w:cs="Arial" w:eastAsia="Arial" w:hAnsi="Arial"/>
@@ -5120,7 +5120,7 @@
             <w:pPr>
               <w:spacing w:after="20" w:before="0"/>
             </w:pPr>
-            <w:hyperlink w:history="1" r:id="rIdp3jazpkk0ku_hlodyocjl">
+            <w:hyperlink w:history="1" r:id="rIdwyquse8bd8exjww-sxnz2">
               <w:r>
                 <w:rPr>
                   <w:rFonts w:ascii="Arial" w:cs="Arial" w:eastAsia="Arial" w:hAnsi="Arial"/>
@@ -5169,7 +5169,7 @@
               <w:spacing w:after="10" w:before="0"/>
               <w:ind w:left="120"/>
             </w:pPr>
-            <w:hyperlink w:history="1" r:id="rIdh7j-r9r5urx3shbbtxk-i">
+            <w:hyperlink w:history="1" r:id="rIddxuuhiaid_cirgtj1cs_z">
               <w:r>
                 <w:rPr>
                   <w:rFonts w:ascii="Arial" w:cs="Arial" w:eastAsia="Arial" w:hAnsi="Arial"/>
@@ -5214,7 +5214,7 @@
             <w:pPr>
               <w:spacing w:after="20" w:before="0"/>
             </w:pPr>
-            <w:hyperlink w:history="1" r:id="rIdtpbwbh_ldtedfo6qeplw3">
+            <w:hyperlink w:history="1" r:id="rIdglcop5sijomp8n_sqopff">
               <w:r>
                 <w:rPr>
                   <w:rFonts w:ascii="Arial" w:cs="Arial" w:eastAsia="Arial" w:hAnsi="Arial"/>
@@ -5263,7 +5263,7 @@
               <w:spacing w:after="10" w:before="0"/>
               <w:ind w:left="120"/>
             </w:pPr>
-            <w:hyperlink w:history="1" r:id="rId_qalgjgnvp1ws7a7n-az1">
+            <w:hyperlink w:history="1" r:id="rIdkq8mfpds3b1j57nyscx2h">
               <w:r>
                 <w:rPr>
                   <w:rFonts w:ascii="Arial" w:cs="Arial" w:eastAsia="Arial" w:hAnsi="Arial"/>
@@ -5308,7 +5308,7 @@
               </w:rPr>
               <w:t xml:space="preserve">Learners read the driving question aloud: 'How can you use the two sets of data to predict the learners' and the teachers' next steps?' Each learner writes 2 questions on sticky notes or paper strips about what they want to find out, thinking about patterns, spread, typical scores and actions needed. Groups sort their notes into categories such as 'How to organise the data', 'How to find a typical score', 'How to compare spread', 'How to show it in graphs' and 'What decisions to make'. Each group posts its 3 best questions on the DQB. Possible learner questions: 'How many learners got each score?', 'What is the average score in each subject?', 'Is there a faster way to see where most scores lie?', 'How can we show the two subjects in a picture?', 'Which learners need help?', 'What more data do we need?' The class then links the board to the </w:t>
             </w:r>
-            <w:del w:id="9084" w:author="Claude (AI) - proposed" w:date="2026-10-15T12:58:33Z">
+            <w:del w:id="9084" w:author="Claude (AI) - proposed" w:date="2026-10-18T00:31:43Z">
               <w:r>
                 <w:rPr>
                   <w:rFonts w:ascii="Arial" w:cs="Arial" w:eastAsia="Arial" w:hAnsi="Arial"/>
@@ -5323,7 +5323,7 @@
                 <w:delText xml:space="preserve">two KICD</w:delText>
               </w:r>
             </w:del>
-            <w:ins w:id="9085" w:author="Claude (AI) - proposed" w:date="2026-10-15T12:58:33Z">
+            <w:ins w:id="9085" w:author="Claude (AI) - proposed" w:date="2026-10-18T00:31:43Z">
               <w:r>
                 <w:rPr>
                   <w:rFonts w:ascii="Arial" w:cs="Arial" w:eastAsia="Arial" w:hAnsi="Arial"/>
@@ -5351,7 +5351,7 @@
               </w:rPr>
               <w:t xml:space="preserve"> inquiry questions:</w:t>
             </w:r>
-            <w:ins w:id="9086" w:author="Claude (AI) - proposed" w:date="2026-10-15T12:58:33Z">
+            <w:ins w:id="9086" w:author="Claude (AI) - proposed" w:date="2026-10-18T00:31:43Z">
               <w:r>
                 <w:rPr>
                   <w:rFonts w:ascii="Arial" w:cs="Arial" w:eastAsia="Arial" w:hAnsi="Arial"/>
@@ -5379,7 +5379,7 @@
               </w:rPr>
               <w:t xml:space="preserve"> How do we </w:t>
             </w:r>
-            <w:del w:id="9087" w:author="Claude (AI) - proposed" w:date="2026-10-15T12:58:33Z">
+            <w:del w:id="9087" w:author="Claude (AI) - proposed" w:date="2026-10-18T00:31:43Z">
               <w:r>
                 <w:rPr>
                   <w:rFonts w:ascii="Arial" w:cs="Arial" w:eastAsia="Arial" w:hAnsi="Arial"/>
@@ -5394,7 +5394,7 @@
                 <w:delText xml:space="preserve">organise data using frequency distribution tables? Why is it important to collect, organise and interpret data in making decisions</w:delText>
               </w:r>
             </w:del>
-            <w:ins w:id="9088" w:author="Claude (AI) - proposed" w:date="2026-10-15T12:58:33Z">
+            <w:ins w:id="9088" w:author="Claude (AI) - proposed" w:date="2026-10-18T00:31:43Z">
               <w:r>
                 <w:rPr>
                   <w:rFonts w:ascii="Arial" w:cs="Arial" w:eastAsia="Arial" w:hAnsi="Arial"/>
@@ -5455,7 +5455,7 @@
               </w:rPr>
               <w:t xml:space="preserve">Say: 'The ordered lists helped us, but they did not tell us everything. What are you still wondering? Write 2 questions: one about how to organise or summarise the scores, and one about what action to take.' Give 3 minutes of silent writing. Circulate and push for investigable questions: 'Can we answer that using the data? What would we calculate or draw?' Convert yes/no questions: 'Is Subject 2 hard?' becomes 'How can we compare the spread of scores in Subject 2 with Subject 1?' Ask each group to post 3 questions and cold-call 5 groups to read one aloud and say where it fits. WAIT TIME 10-15 seconds before asking the class: 'Which questions look similar? Which can we answer first?' Group them with the class into 4-5 themes and label each with a lesson cluster (frequency tables, measures of the typical score, graphs, comparing, decisions) without giving answers. Add the </w:t>
             </w:r>
-            <w:del w:id="9089" w:author="Claude (AI) - proposed" w:date="2026-10-15T12:58:33Z">
+            <w:del w:id="9089" w:author="Claude (AI) - proposed" w:date="2026-10-18T00:31:43Z">
               <w:r>
                 <w:rPr>
                   <w:rFonts w:ascii="Arial" w:cs="Arial" w:eastAsia="Arial" w:hAnsi="Arial"/>
@@ -5470,7 +5470,7 @@
                 <w:delText xml:space="preserve">two</w:delText>
               </w:r>
             </w:del>
-            <w:ins w:id="9090" w:author="Claude (AI) - proposed" w:date="2026-10-15T12:58:33Z">
+            <w:ins w:id="9090" w:author="Claude (AI) - proposed" w:date="2026-10-18T00:31:43Z">
               <w:r>
                 <w:rPr>
                   <w:rFonts w:ascii="Arial" w:cs="Arial" w:eastAsia="Arial" w:hAnsi="Arial"/>
@@ -5620,7 +5620,7 @@
             <w:pPr>
               <w:spacing w:after="20" w:before="0"/>
             </w:pPr>
-            <w:hyperlink w:history="1" r:id="rIdugk4rldd_ea3ie0n8989w">
+            <w:hyperlink w:history="1" r:id="rIditkwczlwpdaxnu_xh5nyi">
               <w:r>
                 <w:rPr>
                   <w:rFonts w:ascii="Arial" w:cs="Arial" w:eastAsia="Arial" w:hAnsi="Arial"/>
@@ -5669,7 +5669,7 @@
               <w:spacing w:after="10" w:before="0"/>
               <w:ind w:left="120"/>
             </w:pPr>
-            <w:hyperlink w:history="1" r:id="rIdd-8gniehylxyrdrdgoi4a">
+            <w:hyperlink w:history="1" r:id="rIdhwnqc86jfk74g5h3e1aju">
               <w:r>
                 <w:rPr>
                   <w:rFonts w:ascii="Arial" w:cs="Arial" w:eastAsia="Arial" w:hAnsi="Arial"/>
@@ -5714,7 +5714,7 @@
             <w:pPr>
               <w:spacing w:after="20" w:before="0"/>
             </w:pPr>
-            <w:hyperlink w:history="1" r:id="rIdrd5bcbgvvifafltfo5rcw">
+            <w:hyperlink w:history="1" r:id="rIdksjvt_dcygwefvxpjauco">
               <w:r>
                 <w:rPr>
                   <w:rFonts w:ascii="Arial" w:cs="Arial" w:eastAsia="Arial" w:hAnsi="Arial"/>
@@ -5763,7 +5763,7 @@
               <w:spacing w:after="10" w:before="0"/>
               <w:ind w:left="120"/>
             </w:pPr>
-            <w:hyperlink w:history="1" r:id="rIdh-8nrebc8b1xut09ptkw1">
+            <w:hyperlink w:history="1" r:id="rId2soefaxigwovmoodt-m3c">
               <w:r>
                 <w:rPr>
                   <w:rFonts w:ascii="Arial" w:cs="Arial" w:eastAsia="Arial" w:hAnsi="Arial"/>
@@ -6288,7 +6288,7 @@
         </w:rPr>
         <w:t xml:space="preserve">© 2026 SeaVuria and ARES. Aligned with KICD objectives. Developed by SeaVuria; technical implementation by ARES (with AI assistance from Claude). Licensed under </w:t>
       </w:r>
-      <w:hyperlink w:history="1" r:id="rIddvqyb-ljvi5_7dxnedmxs">
+      <w:hyperlink w:history="1" r:id="rIdtf-nrxg1egk5jcda0capa">
         <w:r>
           <w:rPr>
             <w:rFonts w:ascii="Arial" w:cs="Arial" w:eastAsia="Arial" w:hAnsi="Arial"/>
@@ -6309,7 +6309,7 @@
         </w:rPr>
         <w:t xml:space="preserve"> (</w:t>
       </w:r>
-      <w:hyperlink w:history="1" r:id="rIdjfbbkvm1sigtgb932pgbd">
+      <w:hyperlink w:history="1" r:id="rIdaj213a_lu163uyf3szit3">
         <w:r>
           <w:rPr>
             <w:rFonts w:ascii="Arial" w:cs="Arial" w:eastAsia="Arial" w:hAnsi="Arial"/>
@@ -6817,10 +6817,10 @@
               <w:spacing w:after="40" w:before="0"/>
               <w:jc w:val="left"/>
               <w:rPr>
-                <w:ins w:id="9092" w:author="Claude (AI) - proposed" w:date="2026-10-15T12:58:33Z"/>
-              </w:rPr>
-            </w:pPr>
-            <w:ins w:id="9091" w:author="Claude (AI) - proposed" w:date="2026-10-15T12:58:33Z">
+                <w:ins w:id="9092" w:author="Claude (AI) - proposed" w:date="2026-10-18T00:31:43Z"/>
+              </w:rPr>
+            </w:pPr>
+            <w:ins w:id="9091" w:author="Claude (AI) - proposed" w:date="2026-10-18T00:31:43Z">
               <w:r>
                 <w:rPr>
                   <w:rFonts w:ascii="Arial" w:cs="Arial" w:eastAsia="Arial" w:hAnsi="Arial"/>
@@ -6842,10 +6842,10 @@
               <w:spacing w:after="40" w:before="0"/>
               <w:jc w:val="left"/>
               <w:rPr>
-                <w:del w:id="9094" w:author="Claude (AI) - proposed" w:date="2026-10-15T12:58:33Z"/>
-              </w:rPr>
-            </w:pPr>
-            <w:del w:id="9093" w:author="Claude (AI) - proposed" w:date="2026-10-15T12:58:33Z">
+                <w:del w:id="9094" w:author="Claude (AI) - proposed" w:date="2026-10-18T00:31:43Z"/>
+              </w:rPr>
+            </w:pPr>
+            <w:del w:id="9093" w:author="Claude (AI) - proposed" w:date="2026-10-18T00:31:43Z">
               <w:r>
                 <w:rPr>
                   <w:rFonts w:ascii="Arial" w:cs="Arial" w:eastAsia="Arial" w:hAnsi="Arial"/>
@@ -7091,7 +7091,7 @@
               </w:rPr>
               <w:t xml:space="preserve">Madam Achieng, the </w:t>
             </w:r>
-            <w:del w:id="9095" w:author="Claude (AI) - proposed" w:date="2026-10-15T12:58:33Z">
+            <w:del w:id="9095" w:author="Claude (AI) - proposed" w:date="2026-10-18T00:31:43Z">
               <w:r>
                 <w:rPr>
                   <w:rFonts w:ascii="Arial" w:cs="Arial" w:eastAsia="Arial" w:hAnsi="Arial"/>
@@ -7106,7 +7106,7 @@
                 <w:delText xml:space="preserve">Head of Department at</w:delText>
               </w:r>
             </w:del>
-            <w:ins w:id="9096" w:author="Claude (AI) - proposed" w:date="2026-10-15T12:58:33Z">
+            <w:ins w:id="9096" w:author="Claude (AI) - proposed" w:date="2026-10-18T00:31:43Z">
               <w:r>
                 <w:rPr>
                   <w:rFonts w:ascii="Arial" w:cs="Arial" w:eastAsia="Arial" w:hAnsi="Arial"/>
@@ -7134,7 +7134,7 @@
               </w:rPr>
               <w:t xml:space="preserve"> a day secondary school in Kisumu, still has the same 20 Grade 10 learners' scores in Subject 1 (Mr. Otieno's class) and Subject 2 (Mrs. Wanjiku's class). Last lesson the class ordered the scores and saw that all 20 learners passed Subject 1 (lowest 67) while only 4 of 20 passed Subject 2 (lowest 11), using the pass mark of 50. The ordered lists are still long, so Madam Achieng asks: 'Can we organise the scores so that a busy teacher can see how often each score occurs?' Learners first predict what a table of the scores might look like and how many times each score will appear. They then build ungrouped frequency tables with tally marks grouped in fives, one table for each subject, and check that the frequencies add up to 20. In the Explain Phase they compare the two tables. Subject 1 has 20 different scores, each with f = 1, so the table is as long as the list and shows little. Subject 2 has 18 different scores with 32 and 60 each occurring twice. Learners discuss what the tables help them see and what questions remain about spread and action needed, and they treat reasons for the difference as hypotheses, not facts. They add new questions to the Driving Question Board and add the frequency table to the class model of how data helps predict next steps for the learners and teachers.</w:t>
             </w:r>
-            <w:ins w:id="9097" w:author="Claude (AI) - proposed" w:date="2026-10-15T12:58:33Z">
+            <w:ins w:id="9097" w:author="Claude (AI) - proposed" w:date="2026-10-18T00:31:43Z">
               <w:r>
                 <w:rPr>
                   <w:rFonts w:ascii="Arial" w:cs="Arial" w:eastAsia="Arial" w:hAnsi="Arial"/>
@@ -7437,7 +7437,7 @@
             <w:pPr>
               <w:spacing w:after="20" w:before="0"/>
             </w:pPr>
-            <w:hyperlink w:history="1" r:id="rIdms2ejasw2amjvnvhse_5a">
+            <w:hyperlink w:history="1" r:id="rIdrembm3jl-4phggiqgh7fs">
               <w:r>
                 <w:rPr>
                   <w:rFonts w:ascii="Arial" w:cs="Arial" w:eastAsia="Arial" w:hAnsi="Arial"/>
@@ -7470,7 +7470,7 @@
               <w:spacing w:after="10" w:before="0"/>
               <w:ind w:left="120"/>
             </w:pPr>
-            <w:hyperlink w:history="1" r:id="rIdjxlzkr4s0nmda9yyrg9fi">
+            <w:hyperlink w:history="1" r:id="rId0jjqxskdbbybgvbf14cs2">
               <w:r>
                 <w:rPr>
                   <w:rFonts w:ascii="Arial" w:cs="Arial" w:eastAsia="Arial" w:hAnsi="Arial"/>
@@ -7515,7 +7515,7 @@
             <w:pPr>
               <w:spacing w:after="20" w:before="0"/>
             </w:pPr>
-            <w:hyperlink w:history="1" r:id="rIdwe-n_u_lnhwglvjadmui3">
+            <w:hyperlink w:history="1" r:id="rIdj4eirlc3aisxbadtp3ebc">
               <w:r>
                 <w:rPr>
                   <w:rFonts w:ascii="Arial" w:cs="Arial" w:eastAsia="Arial" w:hAnsi="Arial"/>
@@ -7548,7 +7548,7 @@
               <w:spacing w:after="10" w:before="0"/>
               <w:ind w:left="120"/>
             </w:pPr>
-            <w:hyperlink w:history="1" r:id="rId1xintjrvwksco9qoar_bv">
+            <w:hyperlink w:history="1" r:id="rIdjixyvu8nlr9_d0c6gjheo">
               <w:r>
                 <w:rPr>
                   <w:rFonts w:ascii="Arial" w:cs="Arial" w:eastAsia="Arial" w:hAnsi="Arial"/>
@@ -7748,7 +7748,7 @@
             <w:pPr>
               <w:spacing w:after="20" w:before="0"/>
             </w:pPr>
-            <w:hyperlink w:history="1" r:id="rIdtuxh6teqd5pun3zcyhorg">
+            <w:hyperlink w:history="1" r:id="rId1r6bm767mgfp3w23ndqrf">
               <w:r>
                 <w:rPr>
                   <w:rFonts w:ascii="Arial" w:cs="Arial" w:eastAsia="Arial" w:hAnsi="Arial"/>
@@ -7781,7 +7781,7 @@
               <w:spacing w:after="10" w:before="0"/>
               <w:ind w:left="120"/>
             </w:pPr>
-            <w:hyperlink w:history="1" r:id="rIdux2ig8su1sdb5ot3dgqpd">
+            <w:hyperlink w:history="1" r:id="rIdbfovoatip2kpx_-d-ypy3">
               <w:r>
                 <w:rPr>
                   <w:rFonts w:ascii="Arial" w:cs="Arial" w:eastAsia="Arial" w:hAnsi="Arial"/>
@@ -7826,7 +7826,7 @@
             <w:pPr>
               <w:spacing w:after="20" w:before="0"/>
             </w:pPr>
-            <w:hyperlink w:history="1" r:id="rId5wndvuhktggorb-don8pi">
+            <w:hyperlink w:history="1" r:id="rIdbcl69madjtwrmubms8kn_">
               <w:r>
                 <w:rPr>
                   <w:rFonts w:ascii="Arial" w:cs="Arial" w:eastAsia="Arial" w:hAnsi="Arial"/>
@@ -7859,7 +7859,7 @@
               <w:spacing w:after="10" w:before="0"/>
               <w:ind w:left="120"/>
             </w:pPr>
-            <w:hyperlink w:history="1" r:id="rIdxdtwgjwijogo_hql_3iyj">
+            <w:hyperlink w:history="1" r:id="rIdajnbdhdz8l61guxihy8ld">
               <w:r>
                 <w:rPr>
                   <w:rFonts w:ascii="Arial" w:cs="Arial" w:eastAsia="Arial" w:hAnsi="Arial"/>
@@ -7937,7 +7937,7 @@
               </w:rPr>
               <w:t xml:space="preserve">Model for 3 minutes on the board, then circulate. Say: 'Read each score aloud, make one tally, and cross it off the raw list so nothing is counted twice.' Ask groups: 'Where did you put the fifth tally?' and 'How do you know you have not missed a score?' Intervene with questions, not answers, if a group's total is not 20: 'Your frequencies add to 19. Where might a score be missing? How can you find it?' Give WAIT TIME of 10-15 seconds before offering a hint. Tell groups to compare with the ordered list from Lesson 1 to check for repeats. Cold-call 3 groups to report total frequency for Subject 1 and 3 groups for Subject 2 and record on the board. Expected: Subject 1 total 20, all f = 1; Subject 2 total 20, with 32 and 60 each f = 2. </w:t>
             </w:r>
-            <w:ins w:id="9098" w:author="Claude (AI) - proposed" w:date="2026-10-15T12:58:33Z">
+            <w:ins w:id="9098" w:author="Claude (AI) - proposed" w:date="2026-10-18T00:31:43Z">
               <w:r>
                 <w:rPr>
                   <w:rFonts w:ascii="Arial" w:cs="Arial" w:eastAsia="Arial" w:hAnsi="Arial"/>
@@ -8087,7 +8087,7 @@
             <w:pPr>
               <w:spacing w:after="20" w:before="0"/>
             </w:pPr>
-            <w:hyperlink w:history="1" r:id="rIdtmzg4ilajpvqog2ov7evh">
+            <w:hyperlink w:history="1" r:id="rIdnuda9llc9zqbxvsleoe50">
               <w:r>
                 <w:rPr>
                   <w:rFonts w:ascii="Arial" w:cs="Arial" w:eastAsia="Arial" w:hAnsi="Arial"/>
@@ -8136,7 +8136,7 @@
               <w:spacing w:after="10" w:before="0"/>
               <w:ind w:left="120"/>
             </w:pPr>
-            <w:hyperlink w:history="1" r:id="rIdyk1pk7fyn8hf1qrdldrfd">
+            <w:hyperlink w:history="1" r:id="rIdyh6ddgash7lwpupaknzmc">
               <w:r>
                 <w:rPr>
                   <w:rFonts w:ascii="Arial" w:cs="Arial" w:eastAsia="Arial" w:hAnsi="Arial"/>
@@ -8181,7 +8181,7 @@
             <w:pPr>
               <w:spacing w:after="20" w:before="0"/>
             </w:pPr>
-            <w:hyperlink w:history="1" r:id="rIdhu3fq848o7lhg4-cu0j0a">
+            <w:hyperlink w:history="1" r:id="rIdv7koy7u8q5h_lhab7ow-k">
               <w:r>
                 <w:rPr>
                   <w:rFonts w:ascii="Arial" w:cs="Arial" w:eastAsia="Arial" w:hAnsi="Arial"/>
@@ -8214,7 +8214,7 @@
               <w:spacing w:after="10" w:before="0"/>
               <w:ind w:left="120"/>
             </w:pPr>
-            <w:hyperlink w:history="1" r:id="rId1tgnedzckmqjbmjpcizhz">
+            <w:hyperlink w:history="1" r:id="rIda64onc2vclmh6a8saj_87">
               <w:r>
                 <w:rPr>
                   <w:rFonts w:ascii="Arial" w:cs="Arial" w:eastAsia="Arial" w:hAnsi="Arial"/>
@@ -8414,7 +8414,7 @@
             <w:pPr>
               <w:spacing w:after="20" w:before="0"/>
             </w:pPr>
-            <w:hyperlink w:history="1" r:id="rIdfhvj8egmhozoz5yhqn9l6">
+            <w:hyperlink w:history="1" r:id="rIdacd4p3r8jsch3awlqi7au">
               <w:r>
                 <w:rPr>
                   <w:rFonts w:ascii="Arial" w:cs="Arial" w:eastAsia="Arial" w:hAnsi="Arial"/>
@@ -8463,7 +8463,7 @@
               <w:spacing w:after="10" w:before="0"/>
               <w:ind w:left="120"/>
             </w:pPr>
-            <w:hyperlink w:history="1" r:id="rIdfksx7p3_mqbj3pmahy-er">
+            <w:hyperlink w:history="1" r:id="rIdj1pklfgot2_w0oi3kn5ie">
               <w:r>
                 <w:rPr>
                   <w:rFonts w:ascii="Arial" w:cs="Arial" w:eastAsia="Arial" w:hAnsi="Arial"/>
@@ -8508,7 +8508,7 @@
             <w:pPr>
               <w:spacing w:after="20" w:before="0"/>
             </w:pPr>
-            <w:hyperlink w:history="1" r:id="rIdmyo040zfbsyalye0slqtc">
+            <w:hyperlink w:history="1" r:id="rIdvve5alwudtqesjsobdixu">
               <w:r>
                 <w:rPr>
                   <w:rFonts w:ascii="Arial" w:cs="Arial" w:eastAsia="Arial" w:hAnsi="Arial"/>
@@ -8541,7 +8541,7 @@
               <w:spacing w:after="10" w:before="0"/>
               <w:ind w:left="120"/>
             </w:pPr>
-            <w:hyperlink w:history="1" r:id="rIdaheemxarh6bfj3azmkykc">
+            <w:hyperlink w:history="1" r:id="rId8e36gdxglphjmeen8eaxa">
               <w:r>
                 <w:rPr>
                   <w:rFonts w:ascii="Arial" w:cs="Arial" w:eastAsia="Arial" w:hAnsi="Arial"/>
@@ -8685,7 +8685,7 @@
               </w:rPr>
               <w:t xml:space="preserve">Check that notes (1) state a specific observation from the tables, (2) include a genuine question connected to the driving question, and (3) are placed under a sensible heading. Look for questions about organising (grouping, averages, graphs), which show progress toward Key Inquiry Question </w:t>
             </w:r>
-            <w:del w:id="9099" w:author="Claude (AI) - proposed" w:date="2026-10-15T12:58:33Z">
+            <w:del w:id="9099" w:author="Claude (AI) - proposed" w:date="2026-10-18T00:31:43Z">
               <w:r>
                 <w:rPr>
                   <w:rFonts w:ascii="Arial" w:cs="Arial" w:eastAsia="Arial" w:hAnsi="Arial"/>
@@ -8700,7 +8700,7 @@
                 <w:delText xml:space="preserve">1</w:delText>
               </w:r>
             </w:del>
-            <w:ins w:id="9100" w:author="Claude (AI) - proposed" w:date="2026-10-15T12:58:33Z">
+            <w:ins w:id="9100" w:author="Claude (AI) - proposed" w:date="2026-10-18T00:31:43Z">
               <w:r>
                 <w:rPr>
                   <w:rFonts w:ascii="Arial" w:cs="Arial" w:eastAsia="Arial" w:hAnsi="Arial"/>
@@ -8728,7 +8728,7 @@
               </w:rPr>
               <w:t xml:space="preserve">, and questions about decisions, which connect to Key Inquiry Question </w:t>
             </w:r>
-            <w:del w:id="9101" w:author="Claude (AI) - proposed" w:date="2026-10-15T12:58:33Z">
+            <w:del w:id="9101" w:author="Claude (AI) - proposed" w:date="2026-10-18T00:31:43Z">
               <w:r>
                 <w:rPr>
                   <w:rFonts w:ascii="Arial" w:cs="Arial" w:eastAsia="Arial" w:hAnsi="Arial"/>
@@ -8743,7 +8743,7 @@
                 <w:delText xml:space="preserve">2</w:delText>
               </w:r>
             </w:del>
-            <w:ins w:id="9102" w:author="Claude (AI) - proposed" w:date="2026-10-15T12:58:33Z">
+            <w:ins w:id="9102" w:author="Claude (AI) - proposed" w:date="2026-10-18T00:31:43Z">
               <w:r>
                 <w:rPr>
                   <w:rFonts w:ascii="Arial" w:cs="Arial" w:eastAsia="Arial" w:hAnsi="Arial"/>
@@ -8827,7 +8827,7 @@
             <w:pPr>
               <w:spacing w:after="20" w:before="0"/>
             </w:pPr>
-            <w:hyperlink w:history="1" r:id="rIdyfoogi59skysbyyhjfw2b">
+            <w:hyperlink w:history="1" r:id="rIdkujtgcbimhw_bk6zr9ajc">
               <w:r>
                 <w:rPr>
                   <w:rFonts w:ascii="Arial" w:cs="Arial" w:eastAsia="Arial" w:hAnsi="Arial"/>
@@ -8876,7 +8876,7 @@
               <w:spacing w:after="10" w:before="0"/>
               <w:ind w:left="120"/>
             </w:pPr>
-            <w:hyperlink w:history="1" r:id="rId1-0_ls72jwxyak-jx8o4w">
+            <w:hyperlink w:history="1" r:id="rIddzofo1eo7r5k6vl_6gfxc">
               <w:r>
                 <w:rPr>
                   <w:rFonts w:ascii="Arial" w:cs="Arial" w:eastAsia="Arial" w:hAnsi="Arial"/>
@@ -8921,7 +8921,7 @@
             <w:pPr>
               <w:spacing w:after="20" w:before="0"/>
             </w:pPr>
-            <w:hyperlink w:history="1" r:id="rIdolisc-rff6fwcyvngoigf">
+            <w:hyperlink w:history="1" r:id="rId5vi6glo4kokytgzthwyjs">
               <w:r>
                 <w:rPr>
                   <w:rFonts w:ascii="Arial" w:cs="Arial" w:eastAsia="Arial" w:hAnsi="Arial"/>
@@ -8970,7 +8970,7 @@
               <w:spacing w:after="10" w:before="0"/>
               <w:ind w:left="120"/>
             </w:pPr>
-            <w:hyperlink w:history="1" r:id="rIdz_dpkuuow4lgkagw1kiua">
+            <w:hyperlink w:history="1" r:id="rIdxhrpd-8dejgft6wymzp9-">
               <w:r>
                 <w:rPr>
                   <w:rFonts w:ascii="Arial" w:cs="Arial" w:eastAsia="Arial" w:hAnsi="Arial"/>
@@ -9048,7 +9048,7 @@
               </w:rPr>
               <w:t xml:space="preserve">Display the class model and say: 'Last lesson we added ordered lists. What do we add today, and what does it help with?' Give WAIT TIME of 10-15 seconds, then cold-call 3 groups to suggest an addition to the model. Probe: 'What can the frequency table do that the ordered list could not? What can it still not do?' Correct only factual errors (for example if a group says Subject 1 has a mode: 'Check your table. How many scores have f greater than 1?'). Remind learners to treat recommendations as tentative: 'Based on the data so far, what can we say, and what do we still need to find out?' Record the agreed addition on the class model and distribute the Summary Table. Collect the notebooks and tables for review. </w:t>
             </w:r>
-            <w:del w:id="9103" w:author="Claude (AI) - proposed" w:date="2026-10-15T12:58:33Z">
+            <w:del w:id="9103" w:author="Claude (AI) - proposed" w:date="2026-10-18T00:31:43Z">
               <w:r>
                 <w:rPr>
                   <w:rFonts w:ascii="Arial" w:cs="Arial" w:eastAsia="Arial" w:hAnsi="Arial"/>
@@ -9063,7 +9063,7 @@
                 <w:delText xml:space="preserve">Optional homework: use the ungrouped table to tally 20 daily mandazi sales for a stall in Mombasa (teacher-provided list)</w:delText>
               </w:r>
             </w:del>
-            <w:ins w:id="9104" w:author="Claude (AI) - proposed" w:date="2026-10-15T12:58:33Z">
+            <w:ins w:id="9104" w:author="Claude (AI) - proposed" w:date="2026-10-18T00:31:43Z">
               <w:r>
                 <w:rPr>
                   <w:rFonts w:ascii="Arial" w:cs="Arial" w:eastAsia="Arial" w:hAnsi="Arial"/>
@@ -9091,7 +9091,7 @@
               </w:rPr>
               <w:t xml:space="preserve"> and check that the frequencies add </w:t>
             </w:r>
-            <w:del w:id="9105" w:author="Claude (AI) - proposed" w:date="2026-10-15T12:58:33Z">
+            <w:del w:id="9105" w:author="Claude (AI) - proposed" w:date="2026-10-18T00:31:43Z">
               <w:r>
                 <w:rPr>
                   <w:rFonts w:ascii="Arial" w:cs="Arial" w:eastAsia="Arial" w:hAnsi="Arial"/>
@@ -9106,7 +9106,7 @@
                 <w:delText xml:space="preserve">to 20.</w:delText>
               </w:r>
             </w:del>
-            <w:ins w:id="9106" w:author="Claude (AI) - proposed" w:date="2026-10-15T12:58:33Z">
+            <w:ins w:id="9106" w:author="Claude (AI) - proposed" w:date="2026-10-18T00:31:43Z">
               <w:r>
                 <w:rPr>
                   <w:rFonts w:ascii="Arial" w:cs="Arial" w:eastAsia="Arial" w:hAnsi="Arial"/>
@@ -9568,7 +9568,7 @@
         </w:rPr>
         <w:t xml:space="preserve">© 2026 SeaVuria and ARES. Aligned with KICD objectives. Developed by SeaVuria; technical implementation by ARES (with AI assistance from Claude). Licensed under </w:t>
       </w:r>
-      <w:hyperlink w:history="1" r:id="rId7zc6fga8x7spjwnzcgs9g">
+      <w:hyperlink w:history="1" r:id="rIdexxmu9wliomlx7-4wzrah">
         <w:r>
           <w:rPr>
             <w:rFonts w:ascii="Arial" w:cs="Arial" w:eastAsia="Arial" w:hAnsi="Arial"/>
@@ -9589,7 +9589,7 @@
         </w:rPr>
         <w:t xml:space="preserve"> (</w:t>
       </w:r>
-      <w:hyperlink w:history="1" r:id="rIdfbi_z0qif30iyvjpk0md0">
+      <w:hyperlink w:history="1" r:id="rId5-nra49q5fopyomuzg0bq">
         <w:r>
           <w:rPr>
             <w:rFonts w:ascii="Arial" w:cs="Arial" w:eastAsia="Arial" w:hAnsi="Arial"/>
@@ -9666,7 +9666,7 @@
               </w:rPr>
               <w:t xml:space="preserve">LESSON 3 (</w:t>
             </w:r>
-            <w:del w:id="9107" w:author="Claude (AI) - proposed" w:date="2026-10-15T12:58:33Z">
+            <w:del w:id="9107" w:author="Claude (AI) - proposed" w:date="2026-10-18T00:31:43Z">
               <w:r>
                 <w:rPr>
                   <w:rFonts w:ascii="Arial" w:cs="Arial" w:eastAsia="Arial" w:hAnsi="Arial"/>
@@ -9681,7 +9681,7 @@
                 <w:delText xml:space="preserve">40 minutes (one double lesson of 80 minutes may be used if learners need more time to classify</w:delText>
               </w:r>
             </w:del>
-            <w:ins w:id="9108" w:author="Claude (AI) - proposed" w:date="2026-10-15T12:58:33Z">
+            <w:ins w:id="9108" w:author="Claude (AI) - proposed" w:date="2026-10-18T00:31:43Z">
               <w:r>
                 <w:rPr>
                   <w:rFonts w:ascii="Arial" w:cs="Arial" w:eastAsia="Arial" w:hAnsi="Arial"/>
@@ -10153,7 +10153,7 @@
               </w:rPr>
               <w:t xml:space="preserve">KICD Key Inquiry Questions: 1. </w:t>
             </w:r>
-            <w:ins w:id="9109" w:author="Claude (AI) - proposed" w:date="2026-10-15T12:58:33Z">
+            <w:ins w:id="9109" w:author="Claude (AI) - proposed" w:date="2026-10-18T00:31:43Z">
               <w:r>
                 <w:rPr>
                   <w:rFonts w:ascii="Arial" w:cs="Arial" w:eastAsia="Arial" w:hAnsi="Arial"/>
@@ -10181,7 +10181,7 @@
               </w:rPr>
               <w:t xml:space="preserve">How do we </w:t>
             </w:r>
-            <w:del w:id="9110" w:author="Claude (AI) - proposed" w:date="2026-10-15T12:58:33Z">
+            <w:del w:id="9110" w:author="Claude (AI) - proposed" w:date="2026-10-18T00:31:43Z">
               <w:r>
                 <w:rPr>
                   <w:rFonts w:ascii="Arial" w:cs="Arial" w:eastAsia="Arial" w:hAnsi="Arial"/>
@@ -10196,7 +10196,7 @@
                 <w:delText xml:space="preserve">organise data using frequency distribution tables? 2. Why is it important to collect, organise and interpret data in making decisions</w:delText>
               </w:r>
             </w:del>
-            <w:ins w:id="9111" w:author="Claude (AI) - proposed" w:date="2026-10-15T12:58:33Z">
+            <w:ins w:id="9111" w:author="Claude (AI) - proposed" w:date="2026-10-18T00:31:43Z">
               <w:r>
                 <w:rPr>
                   <w:rFonts w:ascii="Arial" w:cs="Arial" w:eastAsia="Arial" w:hAnsi="Arial"/>
@@ -10455,7 +10455,7 @@
               </w:rPr>
               <w:t xml:space="preserve">Madam Achieng's question remains: what should the learners and the two teachers do next? Learners recall the Lesson 2 ungrouped tables, where Subject 1 had 20 rows each with frequency 1, and predict how many rows a better table should have. Groups use the ranges (28 and 49) to test different class widths (5, 10, 20) on the ascending lists, then agree on a common class width of 10 so both subjects can be compared. They write class limits (10-19 to 90-99), tally all 20 scores of each subject, complete the grouped frequency tables (Subject 1: 0, 0, 0, 0, 0, 2, 7, 8, 3; Subject 2: 4, 4, 5, 3, 2, 2, 0, 0, 0), check totals of 20, and learn that class boundaries (9.5, 19.5, ..., 99.5) and midpoints (14.5 to 94.5) are needed for later graphs. Learners describe where each subject clusters, add new questions to the Driving Question Board and revise their cumulative model with the grouped evidence, treating reasons for the difference as hypotheses to investigate.</w:t>
             </w:r>
-            <w:ins w:id="9112" w:author="Claude (AI) - proposed" w:date="2026-10-15T12:58:33Z">
+            <w:ins w:id="9112" w:author="Claude (AI) - proposed" w:date="2026-10-18T00:31:43Z">
               <w:r>
                 <w:rPr>
                   <w:rFonts w:ascii="Arial" w:cs="Arial" w:eastAsia="Arial" w:hAnsi="Arial"/>
@@ -10758,7 +10758,7 @@
             <w:pPr>
               <w:spacing w:after="20" w:before="0"/>
             </w:pPr>
-            <w:hyperlink w:history="1" r:id="rIddx8-ilq5ak8ui8vp2qx44">
+            <w:hyperlink w:history="1" r:id="rIdwxhhqccditpvggb6hhhgj">
               <w:r>
                 <w:rPr>
                   <w:rFonts w:ascii="Arial" w:cs="Arial" w:eastAsia="Arial" w:hAnsi="Arial"/>
@@ -10807,7 +10807,7 @@
               <w:spacing w:after="10" w:before="0"/>
               <w:ind w:left="120"/>
             </w:pPr>
-            <w:hyperlink w:history="1" r:id="rIdhuu62aq_bo22mcdzfanpl">
+            <w:hyperlink w:history="1" r:id="rId6rxgsfpwbgurszdiqnnvv">
               <w:r>
                 <w:rPr>
                   <w:rFonts w:ascii="Arial" w:cs="Arial" w:eastAsia="Arial" w:hAnsi="Arial"/>
@@ -10852,7 +10852,7 @@
             <w:pPr>
               <w:spacing w:after="20" w:before="0"/>
             </w:pPr>
-            <w:hyperlink w:history="1" r:id="rId_eus7isxnovabgit6ocrk">
+            <w:hyperlink w:history="1" r:id="rId_eu5hgjah2zezoh3cakil">
               <w:r>
                 <w:rPr>
                   <w:rFonts w:ascii="Arial" w:cs="Arial" w:eastAsia="Arial" w:hAnsi="Arial"/>
@@ -10901,7 +10901,7 @@
               <w:spacing w:after="10" w:before="0"/>
               <w:ind w:left="120"/>
             </w:pPr>
-            <w:hyperlink w:history="1" r:id="rIdzpxl5ob1rrssiwfwudfv2">
+            <w:hyperlink w:history="1" r:id="rId_dgn4fjljiv7dsq_lnqac">
               <w:r>
                 <w:rPr>
                   <w:rFonts w:ascii="Arial" w:cs="Arial" w:eastAsia="Arial" w:hAnsi="Arial"/>
@@ -11101,7 +11101,7 @@
             <w:pPr>
               <w:spacing w:after="20" w:before="0"/>
             </w:pPr>
-            <w:hyperlink w:history="1" r:id="rIdwtpwywrckkjlj1qokqdyg">
+            <w:hyperlink w:history="1" r:id="rIdtek_eqa2n3cqc3wi2ufpp">
               <w:r>
                 <w:rPr>
                   <w:rFonts w:ascii="Arial" w:cs="Arial" w:eastAsia="Arial" w:hAnsi="Arial"/>
@@ -11150,7 +11150,7 @@
               <w:spacing w:after="10" w:before="0"/>
               <w:ind w:left="120"/>
             </w:pPr>
-            <w:hyperlink w:history="1" r:id="rIdbqus2rg7ctnwkmkwjvffr">
+            <w:hyperlink w:history="1" r:id="rIdltgci21loxq8ltpm2myet">
               <w:r>
                 <w:rPr>
                   <w:rFonts w:ascii="Arial" w:cs="Arial" w:eastAsia="Arial" w:hAnsi="Arial"/>
@@ -11195,7 +11195,7 @@
             <w:pPr>
               <w:spacing w:after="20" w:before="0"/>
             </w:pPr>
-            <w:hyperlink w:history="1" r:id="rIde6dldtpepykgdy11cyrls">
+            <w:hyperlink w:history="1" r:id="rIdg40tfekmg-kgtb5yjexb3">
               <w:r>
                 <w:rPr>
                   <w:rFonts w:ascii="Arial" w:cs="Arial" w:eastAsia="Arial" w:hAnsi="Arial"/>
@@ -11244,7 +11244,7 @@
               <w:spacing w:after="10" w:before="0"/>
               <w:ind w:left="120"/>
             </w:pPr>
-            <w:hyperlink w:history="1" r:id="rIdztpueh6ifjcrvwzak1eff">
+            <w:hyperlink w:history="1" r:id="rIddabpfumh4eb-ekfzgd_na">
               <w:r>
                 <w:rPr>
                   <w:rFonts w:ascii="Arial" w:cs="Arial" w:eastAsia="Arial" w:hAnsi="Arial"/>
@@ -11322,7 +11322,7 @@
               </w:rPr>
               <w:t xml:space="preserve">Introduce the idea: 'The range tells us how far the scores stretch. A good class width gives about 5 to 10 classes.' Circulate and ask: 'How many classes would width 5 give for Subject 2? Is that easier to read than 20 rows?' (49 ÷ 5 </w:t>
             </w:r>
-            <w:del w:id="9113" w:author="Claude (AI) - proposed" w:date="2026-10-15T12:58:33Z">
+            <w:del w:id="9113" w:author="Claude (AI) - proposed" w:date="2026-10-18T00:31:43Z">
               <w:r>
                 <w:rPr>
                   <w:rFonts w:ascii="Arial" w:cs="Arial" w:eastAsia="Arial" w:hAnsi="Arial"/>
@@ -11337,7 +11337,7 @@
                 <w:delText xml:space="preserve">gives</w:delText>
               </w:r>
             </w:del>
-            <w:ins w:id="9114" w:author="Claude (AI) - proposed" w:date="2026-10-15T12:58:33Z">
+            <w:ins w:id="9114" w:author="Claude (AI) - proposed" w:date="2026-10-18T00:31:43Z">
               <w:r>
                 <w:rPr>
                   <w:rFonts w:ascii="Arial" w:cs="Arial" w:eastAsia="Arial" w:hAnsi="Arial"/>
@@ -11365,7 +11365,7 @@
               </w:rPr>
               <w:t xml:space="preserve"> about 10 classes; 49 ÷ 10 </w:t>
             </w:r>
-            <w:del w:id="9115" w:author="Claude (AI) - proposed" w:date="2026-10-15T12:58:33Z">
+            <w:del w:id="9115" w:author="Claude (AI) - proposed" w:date="2026-10-18T00:31:43Z">
               <w:r>
                 <w:rPr>
                   <w:rFonts w:ascii="Arial" w:cs="Arial" w:eastAsia="Arial" w:hAnsi="Arial"/>
@@ -11380,7 +11380,7 @@
                 <w:delText xml:space="preserve">gives about 5 to 9 classes</w:delText>
               </w:r>
             </w:del>
-            <w:ins w:id="9116" w:author="Claude (AI) - proposed" w:date="2026-10-15T12:58:33Z">
+            <w:ins w:id="9116" w:author="Claude (AI) - proposed" w:date="2026-10-18T00:31:43Z">
               <w:r>
                 <w:rPr>
                   <w:rFonts w:ascii="Arial" w:cs="Arial" w:eastAsia="Arial" w:hAnsi="Arial"/>
@@ -11530,7 +11530,7 @@
             <w:pPr>
               <w:spacing w:after="20" w:before="0"/>
             </w:pPr>
-            <w:hyperlink w:history="1" r:id="rIdz83zub2ws4qntfuyofyxy">
+            <w:hyperlink w:history="1" r:id="rIda1s1y0h1mmstrsqdlglmc">
               <w:r>
                 <w:rPr>
                   <w:rFonts w:ascii="Arial" w:cs="Arial" w:eastAsia="Arial" w:hAnsi="Arial"/>
@@ -11579,7 +11579,7 @@
               <w:spacing w:after="10" w:before="0"/>
               <w:ind w:left="120"/>
             </w:pPr>
-            <w:hyperlink w:history="1" r:id="rIdmwgprdpmdgzlj2ld38g1p">
+            <w:hyperlink w:history="1" r:id="rIdzsygug8_yob4zpiaa7vyh">
               <w:r>
                 <w:rPr>
                   <w:rFonts w:ascii="Arial" w:cs="Arial" w:eastAsia="Arial" w:hAnsi="Arial"/>
@@ -11624,7 +11624,7 @@
             <w:pPr>
               <w:spacing w:after="20" w:before="0"/>
             </w:pPr>
-            <w:hyperlink w:history="1" r:id="rIdczhuxjeiycxygn8tgnx_s">
+            <w:hyperlink w:history="1" r:id="rIdmgw1wwnown1vroxefkoie">
               <w:r>
                 <w:rPr>
                   <w:rFonts w:ascii="Arial" w:cs="Arial" w:eastAsia="Arial" w:hAnsi="Arial"/>
@@ -11673,7 +11673,7 @@
               <w:spacing w:after="10" w:before="0"/>
               <w:ind w:left="120"/>
             </w:pPr>
-            <w:hyperlink w:history="1" r:id="rIdu_zwhpiw-ejknbr00iz92">
+            <w:hyperlink w:history="1" r:id="rIdpypk9y71llyplzmyueceg">
               <w:r>
                 <w:rPr>
                   <w:rFonts w:ascii="Arial" w:cs="Arial" w:eastAsia="Arial" w:hAnsi="Arial"/>
@@ -11873,7 +11873,7 @@
             <w:pPr>
               <w:spacing w:after="20" w:before="0"/>
             </w:pPr>
-            <w:hyperlink w:history="1" r:id="rIdvn71dscbp8ho57djdgo9i">
+            <w:hyperlink w:history="1" r:id="rIdri3-ar7fl74tphxuughcc">
               <w:r>
                 <w:rPr>
                   <w:rFonts w:ascii="Arial" w:cs="Arial" w:eastAsia="Arial" w:hAnsi="Arial"/>
@@ -11922,7 +11922,7 @@
               <w:spacing w:after="10" w:before="0"/>
               <w:ind w:left="120"/>
             </w:pPr>
-            <w:hyperlink w:history="1" r:id="rIdimya_wsg7td08hkr2dxcl">
+            <w:hyperlink w:history="1" r:id="rIds7nqzjejyqf1a7ujremy3">
               <w:r>
                 <w:rPr>
                   <w:rFonts w:ascii="Arial" w:cs="Arial" w:eastAsia="Arial" w:hAnsi="Arial"/>
@@ -11967,7 +11967,7 @@
             <w:pPr>
               <w:spacing w:after="20" w:before="0"/>
             </w:pPr>
-            <w:hyperlink w:history="1" r:id="rIdzklqf5bctwi-53g7fr2lv">
+            <w:hyperlink w:history="1" r:id="rId9scrrjmweyswo1dyaajg0">
               <w:r>
                 <w:rPr>
                   <w:rFonts w:ascii="Arial" w:cs="Arial" w:eastAsia="Arial" w:hAnsi="Arial"/>
@@ -12016,7 +12016,7 @@
               <w:spacing w:after="10" w:before="0"/>
               <w:ind w:left="120"/>
             </w:pPr>
-            <w:hyperlink w:history="1" r:id="rIdygcezr5ckgta5akwxtwqn">
+            <w:hyperlink w:history="1" r:id="rIdaqitti2mnwly9xrf9zqp6">
               <w:r>
                 <w:rPr>
                   <w:rFonts w:ascii="Arial" w:cs="Arial" w:eastAsia="Arial" w:hAnsi="Arial"/>
@@ -12094,7 +12094,7 @@
               </w:rPr>
               <w:t xml:space="preserve">Say: 'What new thing did the grouped table let us see?' Give WAIT TIME of 10-15 seconds before taking responses, then cold-call 3 learners to read a note aloud and say where it should go. Link notes to future lessons: 'Averages and the middle score come in Lessons 4 and 5, pictures of the table in Lesson 6.' Highlight any question about causes: 'Can this table tell us WHY? What would we need?' Keep a visible list of 'evidence so far': tables show clustering; Subject 1 has 20 of 20 above 60; Subject 2 has 16 below 50. Revisit </w:t>
             </w:r>
-            <w:del w:id="9117" w:author="Claude (AI) - proposed" w:date="2026-10-15T12:58:33Z">
+            <w:del w:id="9117" w:author="Claude (AI) - proposed" w:date="2026-10-18T00:31:43Z">
               <w:r>
                 <w:rPr>
                   <w:rFonts w:ascii="Arial" w:cs="Arial" w:eastAsia="Arial" w:hAnsi="Arial"/>
@@ -12109,7 +12109,7 @@
                 <w:delText xml:space="preserve">the KICD question: 'Why is it important to organise data in making decisions?'</w:delText>
               </w:r>
             </w:del>
-            <w:ins w:id="9118" w:author="Claude (AI) - proposed" w:date="2026-10-15T12:58:33Z">
+            <w:ins w:id="9118" w:author="Claude (AI) - proposed" w:date="2026-10-18T00:31:43Z">
               <w:r>
                 <w:rPr>
                   <w:rFonts w:ascii="Arial" w:cs="Arial" w:eastAsia="Arial" w:hAnsi="Arial"/>
@@ -12259,7 +12259,7 @@
             <w:pPr>
               <w:spacing w:after="20" w:before="0"/>
             </w:pPr>
-            <w:hyperlink w:history="1" r:id="rId6sugle4va2i2vb2ks2ika">
+            <w:hyperlink w:history="1" r:id="rId4rr0ehzncxyjoha72i9-c">
               <w:r>
                 <w:rPr>
                   <w:rFonts w:ascii="Arial" w:cs="Arial" w:eastAsia="Arial" w:hAnsi="Arial"/>
@@ -12308,7 +12308,7 @@
               <w:spacing w:after="10" w:before="0"/>
               <w:ind w:left="120"/>
             </w:pPr>
-            <w:hyperlink w:history="1" r:id="rIdksqenny6adufr7mtxw4vx">
+            <w:hyperlink w:history="1" r:id="rIdrzrkdph9zvbg16ttuwbxo">
               <w:r>
                 <w:rPr>
                   <w:rFonts w:ascii="Arial" w:cs="Arial" w:eastAsia="Arial" w:hAnsi="Arial"/>
@@ -12353,7 +12353,7 @@
             <w:pPr>
               <w:spacing w:after="20" w:before="0"/>
             </w:pPr>
-            <w:hyperlink w:history="1" r:id="rIdj8nnlqedi9pdmxd3rlhm_">
+            <w:hyperlink w:history="1" r:id="rIdzgdtfvnngzxykkspefiom">
               <w:r>
                 <w:rPr>
                   <w:rFonts w:ascii="Arial" w:cs="Arial" w:eastAsia="Arial" w:hAnsi="Arial"/>
@@ -12402,7 +12402,7 @@
               <w:spacing w:after="10" w:before="0"/>
               <w:ind w:left="120"/>
             </w:pPr>
-            <w:hyperlink w:history="1" r:id="rIdxtw5m7dw7d_pfhfsmz-bj">
+            <w:hyperlink w:history="1" r:id="rIdg1ng2a2cf0lk7jgjuhhr1">
               <w:r>
                 <w:rPr>
                   <w:rFonts w:ascii="Arial" w:cs="Arial" w:eastAsia="Arial" w:hAnsi="Arial"/>
@@ -12927,7 +12927,7 @@
         </w:rPr>
         <w:t xml:space="preserve">© 2026 SeaVuria and ARES. Aligned with KICD objectives. Developed by SeaVuria; technical implementation by ARES (with AI assistance from Claude). Licensed under </w:t>
       </w:r>
-      <w:hyperlink w:history="1" r:id="rIdraol9spee5nemtgn53mb5">
+      <w:hyperlink w:history="1" r:id="rIdlvua9vq_hhadbjkowv28i">
         <w:r>
           <w:rPr>
             <w:rFonts w:ascii="Arial" w:cs="Arial" w:eastAsia="Arial" w:hAnsi="Arial"/>
@@ -12948,7 +12948,7 @@
         </w:rPr>
         <w:t xml:space="preserve"> (</w:t>
       </w:r>
-      <w:hyperlink w:history="1" r:id="rIdufxscoi2zynn0n6eaxkrf">
+      <w:hyperlink w:history="1" r:id="rId5nrsw---xywydicprxe56">
         <w:r>
           <w:rPr>
             <w:rFonts w:ascii="Arial" w:cs="Arial" w:eastAsia="Arial" w:hAnsi="Arial"/>
@@ -13456,10 +13456,10 @@
               <w:spacing w:after="40" w:before="0"/>
               <w:jc w:val="left"/>
               <w:rPr>
-                <w:ins w:id="9120" w:author="Claude (AI) - proposed" w:date="2026-10-15T12:58:33Z"/>
-              </w:rPr>
-            </w:pPr>
-            <w:ins w:id="9119" w:author="Claude (AI) - proposed" w:date="2026-10-15T12:58:33Z">
+                <w:ins w:id="9120" w:author="Claude (AI) - proposed" w:date="2026-10-18T00:31:43Z"/>
+              </w:rPr>
+            </w:pPr>
+            <w:ins w:id="9119" w:author="Claude (AI) - proposed" w:date="2026-10-18T00:31:43Z">
               <w:r>
                 <w:rPr>
                   <w:rFonts w:ascii="Arial" w:cs="Arial" w:eastAsia="Arial" w:hAnsi="Arial"/>
@@ -13481,10 +13481,10 @@
               <w:spacing w:after="40" w:before="0"/>
               <w:jc w:val="left"/>
               <w:rPr>
-                <w:del w:id="9122" w:author="Claude (AI) - proposed" w:date="2026-10-15T12:58:33Z"/>
-              </w:rPr>
-            </w:pPr>
-            <w:del w:id="9121" w:author="Claude (AI) - proposed" w:date="2026-10-15T12:58:33Z">
+                <w:del w:id="9122" w:author="Claude (AI) - proposed" w:date="2026-10-18T00:31:43Z"/>
+              </w:rPr>
+            </w:pPr>
+            <w:del w:id="9121" w:author="Claude (AI) - proposed" w:date="2026-10-18T00:31:43Z">
               <w:r>
                 <w:rPr>
                   <w:rFonts w:ascii="Arial" w:cs="Arial" w:eastAsia="Arial" w:hAnsi="Arial"/>
@@ -14018,7 +14018,7 @@
             <w:pPr>
               <w:spacing w:after="20" w:before="0"/>
             </w:pPr>
-            <w:hyperlink w:history="1" r:id="rId_zpk0sj0zrukp9sgyr4fw">
+            <w:hyperlink w:history="1" r:id="rId40qzraq-vjjzlrh4o80sl">
               <w:r>
                 <w:rPr>
                   <w:rFonts w:ascii="Arial" w:cs="Arial" w:eastAsia="Arial" w:hAnsi="Arial"/>
@@ -14051,7 +14051,7 @@
               <w:spacing w:after="10" w:before="0"/>
               <w:ind w:left="120"/>
             </w:pPr>
-            <w:hyperlink w:history="1" r:id="rIdvyqa1trkwzxfa9fjwpo9e">
+            <w:hyperlink w:history="1" r:id="rIda-cfwbwhnfkgkd8tf8u9g">
               <w:r>
                 <w:rPr>
                   <w:rFonts w:ascii="Arial" w:cs="Arial" w:eastAsia="Arial" w:hAnsi="Arial"/>
@@ -14096,7 +14096,7 @@
             <w:pPr>
               <w:spacing w:after="20" w:before="0"/>
             </w:pPr>
-            <w:hyperlink w:history="1" r:id="rIdwdykdiz2mnmzbq5uppoyf">
+            <w:hyperlink w:history="1" r:id="rIdvmctjnewcf9t-plk31bfa">
               <w:r>
                 <w:rPr>
                   <w:rFonts w:ascii="Arial" w:cs="Arial" w:eastAsia="Arial" w:hAnsi="Arial"/>
@@ -14129,7 +14129,7 @@
               <w:spacing w:after="10" w:before="0"/>
               <w:ind w:left="120"/>
             </w:pPr>
-            <w:hyperlink w:history="1" r:id="rId5b6dnvysmax1dfawydcy3">
+            <w:hyperlink w:history="1" r:id="rId_lhnhixcn2gfrzt3xgv_z">
               <w:r>
                 <w:rPr>
                   <w:rFonts w:ascii="Arial" w:cs="Arial" w:eastAsia="Arial" w:hAnsi="Arial"/>
@@ -14329,7 +14329,7 @@
             <w:pPr>
               <w:spacing w:after="20" w:before="0"/>
             </w:pPr>
-            <w:hyperlink w:history="1" r:id="rId1vy02op4uwyp_n3a-qq2n">
+            <w:hyperlink w:history="1" r:id="rIditrbofm4sywh6rpeky20p">
               <w:r>
                 <w:rPr>
                   <w:rFonts w:ascii="Arial" w:cs="Arial" w:eastAsia="Arial" w:hAnsi="Arial"/>
@@ -14362,7 +14362,7 @@
               <w:spacing w:after="10" w:before="0"/>
               <w:ind w:left="120"/>
             </w:pPr>
-            <w:hyperlink w:history="1" r:id="rId6nasgzz_45kvpmdixkc9k">
+            <w:hyperlink w:history="1" r:id="rId1jk-npbneqbk2t0gp4jkj">
               <w:r>
                 <w:rPr>
                   <w:rFonts w:ascii="Arial" w:cs="Arial" w:eastAsia="Arial" w:hAnsi="Arial"/>
@@ -14407,7 +14407,7 @@
             <w:pPr>
               <w:spacing w:after="20" w:before="0"/>
             </w:pPr>
-            <w:hyperlink w:history="1" r:id="rIdp7kucta9s9w-dgube2zat">
+            <w:hyperlink w:history="1" r:id="rIdbjpw5ukb_ovy-e0y9c4r9">
               <w:r>
                 <w:rPr>
                   <w:rFonts w:ascii="Arial" w:cs="Arial" w:eastAsia="Arial" w:hAnsi="Arial"/>
@@ -14440,7 +14440,7 @@
               <w:spacing w:after="10" w:before="0"/>
               <w:ind w:left="120"/>
             </w:pPr>
-            <w:hyperlink w:history="1" r:id="rId19c0ei2l6lgausdilzrcb">
+            <w:hyperlink w:history="1" r:id="rId_vh-4jr99lttkaghrdjrx">
               <w:r>
                 <w:rPr>
                   <w:rFonts w:ascii="Arial" w:cs="Arial" w:eastAsia="Arial" w:hAnsi="Arial"/>
@@ -14518,7 +14518,7 @@
               </w:rPr>
               <w:t xml:space="preserve">Circulate with a checklist. Pose: 'Where in the table do you look to find the mode? What does a frequency of 1 for every score tell you?' For the median ask: 'Why do we need two middle values when n = 20? Show me with your pencil which are the 10th and 11th.' For the mean: 'Add in pairs or tens to reduce errors; check your sum with your partner. What should the sums be close to?' Provide a quick check: if a group's Subject 1 sum is not 1607 or Subject 2 sum is not 677, say 'Recheck the addition in two halves: first ten scores, then last ten'. WAIT TIME: after asking 'Can a data set have no mode? Two modes?' wait 10-15 seconds, then cold-call 3 learners from different groups. Remind them to keep the Learner 1 to Learner 20 order only for the raw lists, not for the ordered lists. </w:t>
             </w:r>
-            <w:ins w:id="9123" w:author="Claude (AI) - proposed" w:date="2026-10-15T12:58:33Z">
+            <w:ins w:id="9123" w:author="Claude (AI) - proposed" w:date="2026-10-18T00:31:43Z">
               <w:r>
                 <w:rPr>
                   <w:rFonts w:ascii="Arial" w:cs="Arial" w:eastAsia="Arial" w:hAnsi="Arial"/>
@@ -14668,7 +14668,7 @@
             <w:pPr>
               <w:spacing w:after="20" w:before="0"/>
             </w:pPr>
-            <w:hyperlink w:history="1" r:id="rIduz0suskbgzlqzirv1uhjb">
+            <w:hyperlink w:history="1" r:id="rIdcbe2ziup0zf4lthfckozw">
               <w:r>
                 <w:rPr>
                   <w:rFonts w:ascii="Arial" w:cs="Arial" w:eastAsia="Arial" w:hAnsi="Arial"/>
@@ -14717,7 +14717,7 @@
               <w:spacing w:after="10" w:before="0"/>
               <w:ind w:left="120"/>
             </w:pPr>
-            <w:hyperlink w:history="1" r:id="rIdioaxmif4q0yds_923lu_x">
+            <w:hyperlink w:history="1" r:id="rIdzhtkbwlqhms70pwyjn1or">
               <w:r>
                 <w:rPr>
                   <w:rFonts w:ascii="Arial" w:cs="Arial" w:eastAsia="Arial" w:hAnsi="Arial"/>
@@ -14762,7 +14762,7 @@
             <w:pPr>
               <w:spacing w:after="20" w:before="0"/>
             </w:pPr>
-            <w:hyperlink w:history="1" r:id="rIdk9uywoo2y-5vmwpsiorwb">
+            <w:hyperlink w:history="1" r:id="rIdo97momozqcpt85f48bvgv">
               <w:r>
                 <w:rPr>
                   <w:rFonts w:ascii="Arial" w:cs="Arial" w:eastAsia="Arial" w:hAnsi="Arial"/>
@@ -14811,7 +14811,7 @@
               <w:spacing w:after="10" w:before="0"/>
               <w:ind w:left="120"/>
             </w:pPr>
-            <w:hyperlink w:history="1" r:id="rIdvho0to8oe3maco_1yv8hl">
+            <w:hyperlink w:history="1" r:id="rIdgnayhak8fgdlyshntuy2o">
               <w:r>
                 <w:rPr>
                   <w:rFonts w:ascii="Arial" w:cs="Arial" w:eastAsia="Arial" w:hAnsi="Arial"/>
@@ -14889,7 +14889,7 @@
               </w:rPr>
               <w:t xml:space="preserve">Say: 'Use evidence from your table: because the Subject 1 mean is 80.35, we can say...' Provide sentence starters: 'The typical score in Subject 1 is higher than in Subject 2 because...', 'This may mean... but we need more data about...'. Ask the 'what if' question about changing one score and give 15 seconds of WAIT TIME before cold-calling 3 learners; guide them to see that one extreme score moves the mean by 40/20 = 2 marks while the median stays near the middle. Probe: 'Does a higher mean show that Mr. Otieno teaches better than Mrs. Wanjiku? What would we need to know?' Correct any causal claims by asking: 'Is that a fact from the data or a hypothesis to investigate?' Facilitate the gallery walk (5 minutes), asking each group to leave 1 'I wonder' sticky note. </w:t>
             </w:r>
-            <w:ins w:id="9124" w:author="Claude (AI) - proposed" w:date="2026-10-15T12:58:33Z">
+            <w:ins w:id="9124" w:author="Claude (AI) - proposed" w:date="2026-10-18T00:31:43Z">
               <w:r>
                 <w:rPr>
                   <w:rFonts w:ascii="Arial" w:cs="Arial" w:eastAsia="Arial" w:hAnsi="Arial"/>
@@ -15039,7 +15039,7 @@
             <w:pPr>
               <w:spacing w:after="20" w:before="0"/>
             </w:pPr>
-            <w:hyperlink w:history="1" r:id="rIdz8x-3w60zo_egmzy6fnqv">
+            <w:hyperlink w:history="1" r:id="rIdoibaslpvtnvpwc5jheutl">
               <w:r>
                 <w:rPr>
                   <w:rFonts w:ascii="Arial" w:cs="Arial" w:eastAsia="Arial" w:hAnsi="Arial"/>
@@ -15088,7 +15088,7 @@
               <w:spacing w:after="10" w:before="0"/>
               <w:ind w:left="120"/>
             </w:pPr>
-            <w:hyperlink w:history="1" r:id="rIdplyvk1qlflaxtlejpe-zf">
+            <w:hyperlink w:history="1" r:id="rId4hude00qxbqflhcclblmh">
               <w:r>
                 <w:rPr>
                   <w:rFonts w:ascii="Arial" w:cs="Arial" w:eastAsia="Arial" w:hAnsi="Arial"/>
@@ -15133,7 +15133,7 @@
             <w:pPr>
               <w:spacing w:after="20" w:before="0"/>
             </w:pPr>
-            <w:hyperlink w:history="1" r:id="rIdejiuqgn3bkttavhuhrgyq">
+            <w:hyperlink w:history="1" r:id="rId9o5enjmfxxo02dtwrojbq">
               <w:r>
                 <w:rPr>
                   <w:rFonts w:ascii="Arial" w:cs="Arial" w:eastAsia="Arial" w:hAnsi="Arial"/>
@@ -15182,7 +15182,7 @@
               <w:spacing w:after="10" w:before="0"/>
               <w:ind w:left="120"/>
             </w:pPr>
-            <w:hyperlink w:history="1" r:id="rIdgm6jg4jr8wfom2x_1uu2d">
+            <w:hyperlink w:history="1" r:id="rIdu-1jyoundj0i3of8cvdxv">
               <w:r>
                 <w:rPr>
                   <w:rFonts w:ascii="Arial" w:cs="Arial" w:eastAsia="Arial" w:hAnsi="Arial"/>
@@ -15227,7 +15227,7 @@
               </w:rPr>
               <w:t xml:space="preserve">Learners revisit the Driving Question Board with the question: 'How can you use the two sets of data to predict the learners' and the teachers' next steps?' In groups they (a) place sticky notes showing what they now KNOW (for example, 'Typical score in Subject 1 is about 80 and in Subject 2 about 32-34', 'Mean and median are close in each subject', 'Subject 1 has no mode and Subject 2 has two modes'), (b) add new questions (for example, 'Why are the Subject 2 scores so much lower for the same learners?', 'How spread out are the scores around the mean?', 'Can we show this on a graph?', 'Do the 16 learners below 50 need remedial support?'), and (c) move earlier questions that are now partly answered. They link questions to the </w:t>
             </w:r>
-            <w:del w:id="9125" w:author="Claude (AI) - proposed" w:date="2026-10-15T12:58:33Z">
+            <w:del w:id="9125" w:author="Claude (AI) - proposed" w:date="2026-10-18T00:31:43Z">
               <w:r>
                 <w:rPr>
                   <w:rFonts w:ascii="Arial" w:cs="Arial" w:eastAsia="Arial" w:hAnsi="Arial"/>
@@ -15242,7 +15242,7 @@
                 <w:delText xml:space="preserve">two KICD inquiry questions</w:delText>
               </w:r>
             </w:del>
-            <w:ins w:id="9126" w:author="Claude (AI) - proposed" w:date="2026-10-15T12:58:33Z">
+            <w:ins w:id="9126" w:author="Claude (AI) - proposed" w:date="2026-10-18T00:31:43Z">
               <w:r>
                 <w:rPr>
                   <w:rFonts w:ascii="Arial" w:cs="Arial" w:eastAsia="Arial" w:hAnsi="Arial"/>
@@ -15425,7 +15425,7 @@
             <w:pPr>
               <w:spacing w:after="20" w:before="0"/>
             </w:pPr>
-            <w:hyperlink w:history="1" r:id="rIdav_dccyxjcc7jj4vluyj-">
+            <w:hyperlink w:history="1" r:id="rIdg5-bb6_z-pnsglwrm4hxo">
               <w:r>
                 <w:rPr>
                   <w:rFonts w:ascii="Arial" w:cs="Arial" w:eastAsia="Arial" w:hAnsi="Arial"/>
@@ -15474,7 +15474,7 @@
               <w:spacing w:after="10" w:before="0"/>
               <w:ind w:left="120"/>
             </w:pPr>
-            <w:hyperlink w:history="1" r:id="rIdczn3fnlrp7gndwnnp82yw">
+            <w:hyperlink w:history="1" r:id="rIdu-iaklmbn_ddo5ldlez4a">
               <w:r>
                 <w:rPr>
                   <w:rFonts w:ascii="Arial" w:cs="Arial" w:eastAsia="Arial" w:hAnsi="Arial"/>
@@ -15519,7 +15519,7 @@
             <w:pPr>
               <w:spacing w:after="20" w:before="0"/>
             </w:pPr>
-            <w:hyperlink w:history="1" r:id="rId4trfdxcixub3dopma39ip">
+            <w:hyperlink w:history="1" r:id="rIdof1jc_goxs3fuqct-ht6f">
               <w:r>
                 <w:rPr>
                   <w:rFonts w:ascii="Arial" w:cs="Arial" w:eastAsia="Arial" w:hAnsi="Arial"/>
@@ -15568,7 +15568,7 @@
               <w:spacing w:after="10" w:before="0"/>
               <w:ind w:left="120"/>
             </w:pPr>
-            <w:hyperlink w:history="1" r:id="rIdsc6o8ajifzkagv7q8_ytc">
+            <w:hyperlink w:history="1" r:id="rIdmhouv16bhzfqyvznf8udg">
               <w:r>
                 <w:rPr>
                   <w:rFonts w:ascii="Arial" w:cs="Arial" w:eastAsia="Arial" w:hAnsi="Arial"/>
@@ -16093,7 +16093,7 @@
         </w:rPr>
         <w:t xml:space="preserve">© 2026 SeaVuria and ARES. Aligned with KICD objectives. Developed by SeaVuria; technical implementation by ARES (with AI assistance from Claude). Licensed under </w:t>
       </w:r>
-      <w:hyperlink w:history="1" r:id="rId7kxspzis3zbvlj0cnisnv">
+      <w:hyperlink w:history="1" r:id="rIdeyy2esih83ftftenjjx_v">
         <w:r>
           <w:rPr>
             <w:rFonts w:ascii="Arial" w:cs="Arial" w:eastAsia="Arial" w:hAnsi="Arial"/>
@@ -16114,7 +16114,7 @@
         </w:rPr>
         <w:t xml:space="preserve"> (</w:t>
       </w:r>
-      <w:hyperlink w:history="1" r:id="rIdhrqvmuxbsgtogcfgpi85z">
+      <w:hyperlink w:history="1" r:id="rIdzzijcbxl1hfw-kjinhwog">
         <w:r>
           <w:rPr>
             <w:rFonts w:ascii="Arial" w:cs="Arial" w:eastAsia="Arial" w:hAnsi="Arial"/>
@@ -16622,10 +16622,10 @@
               <w:spacing w:after="40" w:before="0"/>
               <w:jc w:val="left"/>
               <w:rPr>
-                <w:ins w:id="9128" w:author="Claude (AI) - proposed" w:date="2026-10-15T12:58:33Z"/>
-              </w:rPr>
-            </w:pPr>
-            <w:ins w:id="9127" w:author="Claude (AI) - proposed" w:date="2026-10-15T12:58:33Z">
+                <w:ins w:id="9128" w:author="Claude (AI) - proposed" w:date="2026-10-18T00:31:43Z"/>
+              </w:rPr>
+            </w:pPr>
+            <w:ins w:id="9127" w:author="Claude (AI) - proposed" w:date="2026-10-18T00:31:43Z">
               <w:r>
                 <w:rPr>
                   <w:rFonts w:ascii="Arial" w:cs="Arial" w:eastAsia="Arial" w:hAnsi="Arial"/>
@@ -16647,10 +16647,10 @@
               <w:spacing w:after="40" w:before="0"/>
               <w:jc w:val="left"/>
               <w:rPr>
-                <w:del w:id="9130" w:author="Claude (AI) - proposed" w:date="2026-10-15T12:58:33Z"/>
-              </w:rPr>
-            </w:pPr>
-            <w:del w:id="9129" w:author="Claude (AI) - proposed" w:date="2026-10-15T12:58:33Z">
+                <w:del w:id="9130" w:author="Claude (AI) - proposed" w:date="2026-10-18T00:31:43Z"/>
+              </w:rPr>
+            </w:pPr>
+            <w:del w:id="9129" w:author="Claude (AI) - proposed" w:date="2026-10-18T00:31:43Z">
               <w:r>
                 <w:rPr>
                   <w:rFonts w:ascii="Arial" w:cs="Arial" w:eastAsia="Arial" w:hAnsi="Arial"/>
@@ -17184,7 +17184,7 @@
             <w:pPr>
               <w:spacing w:after="20" w:before="0"/>
             </w:pPr>
-            <w:hyperlink w:history="1" r:id="rIdzylb69rmr5thoeoaodkz8">
+            <w:hyperlink w:history="1" r:id="rId7esr6mkzmzf0lcecdkdkr">
               <w:r>
                 <w:rPr>
                   <w:rFonts w:ascii="Arial" w:cs="Arial" w:eastAsia="Arial" w:hAnsi="Arial"/>
@@ -17217,7 +17217,7 @@
               <w:spacing w:after="10" w:before="0"/>
               <w:ind w:left="120"/>
             </w:pPr>
-            <w:hyperlink w:history="1" r:id="rId2h-b3rfjrffbdseuwnzgw">
+            <w:hyperlink w:history="1" r:id="rIdvty6ewoy5yqeilu8noevr">
               <w:r>
                 <w:rPr>
                   <w:rFonts w:ascii="Arial" w:cs="Arial" w:eastAsia="Arial" w:hAnsi="Arial"/>
@@ -17262,7 +17262,7 @@
             <w:pPr>
               <w:spacing w:after="20" w:before="0"/>
             </w:pPr>
-            <w:hyperlink w:history="1" r:id="rIdsrshntsf-algmaxrcgcpu">
+            <w:hyperlink w:history="1" r:id="rIda3qxch0ounq15pgz7elj3">
               <w:r>
                 <w:rPr>
                   <w:rFonts w:ascii="Arial" w:cs="Arial" w:eastAsia="Arial" w:hAnsi="Arial"/>
@@ -17295,7 +17295,7 @@
               <w:spacing w:after="10" w:before="0"/>
               <w:ind w:left="120"/>
             </w:pPr>
-            <w:hyperlink w:history="1" r:id="rIdrzfyyqxfupa1q5i0zx8fm">
+            <w:hyperlink w:history="1" r:id="rIdrnf_vodlajw7c742kibtf">
               <w:r>
                 <w:rPr>
                   <w:rFonts w:ascii="Arial" w:cs="Arial" w:eastAsia="Arial" w:hAnsi="Arial"/>
@@ -17495,7 +17495,7 @@
             <w:pPr>
               <w:spacing w:after="20" w:before="0"/>
             </w:pPr>
-            <w:hyperlink w:history="1" r:id="rIdm1jpbkyhxjjrtmlwvyioi">
+            <w:hyperlink w:history="1" r:id="rIdvaklocuadm9pr8mkqbu3c">
               <w:r>
                 <w:rPr>
                   <w:rFonts w:ascii="Arial" w:cs="Arial" w:eastAsia="Arial" w:hAnsi="Arial"/>
@@ -17528,7 +17528,7 @@
               <w:spacing w:after="10" w:before="0"/>
               <w:ind w:left="120"/>
             </w:pPr>
-            <w:hyperlink w:history="1" r:id="rIdqa17b85m0iykyq_kfgx8m">
+            <w:hyperlink w:history="1" r:id="rId75ssuinko5igwq_ohpgxa">
               <w:r>
                 <w:rPr>
                   <w:rFonts w:ascii="Arial" w:cs="Arial" w:eastAsia="Arial" w:hAnsi="Arial"/>
@@ -17573,7 +17573,7 @@
             <w:pPr>
               <w:spacing w:after="20" w:before="0"/>
             </w:pPr>
-            <w:hyperlink w:history="1" r:id="rId5v6oln4m-dqoe5fzzug7h">
+            <w:hyperlink w:history="1" r:id="rIdibdgg8ikzbzomdnd45uie">
               <w:r>
                 <w:rPr>
                   <w:rFonts w:ascii="Arial" w:cs="Arial" w:eastAsia="Arial" w:hAnsi="Arial"/>
@@ -17606,7 +17606,7 @@
               <w:spacing w:after="10" w:before="0"/>
               <w:ind w:left="120"/>
             </w:pPr>
-            <w:hyperlink w:history="1" r:id="rIdfqgv3varguglqfkbvlolt">
+            <w:hyperlink w:history="1" r:id="rIdwexcxvb_3to_xh10ab0y-">
               <w:r>
                 <w:rPr>
                   <w:rFonts w:ascii="Arial" w:cs="Arial" w:eastAsia="Arial" w:hAnsi="Arial"/>
@@ -17806,7 +17806,7 @@
             <w:pPr>
               <w:spacing w:after="20" w:before="0"/>
             </w:pPr>
-            <w:hyperlink w:history="1" r:id="rId_4pfblfrg7tgu6mf5dtv7">
+            <w:hyperlink w:history="1" r:id="rIdoqqdqnhm6ofnfpk6nbtic">
               <w:r>
                 <w:rPr>
                   <w:rFonts w:ascii="Arial" w:cs="Arial" w:eastAsia="Arial" w:hAnsi="Arial"/>
@@ -17855,7 +17855,7 @@
               <w:spacing w:after="10" w:before="0"/>
               <w:ind w:left="120"/>
             </w:pPr>
-            <w:hyperlink w:history="1" r:id="rId27c8jbibtprtdbzrpiket">
+            <w:hyperlink w:history="1" r:id="rId5_ejsof1k_y3n75dh_t5g">
               <w:r>
                 <w:rPr>
                   <w:rFonts w:ascii="Arial" w:cs="Arial" w:eastAsia="Arial" w:hAnsi="Arial"/>
@@ -17900,7 +17900,7 @@
             <w:pPr>
               <w:spacing w:after="20" w:before="0"/>
             </w:pPr>
-            <w:hyperlink w:history="1" r:id="rIdwxhbqij4haqioahc2yiev">
+            <w:hyperlink w:history="1" r:id="rIdzctosals1oxtllxuzf6wr">
               <w:r>
                 <w:rPr>
                   <w:rFonts w:ascii="Arial" w:cs="Arial" w:eastAsia="Arial" w:hAnsi="Arial"/>
@@ -17933,7 +17933,7 @@
               <w:spacing w:after="10" w:before="0"/>
               <w:ind w:left="120"/>
             </w:pPr>
-            <w:hyperlink w:history="1" r:id="rIdpedi_mhuj3l5pez70kcdb">
+            <w:hyperlink w:history="1" r:id="rIdxtrkqxtuwc4mtqu4wibhv">
               <w:r>
                 <w:rPr>
                   <w:rFonts w:ascii="Arial" w:cs="Arial" w:eastAsia="Arial" w:hAnsi="Arial"/>
@@ -17978,7 +17978,7 @@
               </w:rPr>
               <w:t xml:space="preserve">Groups complete a comparison table: Measure | Subject 1 exact (Lesson 4) | Subject 1 grouped estimate | Subject 2 exact | Subject 2 grouped estimate. Mean: 80.35 / 80.5; 33.85 / 35. Median: 80.5 / 80.75; 31.5 / 33.5. Mode: none / 81.2 (modal class 80-89); 32 and 60 / 32.8 (modal class 30-39). They then discuss: (a) Which estimates are close to the exact values? (b) Why are they not exactly equal? (e.g. grouping replaces each score with the midpoint of its class; the actual scores in 80-89 range from 80 to 89 and average 84.</w:t>
             </w:r>
-            <w:del w:id="9131" w:author="Claude (AI) - proposed" w:date="2026-10-15T12:58:33Z">
+            <w:del w:id="9131" w:author="Claude (AI) - proposed" w:date="2026-10-18T00:31:43Z">
               <w:r>
                 <w:rPr>
                   <w:rFonts w:ascii="Arial" w:cs="Arial" w:eastAsia="Arial" w:hAnsi="Arial"/>
@@ -17993,7 +17993,7 @@
                 <w:delText xml:space="preserve">1</w:delText>
               </w:r>
             </w:del>
-            <w:ins w:id="9132" w:author="Claude (AI) - proposed" w:date="2026-10-15T12:58:33Z">
+            <w:ins w:id="9132" w:author="Claude (AI) - proposed" w:date="2026-10-18T00:31:43Z">
               <w:r>
                 <w:rPr>
                   <w:rFonts w:ascii="Arial" w:cs="Arial" w:eastAsia="Arial" w:hAnsi="Arial"/>
@@ -18176,7 +18176,7 @@
             <w:pPr>
               <w:spacing w:after="20" w:before="0"/>
             </w:pPr>
-            <w:hyperlink w:history="1" r:id="rId2wh14ge2loz6sbx5yf6u5">
+            <w:hyperlink w:history="1" r:id="rIdnyazixvhh6m6k6cq3heqy">
               <w:r>
                 <w:rPr>
                   <w:rFonts w:ascii="Arial" w:cs="Arial" w:eastAsia="Arial" w:hAnsi="Arial"/>
@@ -18225,7 +18225,7 @@
               <w:spacing w:after="10" w:before="0"/>
               <w:ind w:left="120"/>
             </w:pPr>
-            <w:hyperlink w:history="1" r:id="rIdrj6mx2shl0brxjp9rgw-k">
+            <w:hyperlink w:history="1" r:id="rIdgceeg6lybkexdntucitob">
               <w:r>
                 <w:rPr>
                   <w:rFonts w:ascii="Arial" w:cs="Arial" w:eastAsia="Arial" w:hAnsi="Arial"/>
@@ -18270,7 +18270,7 @@
             <w:pPr>
               <w:spacing w:after="20" w:before="0"/>
             </w:pPr>
-            <w:hyperlink w:history="1" r:id="rIdqwbwok_zskffgubp_9hyb">
+            <w:hyperlink w:history="1" r:id="rIdttxhiryn0q54-ptcrlbhd">
               <w:r>
                 <w:rPr>
                   <w:rFonts w:ascii="Arial" w:cs="Arial" w:eastAsia="Arial" w:hAnsi="Arial"/>
@@ -18303,7 +18303,7 @@
               <w:spacing w:after="10" w:before="0"/>
               <w:ind w:left="120"/>
             </w:pPr>
-            <w:hyperlink w:history="1" r:id="rId53xxanhd4n0pnuvulhjxb">
+            <w:hyperlink w:history="1" r:id="rIdk8-rcunfioldfrv42cvfa">
               <w:r>
                 <w:rPr>
                   <w:rFonts w:ascii="Arial" w:cs="Arial" w:eastAsia="Arial" w:hAnsi="Arial"/>
@@ -18348,7 +18348,7 @@
               </w:rPr>
               <w:t xml:space="preserve">Learners return to the Driving Question Board: 'How can you use the two sets of data to predict the learners' and the teachers' next steps?' On sticky notes they add (a) one thing they now know, e.g. 'The estimated means are 80.5 and 35, so Subject 1 is much higher' and (b) one new question, e.g. 'Can a graph show the spread better than these measures?', 'Both subjects are centred differently, but is one more spread out?', 'Why did the same learners do so well in one subject and so poorly in the other?', 'Does the mean hide the 16 learners below 50?' They place notes under headings: Answered / Partly answered / New questions. Groups link at least one note to </w:t>
             </w:r>
-            <w:del w:id="9133" w:author="Claude (AI) - proposed" w:date="2026-10-15T12:58:33Z">
+            <w:del w:id="9133" w:author="Claude (AI) - proposed" w:date="2026-10-18T00:31:43Z">
               <w:r>
                 <w:rPr>
                   <w:rFonts w:ascii="Arial" w:cs="Arial" w:eastAsia="Arial" w:hAnsi="Arial"/>
@@ -18363,7 +18363,7 @@
                 <w:delText xml:space="preserve">the Key Inquiry Questions on organising data with tables and on why collecting, organising and interpreting data matters for decisions</w:delText>
               </w:r>
             </w:del>
-            <w:ins w:id="9134" w:author="Claude (AI) - proposed" w:date="2026-10-15T12:58:33Z">
+            <w:ins w:id="9134" w:author="Claude (AI) - proposed" w:date="2026-10-18T00:31:43Z">
               <w:r>
                 <w:rPr>
                   <w:rFonts w:ascii="Arial" w:cs="Arial" w:eastAsia="Arial" w:hAnsi="Arial"/>
@@ -18546,7 +18546,7 @@
             <w:pPr>
               <w:spacing w:after="20" w:before="0"/>
             </w:pPr>
-            <w:hyperlink w:history="1" r:id="rId3pzwir2_igryvfl1k_qw5">
+            <w:hyperlink w:history="1" r:id="rIdb7w2_p-1gekxw0xmikmi0">
               <w:r>
                 <w:rPr>
                   <w:rFonts w:ascii="Arial" w:cs="Arial" w:eastAsia="Arial" w:hAnsi="Arial"/>
@@ -18595,7 +18595,7 @@
               <w:spacing w:after="10" w:before="0"/>
               <w:ind w:left="120"/>
             </w:pPr>
-            <w:hyperlink w:history="1" r:id="rIdcekaeiu7och2eurmqfh4p">
+            <w:hyperlink w:history="1" r:id="rIdqdo64ttrqorizbtzvn1mg">
               <w:r>
                 <w:rPr>
                   <w:rFonts w:ascii="Arial" w:cs="Arial" w:eastAsia="Arial" w:hAnsi="Arial"/>
@@ -18640,7 +18640,7 @@
             <w:pPr>
               <w:spacing w:after="20" w:before="0"/>
             </w:pPr>
-            <w:hyperlink w:history="1" r:id="rIdd3tmsvpzqf5oij7eokcrg">
+            <w:hyperlink w:history="1" r:id="rIdfit64gdvdywda1jrmzwaj">
               <w:r>
                 <w:rPr>
                   <w:rFonts w:ascii="Arial" w:cs="Arial" w:eastAsia="Arial" w:hAnsi="Arial"/>
@@ -18689,7 +18689,7 @@
               <w:spacing w:after="10" w:before="0"/>
               <w:ind w:left="120"/>
             </w:pPr>
-            <w:hyperlink w:history="1" r:id="rIdryaz4aq_aby8kd5xhodlv">
+            <w:hyperlink w:history="1" r:id="rIdsnm_bdmbru52jxlvrlreu">
               <w:r>
                 <w:rPr>
                   <w:rFonts w:ascii="Arial" w:cs="Arial" w:eastAsia="Arial" w:hAnsi="Arial"/>
@@ -19214,7 +19214,7 @@
         </w:rPr>
         <w:t xml:space="preserve">© 2026 SeaVuria and ARES. Aligned with KICD objectives. Developed by SeaVuria; technical implementation by ARES (with AI assistance from Claude). Licensed under </w:t>
       </w:r>
-      <w:hyperlink w:history="1" r:id="rIdzyaa5d1ddq074iha1l1ed">
+      <w:hyperlink w:history="1" r:id="rId_wcikb5v9uev5hppbsr__">
         <w:r>
           <w:rPr>
             <w:rFonts w:ascii="Arial" w:cs="Arial" w:eastAsia="Arial" w:hAnsi="Arial"/>
@@ -19235,7 +19235,7 @@
         </w:rPr>
         <w:t xml:space="preserve"> (</w:t>
       </w:r>
-      <w:hyperlink w:history="1" r:id="rIdome0m-piibevn1sxtof6s">
+      <w:hyperlink w:history="1" r:id="rIdkx00bykrgqh0iv6nq_asq">
         <w:r>
           <w:rPr>
             <w:rFonts w:ascii="Arial" w:cs="Arial" w:eastAsia="Arial" w:hAnsi="Arial"/>
@@ -19743,10 +19743,10 @@
               <w:spacing w:after="40" w:before="0"/>
               <w:jc w:val="left"/>
               <w:rPr>
-                <w:ins w:id="9136" w:author="Claude (AI) - proposed" w:date="2026-10-15T12:58:33Z"/>
-              </w:rPr>
-            </w:pPr>
-            <w:ins w:id="9135" w:author="Claude (AI) - proposed" w:date="2026-10-15T12:58:33Z">
+                <w:ins w:id="9136" w:author="Claude (AI) - proposed" w:date="2026-10-18T00:31:43Z"/>
+              </w:rPr>
+            </w:pPr>
+            <w:ins w:id="9135" w:author="Claude (AI) - proposed" w:date="2026-10-18T00:31:43Z">
               <w:r>
                 <w:rPr>
                   <w:rFonts w:ascii="Arial" w:cs="Arial" w:eastAsia="Arial" w:hAnsi="Arial"/>
@@ -19768,10 +19768,10 @@
               <w:spacing w:after="40" w:before="0"/>
               <w:jc w:val="left"/>
               <w:rPr>
-                <w:del w:id="9138" w:author="Claude (AI) - proposed" w:date="2026-10-15T12:58:33Z"/>
-              </w:rPr>
-            </w:pPr>
-            <w:del w:id="9137" w:author="Claude (AI) - proposed" w:date="2026-10-15T12:58:33Z">
+                <w:del w:id="9138" w:author="Claude (AI) - proposed" w:date="2026-10-18T00:31:43Z"/>
+              </w:rPr>
+            </w:pPr>
+            <w:del w:id="9137" w:author="Claude (AI) - proposed" w:date="2026-10-18T00:31:43Z">
               <w:r>
                 <w:rPr>
                   <w:rFonts w:ascii="Arial" w:cs="Arial" w:eastAsia="Arial" w:hAnsi="Arial"/>
@@ -20305,7 +20305,7 @@
             <w:pPr>
               <w:spacing w:after="20" w:before="0"/>
             </w:pPr>
-            <w:hyperlink w:history="1" r:id="rIdk-m2whdpqaeeber9m-jwm">
+            <w:hyperlink w:history="1" r:id="rIdm3ghdsmpstttefw78mrla">
               <w:r>
                 <w:rPr>
                   <w:rFonts w:ascii="Arial" w:cs="Arial" w:eastAsia="Arial" w:hAnsi="Arial"/>
@@ -20338,7 +20338,7 @@
               <w:spacing w:after="10" w:before="0"/>
               <w:ind w:left="120"/>
             </w:pPr>
-            <w:hyperlink w:history="1" r:id="rIdoim_gfnsz61ssepaz9rmp">
+            <w:hyperlink w:history="1" r:id="rIdbcwxmls3mn4gvm3s6xtsy">
               <w:r>
                 <w:rPr>
                   <w:rFonts w:ascii="Arial" w:cs="Arial" w:eastAsia="Arial" w:hAnsi="Arial"/>
@@ -20383,7 +20383,7 @@
             <w:pPr>
               <w:spacing w:after="20" w:before="0"/>
             </w:pPr>
-            <w:hyperlink w:history="1" r:id="rIdpeq8zwekbadxwxf3yn4cx">
+            <w:hyperlink w:history="1" r:id="rIdj9ca7oxzstgwbcsyvpkdo">
               <w:r>
                 <w:rPr>
                   <w:rFonts w:ascii="Arial" w:cs="Arial" w:eastAsia="Arial" w:hAnsi="Arial"/>
@@ -20416,7 +20416,7 @@
               <w:spacing w:after="10" w:before="0"/>
               <w:ind w:left="120"/>
             </w:pPr>
-            <w:hyperlink w:history="1" r:id="rId-up9bzgo13kw_1siykq1u">
+            <w:hyperlink w:history="1" r:id="rIdxaxxszdiunbc0e-c7hgpt">
               <w:r>
                 <w:rPr>
                   <w:rFonts w:ascii="Arial" w:cs="Arial" w:eastAsia="Arial" w:hAnsi="Arial"/>
@@ -20616,7 +20616,7 @@
             <w:pPr>
               <w:spacing w:after="20" w:before="0"/>
             </w:pPr>
-            <w:hyperlink w:history="1" r:id="rIdeh6eo80v93wso07yualva">
+            <w:hyperlink w:history="1" r:id="rIdhuqgdu098xatzsovlyjbo">
               <w:r>
                 <w:rPr>
                   <w:rFonts w:ascii="Arial" w:cs="Arial" w:eastAsia="Arial" w:hAnsi="Arial"/>
@@ -20649,7 +20649,7 @@
               <w:spacing w:after="10" w:before="0"/>
               <w:ind w:left="120"/>
             </w:pPr>
-            <w:hyperlink w:history="1" r:id="rIdifdeq1taeiuraujcsqung">
+            <w:hyperlink w:history="1" r:id="rIdgt_4fjpi4_zlrquygkpqp">
               <w:r>
                 <w:rPr>
                   <w:rFonts w:ascii="Arial" w:cs="Arial" w:eastAsia="Arial" w:hAnsi="Arial"/>
@@ -20694,7 +20694,7 @@
             <w:pPr>
               <w:spacing w:after="20" w:before="0"/>
             </w:pPr>
-            <w:hyperlink w:history="1" r:id="rIdplvlxlwcndsxfynfy9gcc">
+            <w:hyperlink w:history="1" r:id="rIdg1zh1h5qx7vtcyaqnvf8c">
               <w:r>
                 <w:rPr>
                   <w:rFonts w:ascii="Arial" w:cs="Arial" w:eastAsia="Arial" w:hAnsi="Arial"/>
@@ -20727,7 +20727,7 @@
               <w:spacing w:after="10" w:before="0"/>
               <w:ind w:left="120"/>
             </w:pPr>
-            <w:hyperlink w:history="1" r:id="rIdojvtgubyl7gh9k2jbbntf">
+            <w:hyperlink w:history="1" r:id="rIdkevbh38rmvwkrk_1o7t42">
               <w:r>
                 <w:rPr>
                   <w:rFonts w:ascii="Arial" w:cs="Arial" w:eastAsia="Arial" w:hAnsi="Arial"/>
@@ -20805,7 +20805,7 @@
               </w:rPr>
               <w:t xml:space="preserve">Model the first bar only: 'The class 10-19 really starts at 9.5 and ends at 19.5 because scores are whole numbers and the bars must touch. Where does the bar for 20-29 start?' WAIT TIME 10-15 seconds, then cold-call 3 learners. Circulate and ask: 'Why is there no bar for 50-59 in Subject 1?' and 'What is the midpoint of 60-69 and why do we plot it there?' Prompt: 'What is the sum of your heights? It must be 20.' For groups that finish early: 'Where do you put the first and last point of the polygon, and why do we close it to the axis?' Stop at 25 minutes for a gallery walk of 5 minutes where groups compare their graphs to the manila paper of another group and fix errors. Remind: 'Same scales for both subjects, or the comparison is not fair.'</w:t>
             </w:r>
-            <w:ins w:id="9139" w:author="Claude (AI) - proposed" w:date="2026-10-15T12:58:33Z">
+            <w:ins w:id="9139" w:author="Claude (AI) - proposed" w:date="2026-10-18T00:31:43Z">
               <w:r>
                 <w:rPr>
                   <w:rFonts w:ascii="Arial" w:cs="Arial" w:eastAsia="Arial" w:hAnsi="Arial"/>
@@ -20942,7 +20942,7 @@
             <w:pPr>
               <w:spacing w:after="20" w:before="0"/>
             </w:pPr>
-            <w:hyperlink w:history="1" r:id="rId0-eph7kykk4q3nljqtl0r">
+            <w:hyperlink w:history="1" r:id="rIdrtd8nqnyz4poh2tjal2q4">
               <w:r>
                 <w:rPr>
                   <w:rFonts w:ascii="Arial" w:cs="Arial" w:eastAsia="Arial" w:hAnsi="Arial"/>
@@ -20975,7 +20975,7 @@
               <w:spacing w:after="10" w:before="0"/>
               <w:ind w:left="120"/>
             </w:pPr>
-            <w:hyperlink w:history="1" r:id="rIdzmm3yfjb-0tf8nmebrzjx">
+            <w:hyperlink w:history="1" r:id="rIdwsneaq-pxdzbx-zogey2a">
               <w:r>
                 <w:rPr>
                   <w:rFonts w:ascii="Arial" w:cs="Arial" w:eastAsia="Arial" w:hAnsi="Arial"/>
@@ -21020,7 +21020,7 @@
             <w:pPr>
               <w:spacing w:after="20" w:before="0"/>
             </w:pPr>
-            <w:hyperlink w:history="1" r:id="rId7652hxdt85rgfmvattsnt">
+            <w:hyperlink w:history="1" r:id="rIdympb3a-tnsnhfmrcq6vmf">
               <w:r>
                 <w:rPr>
                   <w:rFonts w:ascii="Arial" w:cs="Arial" w:eastAsia="Arial" w:hAnsi="Arial"/>
@@ -21053,7 +21053,7 @@
               <w:spacing w:after="10" w:before="0"/>
               <w:ind w:left="120"/>
             </w:pPr>
-            <w:hyperlink w:history="1" r:id="rIdj3m9qfsfzy8tmcqwiwtls">
+            <w:hyperlink w:history="1" r:id="rId8vw4e4dfglokxnbz-jgiy">
               <w:r>
                 <w:rPr>
                   <w:rFonts w:ascii="Arial" w:cs="Arial" w:eastAsia="Arial" w:hAnsi="Arial"/>
@@ -21253,7 +21253,7 @@
             <w:pPr>
               <w:spacing w:after="20" w:before="0"/>
             </w:pPr>
-            <w:hyperlink w:history="1" r:id="rId2k5madu1ius7qji58qcut">
+            <w:hyperlink w:history="1" r:id="rIdusliduvzob1fqzjrq4wi9">
               <w:r>
                 <w:rPr>
                   <w:rFonts w:ascii="Arial" w:cs="Arial" w:eastAsia="Arial" w:hAnsi="Arial"/>
@@ -21286,7 +21286,7 @@
               <w:spacing w:after="10" w:before="0"/>
               <w:ind w:left="120"/>
             </w:pPr>
-            <w:hyperlink w:history="1" r:id="rIdbzte2tk4i2sgfdkhskil7">
+            <w:hyperlink w:history="1" r:id="rId8zjiiexin7r3wc0j953et">
               <w:r>
                 <w:rPr>
                   <w:rFonts w:ascii="Arial" w:cs="Arial" w:eastAsia="Arial" w:hAnsi="Arial"/>
@@ -21331,7 +21331,7 @@
             <w:pPr>
               <w:spacing w:after="20" w:before="0"/>
             </w:pPr>
-            <w:hyperlink w:history="1" r:id="rIdjsrkbyie3hplsn1a60mhi">
+            <w:hyperlink w:history="1" r:id="rIdzo6okjcgv--g4rtzawyvz">
               <w:r>
                 <w:rPr>
                   <w:rFonts w:ascii="Arial" w:cs="Arial" w:eastAsia="Arial" w:hAnsi="Arial"/>
@@ -21364,7 +21364,7 @@
               <w:spacing w:after="10" w:before="0"/>
               <w:ind w:left="120"/>
             </w:pPr>
-            <w:hyperlink w:history="1" r:id="rIdtr3cqqelhpgiv5ar7ky87">
+            <w:hyperlink w:history="1" r:id="rId-85uqlwdyxwkjfxbbwiln">
               <w:r>
                 <w:rPr>
                   <w:rFonts w:ascii="Arial" w:cs="Arial" w:eastAsia="Arial" w:hAnsi="Arial"/>
@@ -21564,7 +21564,7 @@
             <w:pPr>
               <w:spacing w:after="20" w:before="0"/>
             </w:pPr>
-            <w:hyperlink w:history="1" r:id="rIdrorqaxjvy7bweuin2mxsn">
+            <w:hyperlink w:history="1" r:id="rIdtlq07ohqksovz3fx28toc">
               <w:r>
                 <w:rPr>
                   <w:rFonts w:ascii="Arial" w:cs="Arial" w:eastAsia="Arial" w:hAnsi="Arial"/>
@@ -21597,7 +21597,7 @@
               <w:spacing w:after="10" w:before="0"/>
               <w:ind w:left="120"/>
             </w:pPr>
-            <w:hyperlink w:history="1" r:id="rIduzqsxybjj6rlidxgkdtsq">
+            <w:hyperlink w:history="1" r:id="rIdjwnwretol5zt8isq_hd2c">
               <w:r>
                 <w:rPr>
                   <w:rFonts w:ascii="Arial" w:cs="Arial" w:eastAsia="Arial" w:hAnsi="Arial"/>
@@ -21642,7 +21642,7 @@
             <w:pPr>
               <w:spacing w:after="20" w:before="0"/>
             </w:pPr>
-            <w:hyperlink w:history="1" r:id="rIdyqd4trwuxlnqgnueo1fdv">
+            <w:hyperlink w:history="1" r:id="rIdcfe4twa_suesv-58f4jlt">
               <w:r>
                 <w:rPr>
                   <w:rFonts w:ascii="Arial" w:cs="Arial" w:eastAsia="Arial" w:hAnsi="Arial"/>
@@ -21675,7 +21675,7 @@
               <w:spacing w:after="10" w:before="0"/>
               <w:ind w:left="120"/>
             </w:pPr>
-            <w:hyperlink w:history="1" r:id="rIdcdhb_h9zjhrp3zrhyz7tq">
+            <w:hyperlink w:history="1" r:id="rId4s1yq7e2wig4nscgxi8zx">
               <w:r>
                 <w:rPr>
                   <w:rFonts w:ascii="Arial" w:cs="Arial" w:eastAsia="Arial" w:hAnsi="Arial"/>
@@ -22200,7 +22200,7 @@
         </w:rPr>
         <w:t xml:space="preserve">© 2026 SeaVuria and ARES. Aligned with KICD objectives. Developed by SeaVuria; technical implementation by ARES (with AI assistance from Claude). Licensed under </w:t>
       </w:r>
-      <w:hyperlink w:history="1" r:id="rIdbnjmtzpvnyxcmss1uny37">
+      <w:hyperlink w:history="1" r:id="rIdnkyfz2jocfal9kuawmtbs">
         <w:r>
           <w:rPr>
             <w:rFonts w:ascii="Arial" w:cs="Arial" w:eastAsia="Arial" w:hAnsi="Arial"/>
@@ -22221,7 +22221,7 @@
         </w:rPr>
         <w:t xml:space="preserve"> (</w:t>
       </w:r>
-      <w:hyperlink w:history="1" r:id="rIdh5mcysgt7jg8-mmjkt5xx">
+      <w:hyperlink w:history="1" r:id="rIddtuy-wto3rw5npe3fka43">
         <w:r>
           <w:rPr>
             <w:rFonts w:ascii="Arial" w:cs="Arial" w:eastAsia="Arial" w:hAnsi="Arial"/>
@@ -22729,10 +22729,10 @@
               <w:spacing w:after="40" w:before="0"/>
               <w:jc w:val="left"/>
               <w:rPr>
-                <w:ins w:id="9141" w:author="Claude (AI) - proposed" w:date="2026-10-15T12:58:33Z"/>
-              </w:rPr>
-            </w:pPr>
-            <w:ins w:id="9140" w:author="Claude (AI) - proposed" w:date="2026-10-15T12:58:33Z">
+                <w:ins w:id="9141" w:author="Claude (AI) - proposed" w:date="2026-10-18T00:31:43Z"/>
+              </w:rPr>
+            </w:pPr>
+            <w:ins w:id="9140" w:author="Claude (AI) - proposed" w:date="2026-10-18T00:31:43Z">
               <w:r>
                 <w:rPr>
                   <w:rFonts w:ascii="Arial" w:cs="Arial" w:eastAsia="Arial" w:hAnsi="Arial"/>
@@ -22754,10 +22754,10 @@
               <w:spacing w:after="40" w:before="0"/>
               <w:jc w:val="left"/>
               <w:rPr>
-                <w:del w:id="9143" w:author="Claude (AI) - proposed" w:date="2026-10-15T12:58:33Z"/>
-              </w:rPr>
-            </w:pPr>
-            <w:del w:id="9142" w:author="Claude (AI) - proposed" w:date="2026-10-15T12:58:33Z">
+                <w:del w:id="9143" w:author="Claude (AI) - proposed" w:date="2026-10-18T00:31:43Z"/>
+              </w:rPr>
+            </w:pPr>
+            <w:del w:id="9142" w:author="Claude (AI) - proposed" w:date="2026-10-18T00:31:43Z">
               <w:r>
                 <w:rPr>
                   <w:rFonts w:ascii="Arial" w:cs="Arial" w:eastAsia="Arial" w:hAnsi="Arial"/>
@@ -23003,7 +23003,7 @@
               </w:rPr>
               <w:t xml:space="preserve">Madam Achieng has asked the Grade 10 class at the day secondary school in Kisumu to use the data from Mr. Otieno's Subject 1 and Mrs. Wanjiku's Subject 2 to decide next steps. Learners have ordered the scores, tabulated them, calculated measures and drawn histograms and polygons. In this lesson they ask a new question: 'If we line up all 20 learners from lowest to highest, what score marks the halfway learner, the learner a quarter of the way up, and the learner three quarters of the way up?' They build cumulative frequency tables (for example, Subject 2: 13 learners scored below 39.5), plot ogives on the same axes, and read the median, Q1 and Q3 as estimates. They compare the readings with the grouped median formula from Lesson 5 and discuss why the ogive shows spread (IQR 13.2 against 24.2). Learners treat any reasons for the difference as hypotheses and avoid claiming causes.</w:t>
             </w:r>
-            <w:ins w:id="9144" w:author="Claude (AI) - proposed" w:date="2026-10-15T12:58:33Z">
+            <w:ins w:id="9144" w:author="Claude (AI) - proposed" w:date="2026-10-18T00:31:43Z">
               <w:r>
                 <w:rPr>
                   <w:rFonts w:ascii="Arial" w:cs="Arial" w:eastAsia="Arial" w:hAnsi="Arial"/>
@@ -23306,7 +23306,7 @@
             <w:pPr>
               <w:spacing w:after="20" w:before="0"/>
             </w:pPr>
-            <w:hyperlink w:history="1" r:id="rId56jmgxhtazhfug7yfjql9">
+            <w:hyperlink w:history="1" r:id="rIdhpp-capjtszvyrsocn5vu">
               <w:r>
                 <w:rPr>
                   <w:rFonts w:ascii="Arial" w:cs="Arial" w:eastAsia="Arial" w:hAnsi="Arial"/>
@@ -23339,7 +23339,7 @@
               <w:spacing w:after="10" w:before="0"/>
               <w:ind w:left="120"/>
             </w:pPr>
-            <w:hyperlink w:history="1" r:id="rIdqup7ajfwauslmcxegyd80">
+            <w:hyperlink w:history="1" r:id="rId9mieb72v5z4kezbrpydbw">
               <w:r>
                 <w:rPr>
                   <w:rFonts w:ascii="Arial" w:cs="Arial" w:eastAsia="Arial" w:hAnsi="Arial"/>
@@ -23384,7 +23384,7 @@
             <w:pPr>
               <w:spacing w:after="20" w:before="0"/>
             </w:pPr>
-            <w:hyperlink w:history="1" r:id="rIdu_1pngcb4ewavlpkiz5dn">
+            <w:hyperlink w:history="1" r:id="rId8b5dgwwwtipsv0v3afzvh">
               <w:r>
                 <w:rPr>
                   <w:rFonts w:ascii="Arial" w:cs="Arial" w:eastAsia="Arial" w:hAnsi="Arial"/>
@@ -23433,7 +23433,7 @@
               <w:spacing w:after="10" w:before="0"/>
               <w:ind w:left="120"/>
             </w:pPr>
-            <w:hyperlink w:history="1" r:id="rIdjam3tshjn80k80mflmoxb">
+            <w:hyperlink w:history="1" r:id="rIdpmlha18aqcfbf2_jncu4h">
               <w:r>
                 <w:rPr>
                   <w:rFonts w:ascii="Arial" w:cs="Arial" w:eastAsia="Arial" w:hAnsi="Arial"/>
@@ -23633,7 +23633,7 @@
             <w:pPr>
               <w:spacing w:after="20" w:before="0"/>
             </w:pPr>
-            <w:hyperlink w:history="1" r:id="rIdkmoxaayrvkzdkv3rjlm0m">
+            <w:hyperlink w:history="1" r:id="rIdu_cfxtbss4udvvgclw7hk">
               <w:r>
                 <w:rPr>
                   <w:rFonts w:ascii="Arial" w:cs="Arial" w:eastAsia="Arial" w:hAnsi="Arial"/>
@@ -23666,7 +23666,7 @@
               <w:spacing w:after="10" w:before="0"/>
               <w:ind w:left="120"/>
             </w:pPr>
-            <w:hyperlink w:history="1" r:id="rIdkuli2jjjlraul0l3_nuwg">
+            <w:hyperlink w:history="1" r:id="rIdm_f6af2mth2aq_o3kqs2p">
               <w:r>
                 <w:rPr>
                   <w:rFonts w:ascii="Arial" w:cs="Arial" w:eastAsia="Arial" w:hAnsi="Arial"/>
@@ -23711,7 +23711,7 @@
             <w:pPr>
               <w:spacing w:after="20" w:before="0"/>
             </w:pPr>
-            <w:hyperlink w:history="1" r:id="rId2_r0loznrbfuls6o5cwft">
+            <w:hyperlink w:history="1" r:id="rIddscfzkdzc2ktcwbb29mdl">
               <w:r>
                 <w:rPr>
                   <w:rFonts w:ascii="Arial" w:cs="Arial" w:eastAsia="Arial" w:hAnsi="Arial"/>
@@ -23760,7 +23760,7 @@
               <w:spacing w:after="10" w:before="0"/>
               <w:ind w:left="120"/>
             </w:pPr>
-            <w:hyperlink w:history="1" r:id="rIdcew9o8irkomko8-egrhbk">
+            <w:hyperlink w:history="1" r:id="rIdksgjv_rmvusltbtf0x4xt">
               <w:r>
                 <w:rPr>
                   <w:rFonts w:ascii="Arial" w:cs="Arial" w:eastAsia="Arial" w:hAnsi="Arial"/>
@@ -23805,7 +23805,7 @@
               </w:rPr>
               <w:t xml:space="preserve">Part A (cumulative frequency tables, about </w:t>
             </w:r>
-            <w:del w:id="9145" w:author="Claude (AI) - proposed" w:date="2026-10-15T12:58:33Z">
+            <w:del w:id="9145" w:author="Claude (AI) - proposed" w:date="2026-10-18T00:31:43Z">
               <w:r>
                 <w:rPr>
                   <w:rFonts w:ascii="Arial" w:cs="Arial" w:eastAsia="Arial" w:hAnsi="Arial"/>
@@ -23820,7 +23820,7 @@
                 <w:delText xml:space="preserve">20 minutes</w:delText>
               </w:r>
             </w:del>
-            <w:ins w:id="9146" w:author="Claude (AI) - proposed" w:date="2026-10-15T12:58:33Z">
+            <w:ins w:id="9146" w:author="Claude (AI) - proposed" w:date="2026-10-18T00:31:43Z">
               <w:r>
                 <w:rPr>
                   <w:rFonts w:ascii="Arial" w:cs="Arial" w:eastAsia="Arial" w:hAnsi="Arial"/>
@@ -23848,7 +23848,7 @@
               </w:rPr>
               <w:t xml:space="preserve">): In groups of 4 learners start with the grouped table from Lesson 3 (Subject 1: 60-69: 2, 70-79: 7, 80-89: 8, 90-99: 3; Subject 2: 10-19: 4, 20-29: 4, 30-39: 5, 40-49: 3, 50-59: 2, 60-69: 2). They write the upper class boundaries and build less-than cumulative frequency (cf) columns. Subject 1: &lt;59.5: 0; &lt;69.5: 2; &lt;79.5: 9; &lt;89.5: 17; &lt;99.5: 20. Subject 2: &lt;9.5: 0; &lt;19.5: 4; &lt;29.5: 8; &lt;39.5: 13; &lt;49.5: 16; &lt;59.5: 18; &lt;69.5: 20. They check that the last cf is 20 and compare with the ordered lists. For example, in Subject 2 the scores below 39.5 are 11, 13, 15, 18, 21, 23, 27, 29, 30, 31, 32, 32, 35, which is 13. Part B (drawing ogives, about </w:t>
             </w:r>
-            <w:del w:id="9147" w:author="Claude (AI) - proposed" w:date="2026-10-15T12:58:33Z">
+            <w:del w:id="9147" w:author="Claude (AI) - proposed" w:date="2026-10-18T00:31:43Z">
               <w:r>
                 <w:rPr>
                   <w:rFonts w:ascii="Arial" w:cs="Arial" w:eastAsia="Arial" w:hAnsi="Arial"/>
@@ -23863,7 +23863,7 @@
                 <w:delText xml:space="preserve">35</w:delText>
               </w:r>
             </w:del>
-            <w:ins w:id="9148" w:author="Claude (AI) - proposed" w:date="2026-10-15T12:58:33Z">
+            <w:ins w:id="9148" w:author="Claude (AI) - proposed" w:date="2026-10-18T00:31:43Z">
               <w:r>
                 <w:rPr>
                   <w:rFonts w:ascii="Arial" w:cs="Arial" w:eastAsia="Arial" w:hAnsi="Arial"/>
@@ -23891,7 +23891,7 @@
               </w:rPr>
               <w:t xml:space="preserve"> minutes): Each group draws two ogives on the same axes, with score on the horizontal axis (0 to 100) and cf on the vertical axis (0 to 20). Each ogive starts at the lower boundary of the first class with cf 0 (Subject 1 at 59.5; Subject 2 at 9.5) and uses points (upper boundary, cf), joined with a smooth curve. Roles: reader of values, plotter, ruler holder, checker. Part C (reading the ogive, about </w:t>
             </w:r>
-            <w:del w:id="9149" w:author="Claude (AI) - proposed" w:date="2026-10-15T12:58:33Z">
+            <w:del w:id="9149" w:author="Claude (AI) - proposed" w:date="2026-10-18T00:31:43Z">
               <w:r>
                 <w:rPr>
                   <w:rFonts w:ascii="Arial" w:cs="Arial" w:eastAsia="Arial" w:hAnsi="Arial"/>
@@ -23906,7 +23906,7 @@
                 <w:delText xml:space="preserve">15</w:delText>
               </w:r>
             </w:del>
-            <w:ins w:id="9150" w:author="Claude (AI) - proposed" w:date="2026-10-15T12:58:33Z">
+            <w:ins w:id="9150" w:author="Claude (AI) - proposed" w:date="2026-10-18T00:31:43Z">
               <w:r>
                 <w:rPr>
                   <w:rFonts w:ascii="Arial" w:cs="Arial" w:eastAsia="Arial" w:hAnsi="Arial"/>
@@ -23967,7 +23967,7 @@
               </w:rPr>
               <w:t xml:space="preserve">Model one row on the board: 'The class 30-39 has f = 5. The cf up to 39.5 is 4 + 4 + 5 = 13. What does the 13 tell us about learners?' WAIT TIME 10-15 seconds. Cold-call 3 learners to say in words: '13 learners scored less than 39.5 in Subject 2.' Circulate while groups build tables and ask: 'Which boundary do we plot against, the lower, the upper or the midpoint? Why?' If a group uses midpoints, say: 'That is what we did for the polygon in Lesson 6. Here the cf counts everyone up to the END of the class, so what value does the end of the class have?' Prompt: 'Why does Subject 1 start at 59.5 with cf 0?' During drawing say: 'Use the same scales on both ogives so we can compare fairly.' Check axes, scales and the first point. During reading ask: 'Where is the 10th learner on your graph? Draw across from 10, then down. What score do you read?' Remind learners to write 'about' or 'estimate'. Stop after </w:t>
             </w:r>
-            <w:del w:id="9151" w:author="Claude (AI) - proposed" w:date="2026-10-15T12:58:33Z">
+            <w:del w:id="9151" w:author="Claude (AI) - proposed" w:date="2026-10-18T00:31:43Z">
               <w:r>
                 <w:rPr>
                   <w:rFonts w:ascii="Arial" w:cs="Arial" w:eastAsia="Arial" w:hAnsi="Arial"/>
@@ -23982,7 +23982,7 @@
                 <w:delText xml:space="preserve">10 minutes</w:delText>
               </w:r>
             </w:del>
-            <w:ins w:id="9152" w:author="Claude (AI) - proposed" w:date="2026-10-15T12:58:33Z">
+            <w:ins w:id="9152" w:author="Claude (AI) - proposed" w:date="2026-10-18T00:31:43Z">
               <w:r>
                 <w:rPr>
                   <w:rFonts w:ascii="Arial" w:cs="Arial" w:eastAsia="Arial" w:hAnsi="Arial"/>
@@ -24132,7 +24132,7 @@
             <w:pPr>
               <w:spacing w:after="20" w:before="0"/>
             </w:pPr>
-            <w:hyperlink w:history="1" r:id="rIdr8lgl8dtxvcv3zguip6nf">
+            <w:hyperlink w:history="1" r:id="rId10j9wkuoaw_c2xo2uhw7c">
               <w:r>
                 <w:rPr>
                   <w:rFonts w:ascii="Arial" w:cs="Arial" w:eastAsia="Arial" w:hAnsi="Arial"/>
@@ -24181,7 +24181,7 @@
               <w:spacing w:after="10" w:before="0"/>
               <w:ind w:left="120"/>
             </w:pPr>
-            <w:hyperlink w:history="1" r:id="rIdau7vcfkcixtjgzfb1wqir">
+            <w:hyperlink w:history="1" r:id="rIdayz09wbytfzhs5uqml97q">
               <w:r>
                 <w:rPr>
                   <w:rFonts w:ascii="Arial" w:cs="Arial" w:eastAsia="Arial" w:hAnsi="Arial"/>
@@ -24226,7 +24226,7 @@
             <w:pPr>
               <w:spacing w:after="20" w:before="0"/>
             </w:pPr>
-            <w:hyperlink w:history="1" r:id="rIdcvaabt3p00tdpqyo7djyp">
+            <w:hyperlink w:history="1" r:id="rIdsywdrwdqengrh01-yjttp">
               <w:r>
                 <w:rPr>
                   <w:rFonts w:ascii="Arial" w:cs="Arial" w:eastAsia="Arial" w:hAnsi="Arial"/>
@@ -24275,7 +24275,7 @@
               <w:spacing w:after="10" w:before="0"/>
               <w:ind w:left="120"/>
             </w:pPr>
-            <w:hyperlink w:history="1" r:id="rIdir8wfiyeysgzbpse0d9as">
+            <w:hyperlink w:history="1" r:id="rIdzhtpyzb-8g1vc44cuofiu">
               <w:r>
                 <w:rPr>
                   <w:rFonts w:ascii="Arial" w:cs="Arial" w:eastAsia="Arial" w:hAnsi="Arial"/>
@@ -24475,7 +24475,7 @@
             <w:pPr>
               <w:spacing w:after="20" w:before="0"/>
             </w:pPr>
-            <w:hyperlink w:history="1" r:id="rId8ugvmpaxylmd68onvdagv">
+            <w:hyperlink w:history="1" r:id="rIdmdzjb2hrqj1vaqzms2m-v">
               <w:r>
                 <w:rPr>
                   <w:rFonts w:ascii="Arial" w:cs="Arial" w:eastAsia="Arial" w:hAnsi="Arial"/>
@@ -24524,7 +24524,7 @@
               <w:spacing w:after="10" w:before="0"/>
               <w:ind w:left="120"/>
             </w:pPr>
-            <w:hyperlink w:history="1" r:id="rId3o2ko0l6rv7xvjxm3vjmj">
+            <w:hyperlink w:history="1" r:id="rIdnazl059vqnnttwnfzfnzu">
               <w:r>
                 <w:rPr>
                   <w:rFonts w:ascii="Arial" w:cs="Arial" w:eastAsia="Arial" w:hAnsi="Arial"/>
@@ -24569,7 +24569,7 @@
             <w:pPr>
               <w:spacing w:after="20" w:before="0"/>
             </w:pPr>
-            <w:hyperlink w:history="1" r:id="rIdj4bw18aihd3zd3kzvwcvk">
+            <w:hyperlink w:history="1" r:id="rIdb2r-0mz8sul12pk5sqrb-">
               <w:r>
                 <w:rPr>
                   <w:rFonts w:ascii="Arial" w:cs="Arial" w:eastAsia="Arial" w:hAnsi="Arial"/>
@@ -24618,7 +24618,7 @@
               <w:spacing w:after="10" w:before="0"/>
               <w:ind w:left="120"/>
             </w:pPr>
-            <w:hyperlink w:history="1" r:id="rIdvsel8pky5hmifcxnh4m0c">
+            <w:hyperlink w:history="1" r:id="rId3jppxezs-ijgecczxx9mq">
               <w:r>
                 <w:rPr>
                   <w:rFonts w:ascii="Arial" w:cs="Arial" w:eastAsia="Arial" w:hAnsi="Arial"/>
@@ -24696,7 +24696,7 @@
               </w:rPr>
               <w:t xml:space="preserve">Say: 'Take two minutes of silent thinking. What did the ogive show that the histogram and the raw list did not?' WAIT TIME 10-15 seconds before they write. Cold-call 4 learners to read their notes and ask the class: 'Does this answer the DQB, partly answer it, or raise a new question?' Move notes physically. Prompt: 'Which question needs more data, such as topic-by-topic marks or a second test?' Highlight that Madam Achieng's decision needs justified predictions. Link back: 'Key inquiry </w:t>
             </w:r>
-            <w:del w:id="9153" w:author="Claude (AI) - proposed" w:date="2026-10-15T12:58:33Z">
+            <w:del w:id="9153" w:author="Claude (AI) - proposed" w:date="2026-10-18T00:31:43Z">
               <w:r>
                 <w:rPr>
                   <w:rFonts w:ascii="Arial" w:cs="Arial" w:eastAsia="Arial" w:hAnsi="Arial"/>
@@ -24711,7 +24711,7 @@
                 <w:delText xml:space="preserve">1</w:delText>
               </w:r>
             </w:del>
-            <w:ins w:id="9154" w:author="Claude (AI) - proposed" w:date="2026-10-15T12:58:33Z">
+            <w:ins w:id="9154" w:author="Claude (AI) - proposed" w:date="2026-10-18T00:31:43Z">
               <w:r>
                 <w:rPr>
                   <w:rFonts w:ascii="Arial" w:cs="Arial" w:eastAsia="Arial" w:hAnsi="Arial"/>
@@ -24739,7 +24739,7 @@
               </w:rPr>
               <w:t xml:space="preserve">: how do we </w:t>
             </w:r>
-            <w:del w:id="9155" w:author="Claude (AI) - proposed" w:date="2026-10-15T12:58:33Z">
+            <w:del w:id="9155" w:author="Claude (AI) - proposed" w:date="2026-10-18T00:31:43Z">
               <w:r>
                 <w:rPr>
                   <w:rFonts w:ascii="Arial" w:cs="Arial" w:eastAsia="Arial" w:hAnsi="Arial"/>
@@ -24754,7 +24754,7 @@
                 <w:delText xml:space="preserve">organise</w:delText>
               </w:r>
             </w:del>
-            <w:ins w:id="9156" w:author="Claude (AI) - proposed" w:date="2026-10-15T12:58:33Z">
+            <w:ins w:id="9156" w:author="Claude (AI) - proposed" w:date="2026-10-18T00:31:43Z">
               <w:r>
                 <w:rPr>
                   <w:rFonts w:ascii="Arial" w:cs="Arial" w:eastAsia="Arial" w:hAnsi="Arial"/>
@@ -24782,7 +24782,7 @@
               </w:rPr>
               <w:t xml:space="preserve"> data? We now have tables, measures and three graphs. Key inquiry </w:t>
             </w:r>
-            <w:del w:id="9157" w:author="Claude (AI) - proposed" w:date="2026-10-15T12:58:33Z">
+            <w:del w:id="9157" w:author="Claude (AI) - proposed" w:date="2026-10-18T00:31:43Z">
               <w:r>
                 <w:rPr>
                   <w:rFonts w:ascii="Arial" w:cs="Arial" w:eastAsia="Arial" w:hAnsi="Arial"/>
@@ -24797,7 +24797,7 @@
                 <w:delText xml:space="preserve">2: why</w:delText>
               </w:r>
             </w:del>
-            <w:ins w:id="9158" w:author="Claude (AI) - proposed" w:date="2026-10-15T12:58:33Z">
+            <w:ins w:id="9158" w:author="Claude (AI) - proposed" w:date="2026-10-18T00:31:43Z">
               <w:r>
                 <w:rPr>
                   <w:rFonts w:ascii="Arial" w:cs="Arial" w:eastAsia="Arial" w:hAnsi="Arial"/>
@@ -24947,7 +24947,7 @@
             <w:pPr>
               <w:spacing w:after="20" w:before="0"/>
             </w:pPr>
-            <w:hyperlink w:history="1" r:id="rId6kdr1y5gur8cknldmu0ep">
+            <w:hyperlink w:history="1" r:id="rIdwfhrlzvmxjvtikgk7iufq">
               <w:r>
                 <w:rPr>
                   <w:rFonts w:ascii="Arial" w:cs="Arial" w:eastAsia="Arial" w:hAnsi="Arial"/>
@@ -24996,7 +24996,7 @@
               <w:spacing w:after="10" w:before="0"/>
               <w:ind w:left="120"/>
             </w:pPr>
-            <w:hyperlink w:history="1" r:id="rIdwtknfczdcb_tc4licpu2b">
+            <w:hyperlink w:history="1" r:id="rIdr2_dyi1gqwg9uc-az2g4z">
               <w:r>
                 <w:rPr>
                   <w:rFonts w:ascii="Arial" w:cs="Arial" w:eastAsia="Arial" w:hAnsi="Arial"/>
@@ -25041,7 +25041,7 @@
             <w:pPr>
               <w:spacing w:after="20" w:before="0"/>
             </w:pPr>
-            <w:hyperlink w:history="1" r:id="rIdhqq3mumf1kofrxo_eawqy">
+            <w:hyperlink w:history="1" r:id="rIdtzlwwbnsbzrp8avf4kesx">
               <w:r>
                 <w:rPr>
                   <w:rFonts w:ascii="Arial" w:cs="Arial" w:eastAsia="Arial" w:hAnsi="Arial"/>
@@ -25090,7 +25090,7 @@
               <w:spacing w:after="10" w:before="0"/>
               <w:ind w:left="120"/>
             </w:pPr>
-            <w:hyperlink w:history="1" r:id="rIdq5kvzqi2nkxyqqzmdqoxz">
+            <w:hyperlink w:history="1" r:id="rId7_il2ho6bg7jtu8hqlfgb">
               <w:r>
                 <w:rPr>
                   <w:rFonts w:ascii="Arial" w:cs="Arial" w:eastAsia="Arial" w:hAnsi="Arial"/>
@@ -25615,7 +25615,7 @@
         </w:rPr>
         <w:t xml:space="preserve">© 2026 SeaVuria and ARES. Aligned with KICD objectives. Developed by SeaVuria; technical implementation by ARES (with AI assistance from Claude). Licensed under </w:t>
       </w:r>
-      <w:hyperlink w:history="1" r:id="rIdruqgzn1qqk5pcsm2lyump">
+      <w:hyperlink w:history="1" r:id="rIdslfkzusonviilzb9efyhm">
         <w:r>
           <w:rPr>
             <w:rFonts w:ascii="Arial" w:cs="Arial" w:eastAsia="Arial" w:hAnsi="Arial"/>
@@ -25636,7 +25636,7 @@
         </w:rPr>
         <w:t xml:space="preserve"> (</w:t>
       </w:r>
-      <w:hyperlink w:history="1" r:id="rId4slprx3gz_fkrh6--b3py">
+      <w:hyperlink w:history="1" r:id="rIdwle_bgxwiivkowsyp0ipk">
         <w:r>
           <w:rPr>
             <w:rFonts w:ascii="Arial" w:cs="Arial" w:eastAsia="Arial" w:hAnsi="Arial"/>
@@ -25713,7 +25713,7 @@
               </w:rPr>
               <w:t xml:space="preserve">LESSON 8 (</w:t>
             </w:r>
-            <w:del w:id="9159" w:author="Claude (AI) - proposed" w:date="2026-10-15T12:58:33Z">
+            <w:del w:id="9159" w:author="Claude (AI) - proposed" w:date="2026-10-18T00:31:43Z">
               <w:r>
                 <w:rPr>
                   <w:rFonts w:ascii="Arial" w:cs="Arial" w:eastAsia="Arial" w:hAnsi="Arial"/>
@@ -25728,7 +25728,7 @@
                 <w:delText xml:space="preserve">40 minutes (one double lesson of 80 minutes if the Model Building Phase is extended</w:delText>
               </w:r>
             </w:del>
-            <w:ins w:id="9160" w:author="Claude (AI) - proposed" w:date="2026-10-15T12:58:33Z">
+            <w:ins w:id="9160" w:author="Claude (AI) - proposed" w:date="2026-10-18T00:31:43Z">
               <w:r>
                 <w:rPr>
                   <w:rFonts w:ascii="Arial" w:cs="Arial" w:eastAsia="Arial" w:hAnsi="Arial"/>
@@ -26187,10 +26187,10 @@
               <w:spacing w:after="40" w:before="0"/>
               <w:jc w:val="left"/>
               <w:rPr>
-                <w:ins w:id="9162" w:author="Claude (AI) - proposed" w:date="2026-10-15T12:58:33Z"/>
-              </w:rPr>
-            </w:pPr>
-            <w:ins w:id="9161" w:author="Claude (AI) - proposed" w:date="2026-10-15T12:58:33Z">
+                <w:ins w:id="9162" w:author="Claude (AI) - proposed" w:date="2026-10-18T00:31:43Z"/>
+              </w:rPr>
+            </w:pPr>
+            <w:ins w:id="9161" w:author="Claude (AI) - proposed" w:date="2026-10-18T00:31:43Z">
               <w:r>
                 <w:rPr>
                   <w:rFonts w:ascii="Arial" w:cs="Arial" w:eastAsia="Arial" w:hAnsi="Arial"/>
@@ -26212,10 +26212,10 @@
               <w:spacing w:after="40" w:before="0"/>
               <w:jc w:val="left"/>
               <w:rPr>
-                <w:del w:id="9164" w:author="Claude (AI) - proposed" w:date="2026-10-15T12:58:33Z"/>
-              </w:rPr>
-            </w:pPr>
-            <w:del w:id="9163" w:author="Claude (AI) - proposed" w:date="2026-10-15T12:58:33Z">
+                <w:del w:id="9164" w:author="Claude (AI) - proposed" w:date="2026-10-18T00:31:43Z"/>
+              </w:rPr>
+            </w:pPr>
+            <w:del w:id="9163" w:author="Claude (AI) - proposed" w:date="2026-10-18T00:31:43Z">
               <w:r>
                 <w:rPr>
                   <w:rFonts w:ascii="Arial" w:cs="Arial" w:eastAsia="Arial" w:hAnsi="Arial"/>
@@ -26461,7 +26461,7 @@
               </w:rPr>
               <w:t xml:space="preserve">Madam Achieng, the Deputy Principal of a day secondary school in Kisumu, has asked the Grade 10 class to use the data to decide next steps. The same 20 learners scored 67 to 95 in Subject 1 (Mr. Otieno) and only 11 to 60 in Subject 2 (Mrs. Wanjiku). In this lesson learners put together everything gathered so far: tables, measures (mean 80.35 vs 33.85; median 80.5 vs 31.5; range 28 vs 49; IQR </w:t>
             </w:r>
-            <w:del w:id="9165" w:author="Claude (AI) - proposed" w:date="2026-10-15T12:58:33Z">
+            <w:del w:id="9165" w:author="Claude (AI) - proposed" w:date="2026-10-18T00:31:43Z">
               <w:r>
                 <w:rPr>
                   <w:rFonts w:ascii="Arial" w:cs="Arial" w:eastAsia="Arial" w:hAnsi="Arial"/>
@@ -26476,7 +26476,7 @@
                 <w:delText xml:space="preserve">13.5 vs 22.5</w:delText>
               </w:r>
             </w:del>
-            <w:ins w:id="9166" w:author="Claude (AI) - proposed" w:date="2026-10-15T12:58:33Z">
+            <w:ins w:id="9166" w:author="Claude (AI) - proposed" w:date="2026-10-18T00:31:43Z">
               <w:r>
                 <w:rPr>
                   <w:rFonts w:ascii="Arial" w:cs="Arial" w:eastAsia="Arial" w:hAnsi="Arial"/>
@@ -26504,7 +26504,7 @@
               </w:rPr>
               <w:t xml:space="preserve">), graphs (histograms, polygons, ogives) and pass counts (20 vs 4). In groups of 4 they build a comparison on manila paper, practise writing claim-evidence-reasoning statements, and predict next steps while separating what the data shows from what it cannot explain (causes remain hypotheses). The lesson answers </w:t>
             </w:r>
-            <w:del w:id="9167" w:author="Claude (AI) - proposed" w:date="2026-10-15T12:58:33Z">
+            <w:del w:id="9167" w:author="Claude (AI) - proposed" w:date="2026-10-18T00:31:43Z">
               <w:r>
                 <w:rPr>
                   <w:rFonts w:ascii="Arial" w:cs="Arial" w:eastAsia="Arial" w:hAnsi="Arial"/>
@@ -26519,7 +26519,7 @@
                 <w:delText xml:space="preserve">Key Inquiry 2</w:delText>
               </w:r>
             </w:del>
-            <w:ins w:id="9168" w:author="Claude (AI) - proposed" w:date="2026-10-15T12:58:33Z">
+            <w:ins w:id="9168" w:author="Claude (AI) - proposed" w:date="2026-10-18T00:31:43Z">
               <w:r>
                 <w:rPr>
                   <w:rFonts w:ascii="Arial" w:cs="Arial" w:eastAsia="Arial" w:hAnsi="Arial"/>
@@ -26547,7 +26547,7 @@
               </w:rPr>
               <w:t xml:space="preserve"> by showing how organised data reveals patterns that the raw lists hid.</w:t>
             </w:r>
-            <w:ins w:id="9169" w:author="Claude (AI) - proposed" w:date="2026-10-15T12:58:33Z">
+            <w:ins w:id="9169" w:author="Claude (AI) - proposed" w:date="2026-10-18T00:31:43Z">
               <w:r>
                 <w:rPr>
                   <w:rFonts w:ascii="Arial" w:cs="Arial" w:eastAsia="Arial" w:hAnsi="Arial"/>
@@ -26850,7 +26850,7 @@
             <w:pPr>
               <w:spacing w:after="20" w:before="0"/>
             </w:pPr>
-            <w:hyperlink w:history="1" r:id="rIdhhovlc9ah7wwlk2lflnjh">
+            <w:hyperlink w:history="1" r:id="rIdet7eipfkrwjgpijvorrzv">
               <w:r>
                 <w:rPr>
                   <w:rFonts w:ascii="Arial" w:cs="Arial" w:eastAsia="Arial" w:hAnsi="Arial"/>
@@ -26883,7 +26883,7 @@
               <w:spacing w:after="10" w:before="0"/>
               <w:ind w:left="120"/>
             </w:pPr>
-            <w:hyperlink w:history="1" r:id="rIdn7qnatffd2g-yfolcbrkn">
+            <w:hyperlink w:history="1" r:id="rIdoadrq8chun4b4xmeglzpu">
               <w:r>
                 <w:rPr>
                   <w:rFonts w:ascii="Arial" w:cs="Arial" w:eastAsia="Arial" w:hAnsi="Arial"/>
@@ -26928,7 +26928,7 @@
             <w:pPr>
               <w:spacing w:after="20" w:before="0"/>
             </w:pPr>
-            <w:hyperlink w:history="1" r:id="rIdh8j1pyyhpl9tlsgaos9z9">
+            <w:hyperlink w:history="1" r:id="rIduikehsm2zorrqhivye2kf">
               <w:r>
                 <w:rPr>
                   <w:rFonts w:ascii="Arial" w:cs="Arial" w:eastAsia="Arial" w:hAnsi="Arial"/>
@@ -26961,7 +26961,7 @@
               <w:spacing w:after="10" w:before="0"/>
               <w:ind w:left="120"/>
             </w:pPr>
-            <w:hyperlink w:history="1" r:id="rIdbnteom0oylgeekb58qf42">
+            <w:hyperlink w:history="1" r:id="rIdttwy2rumel8wrxoiomnlk">
               <w:r>
                 <w:rPr>
                   <w:rFonts w:ascii="Arial" w:cs="Arial" w:eastAsia="Arial" w:hAnsi="Arial"/>
@@ -27161,7 +27161,7 @@
             <w:pPr>
               <w:spacing w:after="20" w:before="0"/>
             </w:pPr>
-            <w:hyperlink w:history="1" r:id="rIdg9rtngykddfp0jebq4m9r">
+            <w:hyperlink w:history="1" r:id="rIdqgjmzez9hdzd5arwsla1u">
               <w:r>
                 <w:rPr>
                   <w:rFonts w:ascii="Arial" w:cs="Arial" w:eastAsia="Arial" w:hAnsi="Arial"/>
@@ -27194,7 +27194,7 @@
               <w:spacing w:after="10" w:before="0"/>
               <w:ind w:left="120"/>
             </w:pPr>
-            <w:hyperlink w:history="1" r:id="rIduppf23olvgdeytgtrnla7">
+            <w:hyperlink w:history="1" r:id="rIdsswlia4vjdknf8he6zec1">
               <w:r>
                 <w:rPr>
                   <w:rFonts w:ascii="Arial" w:cs="Arial" w:eastAsia="Arial" w:hAnsi="Arial"/>
@@ -27239,7 +27239,7 @@
             <w:pPr>
               <w:spacing w:after="20" w:before="0"/>
             </w:pPr>
-            <w:hyperlink w:history="1" r:id="rIdognooofsyczablulgo2mi">
+            <w:hyperlink w:history="1" r:id="rIdfbd6ntp4bbltuwxff6yag">
               <w:r>
                 <w:rPr>
                   <w:rFonts w:ascii="Arial" w:cs="Arial" w:eastAsia="Arial" w:hAnsi="Arial"/>
@@ -27272,7 +27272,7 @@
               <w:spacing w:after="10" w:before="0"/>
               <w:ind w:left="120"/>
             </w:pPr>
-            <w:hyperlink w:history="1" r:id="rIdxfeyd5rzwhh2itpr19pxx">
+            <w:hyperlink w:history="1" r:id="rIdaduangfnmw2yowiqc4k8g">
               <w:r>
                 <w:rPr>
                   <w:rFonts w:ascii="Arial" w:cs="Arial" w:eastAsia="Arial" w:hAnsi="Arial"/>
@@ -27317,7 +27317,7 @@
               </w:rPr>
               <w:t xml:space="preserve">In groups of 4, learners receive a Data Summary Pack (prepared from Lessons 4-7) with: both ascending lists, the grouped frequency table, the two histograms/frequency polygons on the same axes, the two ogives on the same axes, and a blank comparison table. They fill in the table: Mean (80.35 / 33.85), Median (80.5 / 31.5), Mode (none / 32 and 60), Range (28 / 49), Q1 and Q3 </w:t>
             </w:r>
-            <w:ins w:id="9170" w:author="Claude (AI) - proposed" w:date="2026-10-15T12:58:33Z">
+            <w:ins w:id="9170" w:author="Claude (AI) - proposed" w:date="2026-10-18T00:31:43Z">
               <w:r>
                 <w:rPr>
                   <w:rFonts w:ascii="Arial" w:cs="Arial" w:eastAsia="Arial" w:hAnsi="Arial"/>
@@ -27345,7 +27345,7 @@
               </w:rPr>
               <w:t xml:space="preserve">(73.</w:t>
             </w:r>
-            <w:del w:id="9171" w:author="Claude (AI) - proposed" w:date="2026-10-15T12:58:33Z">
+            <w:del w:id="9171" w:author="Claude (AI) - proposed" w:date="2026-10-18T00:31:43Z">
               <w:r>
                 <w:rPr>
                   <w:rFonts w:ascii="Arial" w:cs="Arial" w:eastAsia="Arial" w:hAnsi="Arial"/>
@@ -27360,7 +27360,7 @@
                 <w:delText xml:space="preserve">5, 87 / 22, 44.5</w:delText>
               </w:r>
             </w:del>
-            <w:ins w:id="9172" w:author="Claude (AI) - proposed" w:date="2026-10-15T12:58:33Z">
+            <w:ins w:id="9172" w:author="Claude (AI) - proposed" w:date="2026-10-18T00:31:43Z">
               <w:r>
                 <w:rPr>
                   <w:rFonts w:ascii="Arial" w:cs="Arial" w:eastAsia="Arial" w:hAnsi="Arial"/>
@@ -27388,7 +27388,7 @@
               </w:rPr>
               <w:t xml:space="preserve">), IQR (13.</w:t>
             </w:r>
-            <w:del w:id="9173" w:author="Claude (AI) - proposed" w:date="2026-10-15T12:58:33Z">
+            <w:del w:id="9173" w:author="Claude (AI) - proposed" w:date="2026-10-18T00:31:43Z">
               <w:r>
                 <w:rPr>
                   <w:rFonts w:ascii="Arial" w:cs="Arial" w:eastAsia="Arial" w:hAnsi="Arial"/>
@@ -27403,7 +27403,7 @@
                 <w:delText xml:space="preserve">5 / 22.5</w:delText>
               </w:r>
             </w:del>
-            <w:ins w:id="9174" w:author="Claude (AI) - proposed" w:date="2026-10-15T12:58:33Z">
+            <w:ins w:id="9174" w:author="Claude (AI) - proposed" w:date="2026-10-18T00:31:43Z">
               <w:r>
                 <w:rPr>
                   <w:rFonts w:ascii="Arial" w:cs="Arial" w:eastAsia="Arial" w:hAnsi="Arial"/>
@@ -27530,7 +27530,7 @@
               </w:rPr>
               <w:t xml:space="preserve">Check that the comparison table is correctly completed (means 80.35 and 33.85, medians 80.5 and 31.5, ranges 28 and 49, IQRs </w:t>
             </w:r>
-            <w:del w:id="9175" w:author="Claude (AI) - proposed" w:date="2026-10-15T12:58:33Z">
+            <w:del w:id="9175" w:author="Claude (AI) - proposed" w:date="2026-10-18T00:31:43Z">
               <w:r>
                 <w:rPr>
                   <w:rFonts w:ascii="Arial" w:cs="Arial" w:eastAsia="Arial" w:hAnsi="Arial"/>
@@ -27545,7 +27545,7 @@
                 <w:delText xml:space="preserve">13.5 and 22.5</w:delText>
               </w:r>
             </w:del>
-            <w:ins w:id="9176" w:author="Claude (AI) - proposed" w:date="2026-10-15T12:58:33Z">
+            <w:ins w:id="9176" w:author="Claude (AI) - proposed" w:date="2026-10-18T00:31:43Z">
               <w:r>
                 <w:rPr>
                   <w:rFonts w:ascii="Arial" w:cs="Arial" w:eastAsia="Arial" w:hAnsi="Arial"/>
@@ -27629,7 +27629,7 @@
             <w:pPr>
               <w:spacing w:after="20" w:before="0"/>
             </w:pPr>
-            <w:hyperlink w:history="1" r:id="rIddx_nhowjblwkwde7rmfsw">
+            <w:hyperlink w:history="1" r:id="rId-o3bqeb96zgulznlesgka">
               <w:r>
                 <w:rPr>
                   <w:rFonts w:ascii="Arial" w:cs="Arial" w:eastAsia="Arial" w:hAnsi="Arial"/>
@@ -27662,7 +27662,7 @@
               <w:spacing w:after="10" w:before="0"/>
               <w:ind w:left="120"/>
             </w:pPr>
-            <w:hyperlink w:history="1" r:id="rIdwvxwvui1cwswp3fccmbra">
+            <w:hyperlink w:history="1" r:id="rIdzt7zgqvio72yzlljqmsva">
               <w:r>
                 <w:rPr>
                   <w:rFonts w:ascii="Arial" w:cs="Arial" w:eastAsia="Arial" w:hAnsi="Arial"/>
@@ -27707,7 +27707,7 @@
             <w:pPr>
               <w:spacing w:after="20" w:before="0"/>
             </w:pPr>
-            <w:hyperlink w:history="1" r:id="rId1o76hsrzgyso0jjrvcn2w">
+            <w:hyperlink w:history="1" r:id="rIdzqb2uh8uaqswck_m_qvy7">
               <w:r>
                 <w:rPr>
                   <w:rFonts w:ascii="Arial" w:cs="Arial" w:eastAsia="Arial" w:hAnsi="Arial"/>
@@ -27740,7 +27740,7 @@
               <w:spacing w:after="10" w:before="0"/>
               <w:ind w:left="120"/>
             </w:pPr>
-            <w:hyperlink w:history="1" r:id="rIdlxs6xejqkyubgrskg-fcw">
+            <w:hyperlink w:history="1" r:id="rIdqmj76jkbj3am3yednc8gu">
               <w:r>
                 <w:rPr>
                   <w:rFonts w:ascii="Arial" w:cs="Arial" w:eastAsia="Arial" w:hAnsi="Arial"/>
@@ -27785,7 +27785,7 @@
               </w:rPr>
               <w:t xml:space="preserve">Each group writes three Claim-Evidence-Reasoning statements on manila paper. Example Claim: 'Subject 1 scores are higher and more tightly clustered than Subject 2 scores.' Evidence: 'mean 80.35 vs 33.85; median 80.5 vs 31.5; range 28 vs 49; IQR </w:t>
             </w:r>
-            <w:del w:id="9177" w:author="Claude (AI) - proposed" w:date="2026-10-15T12:58:33Z">
+            <w:del w:id="9177" w:author="Claude (AI) - proposed" w:date="2026-10-18T00:31:43Z">
               <w:r>
                 <w:rPr>
                   <w:rFonts w:ascii="Arial" w:cs="Arial" w:eastAsia="Arial" w:hAnsi="Arial"/>
@@ -27800,7 +27800,7 @@
                 <w:delText xml:space="preserve">13.5 vs 22.5</w:delText>
               </w:r>
             </w:del>
-            <w:ins w:id="9178" w:author="Claude (AI) - proposed" w:date="2026-10-15T12:58:33Z">
+            <w:ins w:id="9178" w:author="Claude (AI) - proposed" w:date="2026-10-18T00:31:43Z">
               <w:r>
                 <w:rPr>
                   <w:rFonts w:ascii="Arial" w:cs="Arial" w:eastAsia="Arial" w:hAnsi="Arial"/>
@@ -27983,7 +27983,7 @@
             <w:pPr>
               <w:spacing w:after="20" w:before="0"/>
             </w:pPr>
-            <w:hyperlink w:history="1" r:id="rIdvgwbd7rj-sbs0vvtoyoza">
+            <w:hyperlink w:history="1" r:id="rId5rzir5rom21h8tsdk-ye4">
               <w:r>
                 <w:rPr>
                   <w:rFonts w:ascii="Arial" w:cs="Arial" w:eastAsia="Arial" w:hAnsi="Arial"/>
@@ -28016,7 +28016,7 @@
               <w:spacing w:after="10" w:before="0"/>
               <w:ind w:left="120"/>
             </w:pPr>
-            <w:hyperlink w:history="1" r:id="rIdiqqischwrxylzhv62p_zz">
+            <w:hyperlink w:history="1" r:id="rId5chenmxwndx9tybojdqhu">
               <w:r>
                 <w:rPr>
                   <w:rFonts w:ascii="Arial" w:cs="Arial" w:eastAsia="Arial" w:hAnsi="Arial"/>
@@ -28061,7 +28061,7 @@
             <w:pPr>
               <w:spacing w:after="20" w:before="0"/>
             </w:pPr>
-            <w:hyperlink w:history="1" r:id="rIdumq9ndxwhm80ufyivw8o9">
+            <w:hyperlink w:history="1" r:id="rIdeyvihxz0rvoajxi_-o0an">
               <w:r>
                 <w:rPr>
                   <w:rFonts w:ascii="Arial" w:cs="Arial" w:eastAsia="Arial" w:hAnsi="Arial"/>
@@ -28094,7 +28094,7 @@
               <w:spacing w:after="10" w:before="0"/>
               <w:ind w:left="120"/>
             </w:pPr>
-            <w:hyperlink w:history="1" r:id="rIdln7bmdlb074jin0vuvklr">
+            <w:hyperlink w:history="1" r:id="rId4apluoyozm9k4juaxn_sk">
               <w:r>
                 <w:rPr>
                   <w:rFonts w:ascii="Arial" w:cs="Arial" w:eastAsia="Arial" w:hAnsi="Arial"/>
@@ -28172,7 +28172,7 @@
               </w:rPr>
               <w:t xml:space="preserve">Say: 'Look at the DQB. Which of our questions can we now answer with numbers? Which cannot be answered with the data we have?' Give WAIT TIME of 10-15 seconds. Cold-call 4 learners to move a question to 'Answered' and justify it with a number. Ask: 'What new question has today's comparison raised?' Highlight questions about causes and say: 'Those are questions for more data. In Lesson 9 we will decide which data to collect and write our recommendations.' Ensure that each group adds at least one question. Point out the link to </w:t>
             </w:r>
-            <w:del w:id="9179" w:author="Claude (AI) - proposed" w:date="2026-10-15T12:58:33Z">
+            <w:del w:id="9179" w:author="Claude (AI) - proposed" w:date="2026-10-18T00:31:43Z">
               <w:r>
                 <w:rPr>
                   <w:rFonts w:ascii="Arial" w:cs="Arial" w:eastAsia="Arial" w:hAnsi="Arial"/>
@@ -28187,7 +28187,7 @@
                 <w:delText xml:space="preserve">Key Inquiry 2</w:delText>
               </w:r>
             </w:del>
-            <w:ins w:id="9180" w:author="Claude (AI) - proposed" w:date="2026-10-15T12:58:33Z">
+            <w:ins w:id="9180" w:author="Claude (AI) - proposed" w:date="2026-10-18T00:31:43Z">
               <w:r>
                 <w:rPr>
                   <w:rFonts w:ascii="Arial" w:cs="Arial" w:eastAsia="Arial" w:hAnsi="Arial"/>
@@ -28337,7 +28337,7 @@
             <w:pPr>
               <w:spacing w:after="20" w:before="0"/>
             </w:pPr>
-            <w:hyperlink w:history="1" r:id="rId0cje9v4woz_zuo8guovno">
+            <w:hyperlink w:history="1" r:id="rId0slwxfe-1jtbhoc0q2rrc">
               <w:r>
                 <w:rPr>
                   <w:rFonts w:ascii="Arial" w:cs="Arial" w:eastAsia="Arial" w:hAnsi="Arial"/>
@@ -28370,7 +28370,7 @@
               <w:spacing w:after="10" w:before="0"/>
               <w:ind w:left="120"/>
             </w:pPr>
-            <w:hyperlink w:history="1" r:id="rIdepf5yzw5jrd60nn8sjddw">
+            <w:hyperlink w:history="1" r:id="rId_bmdzjdatf4ck78rquytt">
               <w:r>
                 <w:rPr>
                   <w:rFonts w:ascii="Arial" w:cs="Arial" w:eastAsia="Arial" w:hAnsi="Arial"/>
@@ -28415,7 +28415,7 @@
             <w:pPr>
               <w:spacing w:after="20" w:before="0"/>
             </w:pPr>
-            <w:hyperlink w:history="1" r:id="rIdvx_xjig4yl4mvjnn9t-1a">
+            <w:hyperlink w:history="1" r:id="rIdglnbohi8cy0fytjhaikrk">
               <w:r>
                 <w:rPr>
                   <w:rFonts w:ascii="Arial" w:cs="Arial" w:eastAsia="Arial" w:hAnsi="Arial"/>
@@ -28464,7 +28464,7 @@
               <w:spacing w:after="10" w:before="0"/>
               <w:ind w:left="120"/>
             </w:pPr>
-            <w:hyperlink w:history="1" r:id="rId684z7w7iklatvek8cyndo">
+            <w:hyperlink w:history="1" r:id="rIdqft5pfzl8zrvkid0bk-vo">
               <w:r>
                 <w:rPr>
                   <w:rFonts w:ascii="Arial" w:cs="Arial" w:eastAsia="Arial" w:hAnsi="Arial"/>
@@ -28509,7 +28509,7 @@
               </w:rPr>
               <w:t xml:space="preserve">Learners revise their class model, a flow diagram on manila paper titled 'From Raw Scores to Decisions': Raw lists -&gt; Ascending order -&gt; Frequency tables -&gt; Mean, median, mode, range, quartiles -&gt; Histograms, polygons and ogives -&gt; Comparison and interpretation -&gt; Predictions and next steps. In this lesson they add the Interpretation stage with the boxes: 'Compare average (80.35 vs 33.85)', 'Compare spread (range 28 vs 49, IQR 13.</w:t>
             </w:r>
-            <w:del w:id="9181" w:author="Claude (AI) - proposed" w:date="2026-10-15T12:58:33Z">
+            <w:del w:id="9181" w:author="Claude (AI) - proposed" w:date="2026-10-18T00:31:43Z">
               <w:r>
                 <w:rPr>
                   <w:rFonts w:ascii="Arial" w:cs="Arial" w:eastAsia="Arial" w:hAnsi="Arial"/>
@@ -28524,7 +28524,7 @@
                 <w:delText xml:space="preserve">5 vs 22.5</w:delText>
               </w:r>
             </w:del>
-            <w:ins w:id="9182" w:author="Claude (AI) - proposed" w:date="2026-10-15T12:58:33Z">
+            <w:ins w:id="9182" w:author="Claude (AI) - proposed" w:date="2026-10-18T00:31:43Z">
               <w:r>
                 <w:rPr>
                   <w:rFonts w:ascii="Arial" w:cs="Arial" w:eastAsia="Arial" w:hAnsi="Arial"/>
@@ -29032,7 +29032,7 @@
         </w:rPr>
         <w:t xml:space="preserve">© 2026 SeaVuria and ARES. Aligned with KICD objectives. Developed by SeaVuria; technical implementation by ARES (with AI assistance from Claude). Licensed under </w:t>
       </w:r>
-      <w:hyperlink w:history="1" r:id="rIdwxjdb9cbxi6lfb4anghmo">
+      <w:hyperlink w:history="1" r:id="rIdumnnq9cobicyzmao4_mux">
         <w:r>
           <w:rPr>
             <w:rFonts w:ascii="Arial" w:cs="Arial" w:eastAsia="Arial" w:hAnsi="Arial"/>
@@ -29053,7 +29053,7 @@
         </w:rPr>
         <w:t xml:space="preserve"> (</w:t>
       </w:r>
-      <w:hyperlink w:history="1" r:id="rIduldrjusy6oescxi_2aayw">
+      <w:hyperlink w:history="1" r:id="rIdqp4l_act-ohzymy8yomo2">
         <w:r>
           <w:rPr>
             <w:rFonts w:ascii="Arial" w:cs="Arial" w:eastAsia="Arial" w:hAnsi="Arial"/>
@@ -29130,7 +29130,7 @@
               </w:rPr>
               <w:t xml:space="preserve">LESSON 9 (</w:t>
             </w:r>
-            <w:del w:id="9183" w:author="Claude (AI) - proposed" w:date="2026-10-15T12:58:33Z">
+            <w:del w:id="9183" w:author="Claude (AI) - proposed" w:date="2026-10-18T00:31:43Z">
               <w:r>
                 <w:rPr>
                   <w:rFonts w:ascii="Arial" w:cs="Arial" w:eastAsia="Arial" w:hAnsi="Arial"/>
@@ -29145,7 +29145,7 @@
                 <w:delText xml:space="preserve">40 minutes (1 double lesson of 80 minutes if available; core activities fit in 40 minutes</w:delText>
               </w:r>
             </w:del>
-            <w:ins w:id="9184" w:author="Claude (AI) - proposed" w:date="2026-10-15T12:58:33Z">
+            <w:ins w:id="9184" w:author="Claude (AI) - proposed" w:date="2026-10-18T00:31:43Z">
               <w:r>
                 <w:rPr>
                   <w:rFonts w:ascii="Arial" w:cs="Arial" w:eastAsia="Arial" w:hAnsi="Arial"/>
@@ -29413,7 +29413,7 @@
               </w:rPr>
               <w:t xml:space="preserve">Learners will explain, using the </w:t>
             </w:r>
-            <w:del w:id="9185" w:author="Claude (AI) - proposed" w:date="2026-10-15T12:58:33Z">
+            <w:del w:id="9185" w:author="Claude (AI) - proposed" w:date="2026-10-18T00:31:43Z">
               <w:r>
                 <w:rPr>
                   <w:rFonts w:ascii="Arial" w:cs="Arial" w:eastAsia="Arial" w:hAnsi="Arial"/>
@@ -29428,7 +29428,7 @@
                 <w:delText xml:space="preserve">Key Comparison</w:delText>
               </w:r>
             </w:del>
-            <w:ins w:id="9186" w:author="Claude (AI) - proposed" w:date="2026-10-15T12:58:33Z">
+            <w:ins w:id="9186" w:author="Claude (AI) - proposed" w:date="2026-10-18T00:31:43Z">
               <w:r>
                 <w:rPr>
                   <w:rFonts w:ascii="Arial" w:cs="Arial" w:eastAsia="Arial" w:hAnsi="Arial"/>
@@ -29647,10 +29647,10 @@
               <w:spacing w:after="40" w:before="0"/>
               <w:jc w:val="left"/>
               <w:rPr>
-                <w:ins w:id="9188" w:author="Claude (AI) - proposed" w:date="2026-10-15T12:58:33Z"/>
-              </w:rPr>
-            </w:pPr>
-            <w:ins w:id="9187" w:author="Claude (AI) - proposed" w:date="2026-10-15T12:58:33Z">
+                <w:ins w:id="9188" w:author="Claude (AI) - proposed" w:date="2026-10-18T00:31:43Z"/>
+              </w:rPr>
+            </w:pPr>
+            <w:ins w:id="9187" w:author="Claude (AI) - proposed" w:date="2026-10-18T00:31:43Z">
               <w:r>
                 <w:rPr>
                   <w:rFonts w:ascii="Arial" w:cs="Arial" w:eastAsia="Arial" w:hAnsi="Arial"/>
@@ -29672,10 +29672,10 @@
               <w:spacing w:after="40" w:before="0"/>
               <w:jc w:val="left"/>
               <w:rPr>
-                <w:del w:id="9190" w:author="Claude (AI) - proposed" w:date="2026-10-15T12:58:33Z"/>
-              </w:rPr>
-            </w:pPr>
-            <w:del w:id="9189" w:author="Claude (AI) - proposed" w:date="2026-10-15T12:58:33Z">
+                <w:del w:id="9190" w:author="Claude (AI) - proposed" w:date="2026-10-18T00:31:43Z"/>
+              </w:rPr>
+            </w:pPr>
+            <w:del w:id="9189" w:author="Claude (AI) - proposed" w:date="2026-10-18T00:31:43Z">
               <w:r>
                 <w:rPr>
                   <w:rFonts w:ascii="Arial" w:cs="Arial" w:eastAsia="Arial" w:hAnsi="Arial"/>
@@ -29921,7 +29921,7 @@
               </w:rPr>
               <w:t xml:space="preserve">Madam Achieng, the Deputy Principal of the day secondary school in Kisumu, has asked the Grade 10 class for a final report on the two sets of scores of the same 20 learners. Learners revisit the Driving Question Board, collect the evidence gathered across Lessons 1-8, and use it to write recommendations for Mr. Otieno (Subject 1), Mrs. Wanjiku (Subject 2), the learners, and the 16 learners below 50 in Subject 2. They compare their Lesson 1 model (raw and ordered lists, pass/fail only) with a final model (tables, measures, graphs and interpretation), complete the DQB, and write a Final Explanation of why collecting, organising and interpreting data leads to effective decisions. Throughout, reasons for the score difference are treated as hypotheses to investigate (test difficulty, teaching method, revision time are unknown), not facts.</w:t>
             </w:r>
-            <w:ins w:id="9191" w:author="Claude (AI) - proposed" w:date="2026-10-15T12:58:33Z">
+            <w:ins w:id="9191" w:author="Claude (AI) - proposed" w:date="2026-10-18T00:31:43Z">
               <w:r>
                 <w:rPr>
                   <w:rFonts w:ascii="Arial" w:cs="Arial" w:eastAsia="Arial" w:hAnsi="Arial"/>
@@ -30224,7 +30224,7 @@
             <w:pPr>
               <w:spacing w:after="20" w:before="0"/>
             </w:pPr>
-            <w:hyperlink w:history="1" r:id="rIdy3py8vjx2ghtlo3jbo8kj">
+            <w:hyperlink w:history="1" r:id="rIdyqczves9ymy5xvebu_3n2">
               <w:r>
                 <w:rPr>
                   <w:rFonts w:ascii="Arial" w:cs="Arial" w:eastAsia="Arial" w:hAnsi="Arial"/>
@@ -30257,7 +30257,7 @@
               <w:spacing w:after="10" w:before="0"/>
               <w:ind w:left="120"/>
             </w:pPr>
-            <w:hyperlink w:history="1" r:id="rIdmsogsdclsfhn-6hkq2tgt">
+            <w:hyperlink w:history="1" r:id="rIdqvn8wmxjt2lffgdp-q8xw">
               <w:r>
                 <w:rPr>
                   <w:rFonts w:ascii="Arial" w:cs="Arial" w:eastAsia="Arial" w:hAnsi="Arial"/>
@@ -30302,7 +30302,7 @@
             <w:pPr>
               <w:spacing w:after="20" w:before="0"/>
             </w:pPr>
-            <w:hyperlink w:history="1" r:id="rIdu9m6fsotigih1g0dqdo6q">
+            <w:hyperlink w:history="1" r:id="rIdv6dwaipxmcl3jecrdyrat">
               <w:r>
                 <w:rPr>
                   <w:rFonts w:ascii="Arial" w:cs="Arial" w:eastAsia="Arial" w:hAnsi="Arial"/>
@@ -30335,7 +30335,7 @@
               <w:spacing w:after="10" w:before="0"/>
               <w:ind w:left="120"/>
             </w:pPr>
-            <w:hyperlink w:history="1" r:id="rIdbdiccqbojxgwf9my9zfqr">
+            <w:hyperlink w:history="1" r:id="rIdfij9jizlzpxlaimro2ag2">
               <w:r>
                 <w:rPr>
                   <w:rFonts w:ascii="Arial" w:cs="Arial" w:eastAsia="Arial" w:hAnsi="Arial"/>
@@ -30535,7 +30535,7 @@
             <w:pPr>
               <w:spacing w:after="20" w:before="0"/>
             </w:pPr>
-            <w:hyperlink w:history="1" r:id="rIdze4vvci91o8ldxi-588q1">
+            <w:hyperlink w:history="1" r:id="rIdfndzmk-c26smdevww_1yt">
               <w:r>
                 <w:rPr>
                   <w:rFonts w:ascii="Arial" w:cs="Arial" w:eastAsia="Arial" w:hAnsi="Arial"/>
@@ -30568,7 +30568,7 @@
               <w:spacing w:after="10" w:before="0"/>
               <w:ind w:left="120"/>
             </w:pPr>
-            <w:hyperlink w:history="1" r:id="rIdlkzb32usikbvnhaqo6jnn">
+            <w:hyperlink w:history="1" r:id="rIde6hpldcrum0prvdx8vudy">
               <w:r>
                 <w:rPr>
                   <w:rFonts w:ascii="Arial" w:cs="Arial" w:eastAsia="Arial" w:hAnsi="Arial"/>
@@ -30613,7 +30613,7 @@
             <w:pPr>
               <w:spacing w:after="20" w:before="0"/>
             </w:pPr>
-            <w:hyperlink w:history="1" r:id="rId5zr_q4nnh1cdy-uksujdh">
+            <w:hyperlink w:history="1" r:id="rIdwkjnoec8gfaifth07i7wq">
               <w:r>
                 <w:rPr>
                   <w:rFonts w:ascii="Arial" w:cs="Arial" w:eastAsia="Arial" w:hAnsi="Arial"/>
@@ -30646,7 +30646,7 @@
               <w:spacing w:after="10" w:before="0"/>
               <w:ind w:left="120"/>
             </w:pPr>
-            <w:hyperlink w:history="1" r:id="rIdkriu8-egtkpk8fjusx5sm">
+            <w:hyperlink w:history="1" r:id="rIdhzrigthyxlgclbul76lyf">
               <w:r>
                 <w:rPr>
                   <w:rFonts w:ascii="Arial" w:cs="Arial" w:eastAsia="Arial" w:hAnsi="Arial"/>
@@ -30691,7 +30691,7 @@
               </w:rPr>
               <w:t xml:space="preserve">In groups of 4, learners lay out the evidence 'portfolio' they have built over Lessons 1-8: the ordered lists and pass/fail counts (Lesson 1), the frequency tables (Lessons 2-3), the means, medians and modes (Lessons 4-5), the histograms and frequency polygons (Lesson 6) and the ogives and quartiles (Lesson 7). They fill in an Evidence Summary Table on manila paper with these rows for Subject 1 and Subject 2: mean (80.35 / 33.85), median (80.5 / 31.5), mode (none / 32 and 60), range (28 / 49), IQR (</w:t>
             </w:r>
-            <w:del w:id="9192" w:author="Claude (AI) - proposed" w:date="2026-10-15T12:58:33Z">
+            <w:del w:id="9192" w:author="Claude (AI) - proposed" w:date="2026-10-18T00:31:43Z">
               <w:r>
                 <w:rPr>
                   <w:rFonts w:ascii="Arial" w:cs="Arial" w:eastAsia="Arial" w:hAnsi="Arial"/>
@@ -30706,7 +30706,7 @@
                 <w:delText xml:space="preserve">13.5 / 22.5</w:delText>
               </w:r>
             </w:del>
-            <w:ins w:id="9193" w:author="Claude (AI) - proposed" w:date="2026-10-15T12:58:33Z">
+            <w:ins w:id="9193" w:author="Claude (AI) - proposed" w:date="2026-10-18T00:31:43Z">
               <w:r>
                 <w:rPr>
                   <w:rFonts w:ascii="Arial" w:cs="Arial" w:eastAsia="Arial" w:hAnsi="Arial"/>
@@ -30767,7 +30767,7 @@
               </w:rPr>
               <w:t xml:space="preserve">Say: 'Open your portfolios. Your job is to gather the evidence, not to decide yet. Every number you write in your Evidence Summary Table must have a source: which table or graph did it come from?' Circulate with a checklist; ask each group: 'Show me where the 31.5 comes from.' and 'Where on your histogram do you see the spread of 49?' WAIT TIME: 10 seconds after each question before prompting. Cold-call 3 groups to read one row each of their table aloud while the class checks against the </w:t>
             </w:r>
-            <w:del w:id="9194" w:author="Claude (AI) - proposed" w:date="2026-10-15T12:58:33Z">
+            <w:del w:id="9194" w:author="Claude (AI) - proposed" w:date="2026-10-18T00:31:43Z">
               <w:r>
                 <w:rPr>
                   <w:rFonts w:ascii="Arial" w:cs="Arial" w:eastAsia="Arial" w:hAnsi="Arial"/>
@@ -30782,7 +30782,7 @@
                 <w:delText xml:space="preserve">Key Comparison</w:delText>
               </w:r>
             </w:del>
-            <w:ins w:id="9195" w:author="Claude (AI) - proposed" w:date="2026-10-15T12:58:33Z">
+            <w:ins w:id="9195" w:author="Claude (AI) - proposed" w:date="2026-10-18T00:31:43Z">
               <w:r>
                 <w:rPr>
                   <w:rFonts w:ascii="Arial" w:cs="Arial" w:eastAsia="Arial" w:hAnsi="Arial"/>
@@ -30932,7 +30932,7 @@
             <w:pPr>
               <w:spacing w:after="20" w:before="0"/>
             </w:pPr>
-            <w:hyperlink w:history="1" r:id="rIdobcdypjkdt_jx3sxakkdw">
+            <w:hyperlink w:history="1" r:id="rIdjj-krzmzbf8ujetexyl-r">
               <w:r>
                 <w:rPr>
                   <w:rFonts w:ascii="Arial" w:cs="Arial" w:eastAsia="Arial" w:hAnsi="Arial"/>
@@ -30965,7 +30965,7 @@
               <w:spacing w:after="10" w:before="0"/>
               <w:ind w:left="120"/>
             </w:pPr>
-            <w:hyperlink w:history="1" r:id="rIdcl0qvyvo0omisnumkf8sr">
+            <w:hyperlink w:history="1" r:id="rIdfiznlgiaxxs0ki0_0uh7r">
               <w:r>
                 <w:rPr>
                   <w:rFonts w:ascii="Arial" w:cs="Arial" w:eastAsia="Arial" w:hAnsi="Arial"/>
@@ -31010,7 +31010,7 @@
             <w:pPr>
               <w:spacing w:after="20" w:before="0"/>
             </w:pPr>
-            <w:hyperlink w:history="1" r:id="rIdo5uidvp9kzcgrva3vc7wg">
+            <w:hyperlink w:history="1" r:id="rIddo2xnipb0htm8mkxdumcx">
               <w:r>
                 <w:rPr>
                   <w:rFonts w:ascii="Arial" w:cs="Arial" w:eastAsia="Arial" w:hAnsi="Arial"/>
@@ -31059,7 +31059,7 @@
               <w:spacing w:after="10" w:before="0"/>
               <w:ind w:left="120"/>
             </w:pPr>
-            <w:hyperlink w:history="1" r:id="rIdxdg5h-lh6vgu-dmrpupfy">
+            <w:hyperlink w:history="1" r:id="rIdnkkautapfw6kpix6jcmp1">
               <w:r>
                 <w:rPr>
                   <w:rFonts w:ascii="Arial" w:cs="Arial" w:eastAsia="Arial" w:hAnsi="Arial"/>
@@ -31203,7 +31203,7 @@
               </w:rPr>
               <w:t xml:space="preserve">Observable indicators: each recommendation cites at least two correct figures from the </w:t>
             </w:r>
-            <w:del w:id="9196" w:author="Claude (AI) - proposed" w:date="2026-10-15T12:58:33Z">
+            <w:del w:id="9196" w:author="Claude (AI) - proposed" w:date="2026-10-18T00:31:43Z">
               <w:r>
                 <w:rPr>
                   <w:rFonts w:ascii="Arial" w:cs="Arial" w:eastAsia="Arial" w:hAnsi="Arial"/>
@@ -31218,7 +31218,7 @@
                 <w:delText xml:space="preserve">Key Comparison</w:delText>
               </w:r>
             </w:del>
-            <w:ins w:id="9197" w:author="Claude (AI) - proposed" w:date="2026-10-15T12:58:33Z">
+            <w:ins w:id="9197" w:author="Claude (AI) - proposed" w:date="2026-10-18T00:31:43Z">
               <w:r>
                 <w:rPr>
                   <w:rFonts w:ascii="Arial" w:cs="Arial" w:eastAsia="Arial" w:hAnsi="Arial"/>
@@ -31302,7 +31302,7 @@
             <w:pPr>
               <w:spacing w:after="20" w:before="0"/>
             </w:pPr>
-            <w:hyperlink w:history="1" r:id="rIdnk3zrxheehaaa9p7wyywr">
+            <w:hyperlink w:history="1" r:id="rId0cra5ywo82ngwkijzlakx">
               <w:r>
                 <w:rPr>
                   <w:rFonts w:ascii="Arial" w:cs="Arial" w:eastAsia="Arial" w:hAnsi="Arial"/>
@@ -31335,7 +31335,7 @@
               <w:spacing w:after="10" w:before="0"/>
               <w:ind w:left="120"/>
             </w:pPr>
-            <w:hyperlink w:history="1" r:id="rIdzct1_izm1yy1ah56qvxcv">
+            <w:hyperlink w:history="1" r:id="rId8ab7kqsewo789r7qidxxe">
               <w:r>
                 <w:rPr>
                   <w:rFonts w:ascii="Arial" w:cs="Arial" w:eastAsia="Arial" w:hAnsi="Arial"/>
@@ -31380,7 +31380,7 @@
             <w:pPr>
               <w:spacing w:after="20" w:before="0"/>
             </w:pPr>
-            <w:hyperlink w:history="1" r:id="rIdaqk9tilpmjrsxhuiuaj7i">
+            <w:hyperlink w:history="1" r:id="rIdst60cnnzhvhrelsocgfk1">
               <w:r>
                 <w:rPr>
                   <w:rFonts w:ascii="Arial" w:cs="Arial" w:eastAsia="Arial" w:hAnsi="Arial"/>
@@ -31429,7 +31429,7 @@
               <w:spacing w:after="10" w:before="0"/>
               <w:ind w:left="120"/>
             </w:pPr>
-            <w:hyperlink w:history="1" r:id="rIdaam2mc42ulvz5bxzqvrzd">
+            <w:hyperlink w:history="1" r:id="rIdmllmmh68maxa-oeicrdnw">
               <w:r>
                 <w:rPr>
                   <w:rFonts w:ascii="Arial" w:cs="Arial" w:eastAsia="Arial" w:hAnsi="Arial"/>
@@ -31474,7 +31474,7 @@
               </w:rPr>
               <w:t xml:space="preserve">Learners revisit the Driving Question Board and the question: 'How can you use the two sets of data to predict the learners' and the teachers' next steps?' In groups they sort the DQB questions generated across the unit (for example 'Why are the raw lists hard to read?', 'How can we show spread?', 'Which average should we trust?', 'Why did the same learners score differently?') into three columns: Answered by our data, Partly answered, Needs more data. Each group moves two question cards and justifies the move with a piece of evidence (for example 'How can we show spread?' is answered by range 28 versus 49, </w:t>
             </w:r>
-            <w:ins w:id="9198" w:author="Claude (AI) - proposed" w:date="2026-10-15T12:58:33Z">
+            <w:ins w:id="9198" w:author="Claude (AI) - proposed" w:date="2026-10-18T00:31:43Z">
               <w:r>
                 <w:rPr>
                   <w:rFonts w:ascii="Arial" w:cs="Arial" w:eastAsia="Arial" w:hAnsi="Arial"/>
@@ -31502,7 +31502,7 @@
               </w:rPr>
               <w:t xml:space="preserve">IQR 13.</w:t>
             </w:r>
-            <w:del w:id="9199" w:author="Claude (AI) - proposed" w:date="2026-10-15T12:58:33Z">
+            <w:del w:id="9199" w:author="Claude (AI) - proposed" w:date="2026-10-18T00:31:43Z">
               <w:r>
                 <w:rPr>
                   <w:rFonts w:ascii="Arial" w:cs="Arial" w:eastAsia="Arial" w:hAnsi="Arial"/>
@@ -31517,7 +31517,7 @@
                 <w:delText xml:space="preserve">5 versus 22.5</w:delText>
               </w:r>
             </w:del>
-            <w:ins w:id="9200" w:author="Claude (AI) - proposed" w:date="2026-10-15T12:58:33Z">
+            <w:ins w:id="9200" w:author="Claude (AI) - proposed" w:date="2026-10-18T00:31:43Z">
               <w:r>
                 <w:rPr>
                   <w:rFonts w:ascii="Arial" w:cs="Arial" w:eastAsia="Arial" w:hAnsi="Arial"/>
@@ -31611,7 +31611,7 @@
               </w:rPr>
               <w:t xml:space="preserve">Driving Question Board sorting (tracking growing understanding): Moving questions between columns with evidence makes progress visible, shows learners which questions data can answer and which require further collection, and links the </w:t>
             </w:r>
-            <w:del w:id="9201" w:author="Claude (AI) - proposed" w:date="2026-10-15T12:58:33Z">
+            <w:del w:id="9201" w:author="Claude (AI) - proposed" w:date="2026-10-18T00:31:43Z">
               <w:r>
                 <w:rPr>
                   <w:rFonts w:ascii="Arial" w:cs="Arial" w:eastAsia="Arial" w:hAnsi="Arial"/>
@@ -31626,7 +31626,7 @@
                 <w:delText xml:space="preserve">two</w:delText>
               </w:r>
             </w:del>
-            <w:ins w:id="9202" w:author="Claude (AI) - proposed" w:date="2026-10-15T12:58:33Z">
+            <w:ins w:id="9202" w:author="Claude (AI) - proposed" w:date="2026-10-18T00:31:43Z">
               <w:r>
                 <w:rPr>
                   <w:rFonts w:ascii="Arial" w:cs="Arial" w:eastAsia="Arial" w:hAnsi="Arial"/>
@@ -31743,7 +31743,7 @@
             <w:pPr>
               <w:spacing w:after="20" w:before="0"/>
             </w:pPr>
-            <w:hyperlink w:history="1" r:id="rIdztf9kwic4zsjm6jzlyzab">
+            <w:hyperlink w:history="1" r:id="rIde9bkzqplhrfkfbdr6fdji">
               <w:r>
                 <w:rPr>
                   <w:rFonts w:ascii="Arial" w:cs="Arial" w:eastAsia="Arial" w:hAnsi="Arial"/>
@@ -31792,7 +31792,7 @@
               <w:spacing w:after="10" w:before="0"/>
               <w:ind w:left="120"/>
             </w:pPr>
-            <w:hyperlink w:history="1" r:id="rIduids1nb-ubrwue-6_8uw0">
+            <w:hyperlink w:history="1" r:id="rIduxvzboc2mll9oqcswv9nb">
               <w:r>
                 <w:rPr>
                   <w:rFonts w:ascii="Arial" w:cs="Arial" w:eastAsia="Arial" w:hAnsi="Arial"/>
@@ -31837,7 +31837,7 @@
             <w:pPr>
               <w:spacing w:after="20" w:before="0"/>
             </w:pPr>
-            <w:hyperlink w:history="1" r:id="rIdoordvgnzixc4dprzggvqy">
+            <w:hyperlink w:history="1" r:id="rIdwywgd-rrbn39fjxsp10bz">
               <w:r>
                 <w:rPr>
                   <w:rFonts w:ascii="Arial" w:cs="Arial" w:eastAsia="Arial" w:hAnsi="Arial"/>
@@ -31886,7 +31886,7 @@
               <w:spacing w:after="10" w:before="0"/>
               <w:ind w:left="120"/>
             </w:pPr>
-            <w:hyperlink w:history="1" r:id="rIddqdf2vvkewu2evsaw9fkh">
+            <w:hyperlink w:history="1" r:id="rIdud-r6jgb2lyn9dyo4p8-c">
               <w:r>
                 <w:rPr>
                   <w:rFonts w:ascii="Arial" w:cs="Arial" w:eastAsia="Arial" w:hAnsi="Arial"/>
@@ -31931,7 +31931,7 @@
               </w:rPr>
               <w:t xml:space="preserve">Learners take out their Lesson 1 model (a sketch or short note showing the raw and ordered lists, who passed or failed, and the questions about patterns, spread and action needed). On a fresh half of manila paper they build a Final Model as a flow diagram: Collect (the 20 scores in each subject) → Organise (ascending order, frequency tables with class width 10, cumulative frequency) → Summarise (mean, median, mode, range, quartiles) → Graph (histogram, frequency polygon, ogive) → Interpret (Subject 1 high and clustered; Subject 2 low and spread out; same learners, so differences are between subjects) → Decide (recommendations per subject) → Collect more data (second test, topic-by-topic marks). Beside the model, learners complete a comparison table: 'Lesson 1 model: what we could see / could not see' versus 'Final model: what we can see now'. They then write the Final Explanation in 5-6 sentences answering </w:t>
             </w:r>
-            <w:del w:id="9203" w:author="Claude (AI) - proposed" w:date="2026-10-15T12:58:33Z">
+            <w:del w:id="9203" w:author="Claude (AI) - proposed" w:date="2026-10-18T00:31:43Z">
               <w:r>
                 <w:rPr>
                   <w:rFonts w:ascii="Arial" w:cs="Arial" w:eastAsia="Arial" w:hAnsi="Arial"/>
@@ -31946,7 +31946,7 @@
                 <w:delText xml:space="preserve">the second key inquiry question</w:delText>
               </w:r>
             </w:del>
-            <w:ins w:id="9204" w:author="Claude (AI) - proposed" w:date="2026-10-15T12:58:33Z">
+            <w:ins w:id="9204" w:author="Claude (AI) - proposed" w:date="2026-10-18T00:31:43Z">
               <w:r>
                 <w:rPr>
                   <w:rFonts w:ascii="Arial" w:cs="Arial" w:eastAsia="Arial" w:hAnsi="Arial"/>
@@ -31974,7 +31974,7 @@
               </w:rPr>
               <w:t xml:space="preserve">: 'Why is it important to collect, organise and interpret data in making decisions?' using at least three numbers from the </w:t>
             </w:r>
-            <w:del w:id="9205" w:author="Claude (AI) - proposed" w:date="2026-10-15T12:58:33Z">
+            <w:del w:id="9205" w:author="Claude (AI) - proposed" w:date="2026-10-18T00:31:43Z">
               <w:r>
                 <w:rPr>
                   <w:rFonts w:ascii="Arial" w:cs="Arial" w:eastAsia="Arial" w:hAnsi="Arial"/>
@@ -31989,7 +31989,7 @@
                 <w:delText xml:space="preserve">Key Comparison</w:delText>
               </w:r>
             </w:del>
-            <w:ins w:id="9206" w:author="Claude (AI) - proposed" w:date="2026-10-15T12:58:33Z">
+            <w:ins w:id="9206" w:author="Claude (AI) - proposed" w:date="2026-10-18T00:31:43Z">
               <w:r>
                 <w:rPr>
                   <w:rFonts w:ascii="Arial" w:cs="Arial" w:eastAsia="Arial" w:hAnsi="Arial"/>
@@ -32497,7 +32497,7 @@
         </w:rPr>
         <w:t xml:space="preserve">© 2026 SeaVuria and ARES. Aligned with KICD objectives. Developed by SeaVuria; technical implementation by ARES (with AI assistance from Claude). Licensed under </w:t>
       </w:r>
-      <w:hyperlink w:history="1" r:id="rIdgiv8o63ov0gfcwnl9qaxv">
+      <w:hyperlink w:history="1" r:id="rIdyffyfmu1pq01w12qsbsrc">
         <w:r>
           <w:rPr>
             <w:rFonts w:ascii="Arial" w:cs="Arial" w:eastAsia="Arial" w:hAnsi="Arial"/>
@@ -32518,7 +32518,7 @@
         </w:rPr>
         <w:t xml:space="preserve"> (</w:t>
       </w:r>
-      <w:hyperlink w:history="1" r:id="rIdr5uc1bjta3citaxehnka9">
+      <w:hyperlink w:history="1" r:id="rIdc0yzifiok3pzbxoccifdz">
         <w:r>
           <w:rPr>
             <w:rFonts w:ascii="Arial" w:cs="Arial" w:eastAsia="Arial" w:hAnsi="Arial"/>
